--- a/docs/Lab01/RequirementsMyDrinkShop_2.0.docx
+++ b/docs/Lab01/RequirementsMyDrinkShop_2.0.docx
@@ -1,6 +1,6 @@
 
 <file path=word/document.xml><?xml version="1.0" encoding="utf-8"?>
-<w:document xmlns:wpc="http://schemas.microsoft.com/office/word/2010/wordprocessingCanvas" xmlns:cx="http://schemas.microsoft.com/office/drawing/2014/chartex" xmlns:cx1="http://schemas.microsoft.com/office/drawing/2015/9/8/chartex" xmlns:cx2="http://schemas.microsoft.com/office/drawing/2015/10/21/chartex" xmlns:cx3="http://schemas.microsoft.com/office/drawing/2016/5/9/chartex" xmlns:cx4="http://schemas.microsoft.com/office/drawing/2016/5/10/chartex" xmlns:cx5="http://schemas.microsoft.com/office/drawing/2016/5/11/chartex" xmlns:cx6="http://schemas.microsoft.com/office/drawing/2016/5/12/chartex" xmlns:cx7="http://schemas.microsoft.com/office/drawing/2016/5/13/chartex" xmlns:cx8="http://schemas.microsoft.com/office/drawing/2016/5/14/chartex" xmlns:mc="http://schemas.openxmlformats.org/markup-compatibility/2006" xmlns:aink="http://schemas.microsoft.com/office/drawing/2016/ink" xmlns:am3d="http://schemas.microsoft.com/office/drawing/2017/model3d" xmlns:o="urn:schemas-microsoft-com:office:office" xmlns:oel="http://schemas.microsoft.com/office/2019/extlst" xmlns:r="http://schemas.openxmlformats.org/officeDocument/2006/relationships" xmlns:m="http://schemas.openxmlformats.org/officeDocument/2006/math" xmlns:v="urn:schemas-microsoft-com:vml" xmlns:wp14="http://schemas.microsoft.com/office/word/2010/wordprocessingDrawing" xmlns:wp="http://schemas.openxmlformats.org/drawingml/2006/wordprocessingDrawing" xmlns:w10="urn:schemas-microsoft-com:office:word" xmlns:w="http://schemas.openxmlformats.org/wordprocessingml/2006/main" xmlns:w14="http://schemas.microsoft.com/office/word/2010/wordml" xmlns:w15="http://schemas.microsoft.com/office/word/2012/wordml" xmlns:w16cex="http://schemas.microsoft.com/office/word/2018/wordml/cex" xmlns:w16cid="http://schemas.microsoft.com/office/word/2016/wordml/cid" xmlns:w16="http://schemas.microsoft.com/office/word/2018/wordml" xmlns:w16du="http://schemas.microsoft.com/office/word/2023/wordml/word16du" xmlns:w16sdtdh="http://schemas.microsoft.com/office/word/2020/wordml/sdtdatahash" xmlns:w16sdtfl="http://schemas.microsoft.com/office/word/2024/wordml/sdtformatlock" xmlns:w16se="http://schemas.microsoft.com/office/word/2015/wordml/symex" xmlns:wpg="http://schemas.microsoft.com/office/word/2010/wordprocessingGroup" xmlns:wpi="http://schemas.microsoft.com/office/word/2010/wordprocessingInk" xmlns:wne="http://schemas.microsoft.com/office/word/2006/wordml" xmlns:wps="http://schemas.microsoft.com/office/word/2010/wordprocessingShape" mc:Ignorable="w14 w15 w16se w16cid w16 w16cex w16sdtdh w16sdtfl w16du wp14">
+<w:document xmlns:wpc="http://schemas.microsoft.com/office/word/2010/wordprocessingCanvas" xmlns:cx="http://schemas.microsoft.com/office/drawing/2014/chartex" xmlns:mc="http://schemas.openxmlformats.org/markup-compatibility/2006" xmlns:o="urn:schemas-microsoft-com:office:office" xmlns:r="http://schemas.openxmlformats.org/officeDocument/2006/relationships" xmlns:m="http://schemas.openxmlformats.org/officeDocument/2006/math" xmlns:v="urn:schemas-microsoft-com:vml" xmlns:wp14="http://schemas.microsoft.com/office/word/2010/wordprocessingDrawing" xmlns:wp="http://schemas.openxmlformats.org/drawingml/2006/wordprocessingDrawing" xmlns:w10="urn:schemas-microsoft-com:office:word" xmlns:w="http://schemas.openxmlformats.org/wordprocessingml/2006/main" xmlns:w14="http://schemas.microsoft.com/office/word/2010/wordml" xmlns:w15="http://schemas.microsoft.com/office/word/2012/wordml" xmlns:w16se="http://schemas.microsoft.com/office/word/2015/wordml/symex" xmlns:wpg="http://schemas.microsoft.com/office/word/2010/wordprocessingGroup" xmlns:wpi="http://schemas.microsoft.com/office/word/2010/wordprocessingInk" xmlns:wne="http://schemas.microsoft.com/office/word/2006/wordml" xmlns:wps="http://schemas.microsoft.com/office/word/2010/wordprocessingShape" mc:Ignorable="w14 w15 w16se wp14">
   <w:body>
     <w:p>
       <w:pPr>
@@ -19,7 +19,6 @@
           <w:bCs/>
         </w:rPr>
       </w:pPr>
-      <w:proofErr w:type="spellStart"/>
       <w:r>
         <w:rPr>
           <w:rFonts w:cstheme="minorHAnsi"/>
@@ -28,7 +27,6 @@
         </w:rPr>
         <w:t>MyDrinkShop</w:t>
       </w:r>
-      <w:proofErr w:type="spellEnd"/>
     </w:p>
     <w:p>
       <w:pPr>
@@ -47,105 +45,7 @@
         <w:rPr>
           <w:rFonts w:cstheme="minorHAnsi"/>
         </w:rPr>
-        <w:t xml:space="preserve">Se cere </w:t>
-      </w:r>
-      <w:proofErr w:type="spellStart"/>
-      <w:r>
-        <w:rPr>
-          <w:rFonts w:cstheme="minorHAnsi"/>
-        </w:rPr>
-        <w:t>realizarea</w:t>
-      </w:r>
-      <w:proofErr w:type="spellEnd"/>
-      <w:r>
-        <w:rPr>
-          <w:rFonts w:cstheme="minorHAnsi"/>
-        </w:rPr>
-        <w:t xml:space="preserve"> </w:t>
-      </w:r>
-      <w:proofErr w:type="spellStart"/>
-      <w:r>
-        <w:rPr>
-          <w:rFonts w:cstheme="minorHAnsi"/>
-        </w:rPr>
-        <w:t>unei</w:t>
-      </w:r>
-      <w:proofErr w:type="spellEnd"/>
-      <w:r>
-        <w:rPr>
-          <w:rFonts w:cstheme="minorHAnsi"/>
-        </w:rPr>
-        <w:t xml:space="preserve"> </w:t>
-      </w:r>
-      <w:proofErr w:type="spellStart"/>
-      <w:r>
-        <w:rPr>
-          <w:rFonts w:cstheme="minorHAnsi"/>
-        </w:rPr>
-        <w:t>aplicații</w:t>
-      </w:r>
-      <w:proofErr w:type="spellEnd"/>
-      <w:r>
-        <w:rPr>
-          <w:rFonts w:cstheme="minorHAnsi"/>
-        </w:rPr>
-        <w:t xml:space="preserve"> software </w:t>
-      </w:r>
-      <w:proofErr w:type="spellStart"/>
-      <w:r>
-        <w:rPr>
-          <w:rFonts w:cstheme="minorHAnsi"/>
-        </w:rPr>
-        <w:t>pentru</w:t>
-      </w:r>
-      <w:proofErr w:type="spellEnd"/>
-      <w:r>
-        <w:rPr>
-          <w:rFonts w:cstheme="minorHAnsi"/>
-        </w:rPr>
-        <w:t xml:space="preserve"> </w:t>
-      </w:r>
-      <w:proofErr w:type="spellStart"/>
-      <w:r>
-        <w:rPr>
-          <w:rFonts w:cstheme="minorHAnsi"/>
-        </w:rPr>
-        <w:t>gestionarea</w:t>
-      </w:r>
-      <w:proofErr w:type="spellEnd"/>
-      <w:r>
-        <w:rPr>
-          <w:rFonts w:cstheme="minorHAnsi"/>
-        </w:rPr>
-        <w:t xml:space="preserve"> </w:t>
-      </w:r>
-      <w:proofErr w:type="spellStart"/>
-      <w:r>
-        <w:rPr>
-          <w:rFonts w:cstheme="minorHAnsi"/>
-        </w:rPr>
-        <w:t>activității</w:t>
-      </w:r>
-      <w:proofErr w:type="spellEnd"/>
-      <w:r>
-        <w:rPr>
-          <w:rFonts w:cstheme="minorHAnsi"/>
-        </w:rPr>
-        <w:t xml:space="preserve"> </w:t>
-      </w:r>
-      <w:proofErr w:type="spellStart"/>
-      <w:r>
-        <w:rPr>
-          <w:rFonts w:cstheme="minorHAnsi"/>
-        </w:rPr>
-        <w:t>unui</w:t>
-      </w:r>
-      <w:proofErr w:type="spellEnd"/>
-      <w:r>
-        <w:rPr>
-          <w:rFonts w:cstheme="minorHAnsi"/>
-        </w:rPr>
-        <w:t xml:space="preserve"> </w:t>
+        <w:t xml:space="preserve">Se cere realizarea unei aplicații software pentru gestionarea activității unui </w:t>
       </w:r>
       <w:r>
         <w:rPr>
@@ -157,203 +57,7 @@
         <w:rPr>
           <w:rFonts w:cstheme="minorHAnsi"/>
         </w:rPr>
-        <w:t xml:space="preserve"> shop, care </w:t>
-      </w:r>
-      <w:proofErr w:type="spellStart"/>
-      <w:r>
-        <w:rPr>
-          <w:rFonts w:cstheme="minorHAnsi"/>
-        </w:rPr>
-        <w:t>să</w:t>
-      </w:r>
-      <w:proofErr w:type="spellEnd"/>
-      <w:r>
-        <w:rPr>
-          <w:rFonts w:cstheme="minorHAnsi"/>
-        </w:rPr>
-        <w:t xml:space="preserve"> </w:t>
-      </w:r>
-      <w:proofErr w:type="spellStart"/>
-      <w:r>
-        <w:rPr>
-          <w:rFonts w:cstheme="minorHAnsi"/>
-        </w:rPr>
-        <w:t>permită</w:t>
-      </w:r>
-      <w:proofErr w:type="spellEnd"/>
-      <w:r>
-        <w:rPr>
-          <w:rFonts w:cstheme="minorHAnsi"/>
-        </w:rPr>
-        <w:t xml:space="preserve"> </w:t>
-      </w:r>
-      <w:proofErr w:type="spellStart"/>
-      <w:r>
-        <w:rPr>
-          <w:rFonts w:cstheme="minorHAnsi"/>
-        </w:rPr>
-        <w:t>administrarea</w:t>
-      </w:r>
-      <w:proofErr w:type="spellEnd"/>
-      <w:r>
-        <w:rPr>
-          <w:rFonts w:cstheme="minorHAnsi"/>
-        </w:rPr>
-        <w:t xml:space="preserve"> </w:t>
-      </w:r>
-      <w:proofErr w:type="spellStart"/>
-      <w:r>
-        <w:rPr>
-          <w:rFonts w:cstheme="minorHAnsi"/>
-        </w:rPr>
-        <w:t>produselor</w:t>
-      </w:r>
-      <w:proofErr w:type="spellEnd"/>
-      <w:r>
-        <w:rPr>
-          <w:rFonts w:cstheme="minorHAnsi"/>
-        </w:rPr>
-        <w:t xml:space="preserve"> </w:t>
-      </w:r>
-      <w:proofErr w:type="spellStart"/>
-      <w:r>
-        <w:rPr>
-          <w:rFonts w:cstheme="minorHAnsi"/>
-        </w:rPr>
-        <w:t>vândute</w:t>
-      </w:r>
-      <w:proofErr w:type="spellEnd"/>
-      <w:r>
-        <w:rPr>
-          <w:rFonts w:cstheme="minorHAnsi"/>
-        </w:rPr>
-        <w:t xml:space="preserve"> (</w:t>
-      </w:r>
-      <w:proofErr w:type="spellStart"/>
-      <w:r>
-        <w:rPr>
-          <w:rFonts w:cstheme="minorHAnsi"/>
-        </w:rPr>
-        <w:t>băuturi</w:t>
-      </w:r>
-      <w:proofErr w:type="spellEnd"/>
-      <w:r>
-        <w:rPr>
-          <w:rFonts w:cstheme="minorHAnsi"/>
-        </w:rPr>
-        <w:t xml:space="preserve">), a </w:t>
-      </w:r>
-      <w:proofErr w:type="spellStart"/>
-      <w:r>
-        <w:rPr>
-          <w:rFonts w:cstheme="minorHAnsi"/>
-        </w:rPr>
-        <w:t>ingredientelor</w:t>
-      </w:r>
-      <w:proofErr w:type="spellEnd"/>
-      <w:r>
-        <w:rPr>
-          <w:rFonts w:cstheme="minorHAnsi"/>
-        </w:rPr>
-        <w:t xml:space="preserve"> </w:t>
-      </w:r>
-      <w:proofErr w:type="spellStart"/>
-      <w:r>
-        <w:rPr>
-          <w:rFonts w:cstheme="minorHAnsi"/>
-        </w:rPr>
-        <w:t>utilizate</w:t>
-      </w:r>
-      <w:proofErr w:type="spellEnd"/>
-      <w:r>
-        <w:rPr>
-          <w:rFonts w:cstheme="minorHAnsi"/>
-        </w:rPr>
-        <w:t xml:space="preserve">, a </w:t>
-      </w:r>
-      <w:proofErr w:type="spellStart"/>
-      <w:r>
-        <w:rPr>
-          <w:rFonts w:cstheme="minorHAnsi"/>
-        </w:rPr>
-        <w:t>rețetelor</w:t>
-      </w:r>
-      <w:proofErr w:type="spellEnd"/>
-      <w:r>
-        <w:rPr>
-          <w:rFonts w:cstheme="minorHAnsi"/>
-        </w:rPr>
-        <w:t xml:space="preserve"> de </w:t>
-      </w:r>
-      <w:proofErr w:type="spellStart"/>
-      <w:r>
-        <w:rPr>
-          <w:rFonts w:cstheme="minorHAnsi"/>
-        </w:rPr>
-        <w:t>preparare</w:t>
-      </w:r>
-      <w:proofErr w:type="spellEnd"/>
-      <w:r>
-        <w:rPr>
-          <w:rFonts w:cstheme="minorHAnsi"/>
-        </w:rPr>
-        <w:t xml:space="preserve"> </w:t>
-      </w:r>
-      <w:proofErr w:type="spellStart"/>
-      <w:r>
-        <w:rPr>
-          <w:rFonts w:cstheme="minorHAnsi"/>
-        </w:rPr>
-        <w:t>și</w:t>
-      </w:r>
-      <w:proofErr w:type="spellEnd"/>
-      <w:r>
-        <w:rPr>
-          <w:rFonts w:cstheme="minorHAnsi"/>
-        </w:rPr>
-        <w:t xml:space="preserve"> a </w:t>
-      </w:r>
-      <w:proofErr w:type="spellStart"/>
-      <w:r>
-        <w:rPr>
-          <w:rFonts w:cstheme="minorHAnsi"/>
-        </w:rPr>
-        <w:t>comenzilor</w:t>
-      </w:r>
-      <w:proofErr w:type="spellEnd"/>
-      <w:r>
-        <w:rPr>
-          <w:rFonts w:cstheme="minorHAnsi"/>
-        </w:rPr>
-        <w:t xml:space="preserve"> </w:t>
-      </w:r>
-      <w:proofErr w:type="spellStart"/>
-      <w:r>
-        <w:rPr>
-          <w:rFonts w:cstheme="minorHAnsi"/>
-        </w:rPr>
-        <w:t>plasate</w:t>
-      </w:r>
-      <w:proofErr w:type="spellEnd"/>
-      <w:r>
-        <w:rPr>
-          <w:rFonts w:cstheme="minorHAnsi"/>
-        </w:rPr>
-        <w:t xml:space="preserve"> de </w:t>
-      </w:r>
-      <w:proofErr w:type="spellStart"/>
-      <w:r>
-        <w:rPr>
-          <w:rFonts w:cstheme="minorHAnsi"/>
-        </w:rPr>
-        <w:t>clienți</w:t>
-      </w:r>
-      <w:proofErr w:type="spellEnd"/>
-      <w:r>
-        <w:rPr>
-          <w:rFonts w:cstheme="minorHAnsi"/>
-        </w:rPr>
-        <w:t>.</w:t>
+        <w:t xml:space="preserve"> shop, care să permită administrarea produselor vândute (băuturi), a ingredientelor utilizate, a rețetelor de preparare și a comenzilor plasate de clienți.</w:t>
       </w:r>
     </w:p>
     <w:p>
@@ -369,308 +73,27 @@
           <w:rFonts w:cstheme="minorHAnsi"/>
         </w:rPr>
       </w:pPr>
-      <w:proofErr w:type="spellStart"/>
-      <w:r>
-        <w:rPr>
-          <w:rFonts w:cstheme="minorHAnsi"/>
-        </w:rPr>
-        <w:t>Aplicația</w:t>
-      </w:r>
-      <w:proofErr w:type="spellEnd"/>
-      <w:r>
-        <w:rPr>
-          <w:rFonts w:cstheme="minorHAnsi"/>
-        </w:rPr>
-        <w:t xml:space="preserve"> </w:t>
-      </w:r>
-      <w:proofErr w:type="spellStart"/>
-      <w:r>
-        <w:rPr>
-          <w:rFonts w:cstheme="minorHAnsi"/>
-        </w:rPr>
-        <w:t>trebuie</w:t>
-      </w:r>
-      <w:proofErr w:type="spellEnd"/>
-      <w:r>
-        <w:rPr>
-          <w:rFonts w:cstheme="minorHAnsi"/>
-        </w:rPr>
-        <w:t xml:space="preserve"> </w:t>
-      </w:r>
-      <w:proofErr w:type="spellStart"/>
-      <w:r>
-        <w:rPr>
-          <w:rFonts w:cstheme="minorHAnsi"/>
-        </w:rPr>
-        <w:t>să</w:t>
-      </w:r>
-      <w:proofErr w:type="spellEnd"/>
-      <w:r>
-        <w:rPr>
-          <w:rFonts w:cstheme="minorHAnsi"/>
-        </w:rPr>
-        <w:t xml:space="preserve"> </w:t>
-      </w:r>
-      <w:proofErr w:type="spellStart"/>
-      <w:r>
-        <w:rPr>
-          <w:rFonts w:cstheme="minorHAnsi"/>
-        </w:rPr>
-        <w:t>ofere</w:t>
-      </w:r>
-      <w:proofErr w:type="spellEnd"/>
-      <w:r>
-        <w:rPr>
-          <w:rFonts w:cstheme="minorHAnsi"/>
-        </w:rPr>
-        <w:t xml:space="preserve"> </w:t>
-      </w:r>
-      <w:proofErr w:type="spellStart"/>
-      <w:r>
-        <w:rPr>
-          <w:rFonts w:cstheme="minorHAnsi"/>
-        </w:rPr>
-        <w:t>funcționalități</w:t>
-      </w:r>
-      <w:proofErr w:type="spellEnd"/>
-      <w:r>
-        <w:rPr>
-          <w:rFonts w:cstheme="minorHAnsi"/>
-        </w:rPr>
-        <w:t xml:space="preserve"> complete de </w:t>
-      </w:r>
-      <w:proofErr w:type="spellStart"/>
-      <w:r>
-        <w:rPr>
-          <w:rFonts w:cstheme="minorHAnsi"/>
-        </w:rPr>
-        <w:t>gestiune</w:t>
-      </w:r>
-      <w:proofErr w:type="spellEnd"/>
-      <w:r>
-        <w:rPr>
-          <w:rFonts w:cstheme="minorHAnsi"/>
-        </w:rPr>
-        <w:t xml:space="preserve"> (</w:t>
-      </w:r>
-      <w:proofErr w:type="spellStart"/>
-      <w:r>
-        <w:rPr>
-          <w:rFonts w:cstheme="minorHAnsi"/>
-        </w:rPr>
-        <w:t>adăugare</w:t>
-      </w:r>
-      <w:proofErr w:type="spellEnd"/>
-      <w:r>
-        <w:rPr>
-          <w:rFonts w:cstheme="minorHAnsi"/>
-        </w:rPr>
-        <w:t xml:space="preserve">, </w:t>
-      </w:r>
-      <w:proofErr w:type="spellStart"/>
-      <w:r>
-        <w:rPr>
-          <w:rFonts w:cstheme="minorHAnsi"/>
-        </w:rPr>
-        <w:t>modificare</w:t>
-      </w:r>
-      <w:proofErr w:type="spellEnd"/>
-      <w:r>
-        <w:rPr>
-          <w:rFonts w:cstheme="minorHAnsi"/>
-        </w:rPr>
-        <w:t xml:space="preserve">, </w:t>
-      </w:r>
-      <w:proofErr w:type="spellStart"/>
-      <w:r>
-        <w:rPr>
-          <w:rFonts w:cstheme="minorHAnsi"/>
-        </w:rPr>
-        <w:t>ștergere</w:t>
-      </w:r>
-      <w:proofErr w:type="spellEnd"/>
-      <w:r>
-        <w:rPr>
-          <w:rFonts w:cstheme="minorHAnsi"/>
-        </w:rPr>
-        <w:t xml:space="preserve">, </w:t>
-      </w:r>
-      <w:proofErr w:type="spellStart"/>
-      <w:r>
-        <w:rPr>
-          <w:rFonts w:cstheme="minorHAnsi"/>
-        </w:rPr>
-        <w:t>vizualizare</w:t>
-      </w:r>
-      <w:proofErr w:type="spellEnd"/>
-      <w:r>
-        <w:rPr>
-          <w:rFonts w:cstheme="minorHAnsi"/>
-        </w:rPr>
-        <w:t xml:space="preserve">), </w:t>
-      </w:r>
-      <w:proofErr w:type="spellStart"/>
-      <w:r>
-        <w:rPr>
-          <w:rFonts w:cstheme="minorHAnsi"/>
-        </w:rPr>
-        <w:t>să</w:t>
-      </w:r>
-      <w:proofErr w:type="spellEnd"/>
-      <w:r>
-        <w:rPr>
-          <w:rFonts w:cstheme="minorHAnsi"/>
-        </w:rPr>
-        <w:t xml:space="preserve"> </w:t>
-      </w:r>
-      <w:proofErr w:type="spellStart"/>
-      <w:r>
-        <w:rPr>
-          <w:rFonts w:cstheme="minorHAnsi"/>
-        </w:rPr>
-        <w:t>asigure</w:t>
-      </w:r>
-      <w:proofErr w:type="spellEnd"/>
-      <w:r>
-        <w:rPr>
-          <w:rFonts w:cstheme="minorHAnsi"/>
-        </w:rPr>
-        <w:t xml:space="preserve"> </w:t>
-      </w:r>
-      <w:proofErr w:type="spellStart"/>
-      <w:r>
-        <w:rPr>
-          <w:rFonts w:cstheme="minorHAnsi"/>
-        </w:rPr>
-        <w:t>persistența</w:t>
-      </w:r>
-      <w:proofErr w:type="spellEnd"/>
-      <w:r>
-        <w:rPr>
-          <w:rFonts w:cstheme="minorHAnsi"/>
-        </w:rPr>
-        <w:t xml:space="preserve"> </w:t>
-      </w:r>
-      <w:proofErr w:type="spellStart"/>
-      <w:r>
-        <w:rPr>
-          <w:rFonts w:cstheme="minorHAnsi"/>
-        </w:rPr>
-        <w:t>datelor</w:t>
-      </w:r>
-      <w:proofErr w:type="spellEnd"/>
-      <w:r>
-        <w:rPr>
-          <w:rFonts w:cstheme="minorHAnsi"/>
-        </w:rPr>
-        <w:t xml:space="preserve"> </w:t>
-      </w:r>
-      <w:proofErr w:type="spellStart"/>
-      <w:r>
-        <w:rPr>
-          <w:rFonts w:cstheme="minorHAnsi"/>
-        </w:rPr>
-        <w:t>în</w:t>
-      </w:r>
-      <w:proofErr w:type="spellEnd"/>
-      <w:r>
-        <w:rPr>
-          <w:rFonts w:cstheme="minorHAnsi"/>
-        </w:rPr>
-        <w:t xml:space="preserve"> </w:t>
-      </w:r>
-      <w:proofErr w:type="spellStart"/>
-      <w:r>
-        <w:rPr>
-          <w:rFonts w:cstheme="minorHAnsi"/>
-        </w:rPr>
-        <w:t>fișiere</w:t>
-      </w:r>
-      <w:proofErr w:type="spellEnd"/>
-      <w:r>
-        <w:rPr>
-          <w:rFonts w:cstheme="minorHAnsi"/>
-        </w:rPr>
-        <w:t xml:space="preserve">, precum </w:t>
-      </w:r>
-      <w:proofErr w:type="spellStart"/>
-      <w:r>
-        <w:rPr>
-          <w:rFonts w:cstheme="minorHAnsi"/>
-        </w:rPr>
-        <w:t>și</w:t>
-      </w:r>
-      <w:proofErr w:type="spellEnd"/>
-      <w:r>
-        <w:rPr>
-          <w:rFonts w:cstheme="minorHAnsi"/>
-        </w:rPr>
-        <w:t xml:space="preserve"> o </w:t>
-      </w:r>
-      <w:proofErr w:type="spellStart"/>
-      <w:r>
-        <w:rPr>
-          <w:rFonts w:cstheme="minorHAnsi"/>
-        </w:rPr>
-        <w:t>interfață</w:t>
-      </w:r>
-      <w:proofErr w:type="spellEnd"/>
-      <w:r>
-        <w:rPr>
-          <w:rFonts w:cstheme="minorHAnsi"/>
-        </w:rPr>
-        <w:t xml:space="preserve"> </w:t>
-      </w:r>
-      <w:proofErr w:type="spellStart"/>
-      <w:r>
-        <w:rPr>
-          <w:rFonts w:cstheme="minorHAnsi"/>
-        </w:rPr>
-        <w:t>grafică</w:t>
-      </w:r>
-      <w:proofErr w:type="spellEnd"/>
-      <w:r>
-        <w:rPr>
-          <w:rFonts w:cstheme="minorHAnsi"/>
-        </w:rPr>
-        <w:t xml:space="preserve"> </w:t>
-      </w:r>
-      <w:proofErr w:type="spellStart"/>
-      <w:r>
-        <w:rPr>
-          <w:rFonts w:cstheme="minorHAnsi"/>
-        </w:rPr>
-        <w:t>intuitivă</w:t>
-      </w:r>
-      <w:proofErr w:type="spellEnd"/>
-      <w:r>
-        <w:rPr>
-          <w:rFonts w:cstheme="minorHAnsi"/>
-        </w:rPr>
-        <w:t xml:space="preserve"> </w:t>
-      </w:r>
-      <w:proofErr w:type="spellStart"/>
-      <w:r>
-        <w:rPr>
-          <w:rFonts w:cstheme="minorHAnsi"/>
-        </w:rPr>
-        <w:t>pentru</w:t>
-      </w:r>
-      <w:proofErr w:type="spellEnd"/>
-      <w:r>
-        <w:rPr>
-          <w:rFonts w:cstheme="minorHAnsi"/>
-        </w:rPr>
-        <w:t xml:space="preserve"> </w:t>
-      </w:r>
-      <w:proofErr w:type="spellStart"/>
-      <w:r>
-        <w:rPr>
-          <w:rFonts w:cstheme="minorHAnsi"/>
-        </w:rPr>
-        <w:t>utilizator</w:t>
-      </w:r>
-      <w:proofErr w:type="spellEnd"/>
+      <w:r>
+        <w:rPr>
+          <w:rFonts w:cstheme="minorHAnsi"/>
+        </w:rPr>
+        <w:t xml:space="preserve">Aplicația trebuie să ofere funcționalități complete de gestiune (adăugare, modificare, ștergere, vizualizare), să asigure persistența datelor în fișiere, precum și o interfață grafică </w:t>
+      </w:r>
+      <w:r>
+        <w:rPr>
+          <w:rFonts w:cstheme="minorHAnsi"/>
+        </w:rPr>
+        <w:t xml:space="preserve">intuitivă </w:t>
+      </w:r>
+      <w:bookmarkStart w:id="0" w:name="_GoBack"/>
+      <w:r>
+        <w:rPr>
+          <w:rFonts w:cstheme="minorHAnsi"/>
+          <w:color w:val="7F7F7F" w:themeColor="text1" w:themeTint="80"/>
+        </w:rPr>
+        <w:t>care permite navigarea între modulele aplicației: gestionarea produselor, ingredientelor, rețetelor și comenzilor</w:t>
+      </w:r>
+      <w:bookmarkEnd w:id="0"/>
       <w:r>
         <w:rPr>
           <w:rFonts w:cstheme="minorHAnsi"/>
@@ -691,173 +114,11 @@
           <w:rFonts w:cstheme="minorHAnsi"/>
         </w:rPr>
       </w:pPr>
-      <w:proofErr w:type="spellStart"/>
-      <w:r>
-        <w:rPr>
-          <w:rFonts w:cstheme="minorHAnsi"/>
-        </w:rPr>
-        <w:t>Soluția</w:t>
-      </w:r>
-      <w:proofErr w:type="spellEnd"/>
-      <w:r>
-        <w:rPr>
-          <w:rFonts w:cstheme="minorHAnsi"/>
-        </w:rPr>
-        <w:t xml:space="preserve"> </w:t>
-      </w:r>
-      <w:proofErr w:type="spellStart"/>
-      <w:r>
-        <w:rPr>
-          <w:rFonts w:cstheme="minorHAnsi"/>
-        </w:rPr>
-        <w:t>trebuie</w:t>
-      </w:r>
-      <w:proofErr w:type="spellEnd"/>
-      <w:r>
-        <w:rPr>
-          <w:rFonts w:cstheme="minorHAnsi"/>
-        </w:rPr>
-        <w:t xml:space="preserve"> </w:t>
-      </w:r>
-      <w:proofErr w:type="spellStart"/>
-      <w:r>
-        <w:rPr>
-          <w:rFonts w:cstheme="minorHAnsi"/>
-        </w:rPr>
-        <w:t>implementată</w:t>
-      </w:r>
-      <w:proofErr w:type="spellEnd"/>
-      <w:r>
-        <w:rPr>
-          <w:rFonts w:cstheme="minorHAnsi"/>
-        </w:rPr>
-        <w:t xml:space="preserve"> </w:t>
-      </w:r>
-      <w:proofErr w:type="spellStart"/>
-      <w:r>
-        <w:rPr>
-          <w:rFonts w:cstheme="minorHAnsi"/>
-        </w:rPr>
-        <w:t>respectând</w:t>
-      </w:r>
-      <w:proofErr w:type="spellEnd"/>
-      <w:r>
-        <w:rPr>
-          <w:rFonts w:cstheme="minorHAnsi"/>
-        </w:rPr>
-        <w:t xml:space="preserve"> </w:t>
-      </w:r>
-      <w:proofErr w:type="spellStart"/>
-      <w:r>
-        <w:rPr>
-          <w:rFonts w:cstheme="minorHAnsi"/>
-        </w:rPr>
-        <w:t>principiile</w:t>
-      </w:r>
-      <w:proofErr w:type="spellEnd"/>
-      <w:r>
-        <w:rPr>
-          <w:rFonts w:cstheme="minorHAnsi"/>
-        </w:rPr>
-        <w:t xml:space="preserve"> </w:t>
-      </w:r>
-      <w:proofErr w:type="spellStart"/>
-      <w:r>
-        <w:rPr>
-          <w:rFonts w:cstheme="minorHAnsi"/>
-        </w:rPr>
-        <w:t>programării</w:t>
-      </w:r>
-      <w:proofErr w:type="spellEnd"/>
-      <w:r>
-        <w:rPr>
-          <w:rFonts w:cstheme="minorHAnsi"/>
-        </w:rPr>
-        <w:t xml:space="preserve"> orientate pe </w:t>
-      </w:r>
-      <w:proofErr w:type="spellStart"/>
-      <w:r>
-        <w:rPr>
-          <w:rFonts w:cstheme="minorHAnsi"/>
-        </w:rPr>
-        <w:t>obiect</w:t>
-      </w:r>
-      <w:proofErr w:type="spellEnd"/>
-      <w:r>
-        <w:rPr>
-          <w:rFonts w:cstheme="minorHAnsi"/>
-        </w:rPr>
-        <w:t xml:space="preserve"> </w:t>
-      </w:r>
-      <w:proofErr w:type="spellStart"/>
-      <w:r>
-        <w:rPr>
-          <w:rFonts w:cstheme="minorHAnsi"/>
-        </w:rPr>
-        <w:t>și</w:t>
-      </w:r>
-      <w:proofErr w:type="spellEnd"/>
-      <w:r>
-        <w:rPr>
-          <w:rFonts w:cstheme="minorHAnsi"/>
-        </w:rPr>
-        <w:t xml:space="preserve"> o </w:t>
-      </w:r>
-      <w:proofErr w:type="spellStart"/>
-      <w:r>
-        <w:rPr>
-          <w:rFonts w:cstheme="minorHAnsi"/>
-        </w:rPr>
-        <w:t>arhitectură</w:t>
-      </w:r>
-      <w:proofErr w:type="spellEnd"/>
-      <w:r>
-        <w:rPr>
-          <w:rFonts w:cstheme="minorHAnsi"/>
-        </w:rPr>
-        <w:t xml:space="preserve"> </w:t>
-      </w:r>
-      <w:proofErr w:type="spellStart"/>
-      <w:r>
-        <w:rPr>
-          <w:rFonts w:cstheme="minorHAnsi"/>
-        </w:rPr>
-        <w:t>stratificată</w:t>
-      </w:r>
-      <w:proofErr w:type="spellEnd"/>
-      <w:r>
-        <w:rPr>
-          <w:rFonts w:cstheme="minorHAnsi"/>
-        </w:rPr>
-        <w:t xml:space="preserve">, care </w:t>
-      </w:r>
-      <w:proofErr w:type="spellStart"/>
-      <w:r>
-        <w:rPr>
-          <w:rFonts w:cstheme="minorHAnsi"/>
-        </w:rPr>
-        <w:t>separă</w:t>
-      </w:r>
-      <w:proofErr w:type="spellEnd"/>
-      <w:r>
-        <w:rPr>
-          <w:rFonts w:cstheme="minorHAnsi"/>
-        </w:rPr>
-        <w:t xml:space="preserve"> </w:t>
-      </w:r>
-      <w:proofErr w:type="spellStart"/>
-      <w:r>
-        <w:rPr>
-          <w:rFonts w:cstheme="minorHAnsi"/>
-        </w:rPr>
-        <w:t>clar</w:t>
-      </w:r>
-      <w:proofErr w:type="spellEnd"/>
-      <w:r>
-        <w:rPr>
-          <w:rFonts w:cstheme="minorHAnsi"/>
-        </w:rPr>
-        <w:t>:</w:t>
+      <w:r>
+        <w:rPr>
+          <w:rFonts w:cstheme="minorHAnsi"/>
+        </w:rPr>
+        <w:t>Soluția trebuie implementată respectând principiile programării orientate pe obiect și o arhitectură stratificată, care separă clar:</w:t>
       </w:r>
     </w:p>
     <w:p>
@@ -877,19 +138,11 @@
           <w:rFonts w:cstheme="minorHAnsi"/>
         </w:rPr>
       </w:pPr>
-      <w:proofErr w:type="spellStart"/>
-      <w:r>
-        <w:rPr>
-          <w:rFonts w:cstheme="minorHAnsi"/>
-        </w:rPr>
-        <w:t>modelul</w:t>
-      </w:r>
-      <w:proofErr w:type="spellEnd"/>
-      <w:r>
-        <w:rPr>
-          <w:rFonts w:cstheme="minorHAnsi"/>
-        </w:rPr>
-        <w:t xml:space="preserve"> de date,</w:t>
+      <w:r>
+        <w:rPr>
+          <w:rFonts w:cstheme="minorHAnsi"/>
+        </w:rPr>
+        <w:t>modelul de date,</w:t>
       </w:r>
     </w:p>
     <w:p>
@@ -909,19 +162,11 @@
           <w:rFonts w:cstheme="minorHAnsi"/>
         </w:rPr>
       </w:pPr>
-      <w:proofErr w:type="spellStart"/>
-      <w:r>
-        <w:rPr>
-          <w:rFonts w:cstheme="minorHAnsi"/>
-        </w:rPr>
-        <w:t>logica</w:t>
-      </w:r>
-      <w:proofErr w:type="spellEnd"/>
-      <w:r>
-        <w:rPr>
-          <w:rFonts w:cstheme="minorHAnsi"/>
-        </w:rPr>
-        <w:t xml:space="preserve"> de business,</w:t>
+      <w:r>
+        <w:rPr>
+          <w:rFonts w:cstheme="minorHAnsi"/>
+        </w:rPr>
+        <w:t>logica de business,</w:t>
       </w:r>
     </w:p>
     <w:p>
@@ -941,19 +186,11 @@
           <w:rFonts w:cstheme="minorHAnsi"/>
         </w:rPr>
       </w:pPr>
-      <w:proofErr w:type="spellStart"/>
-      <w:r>
-        <w:rPr>
-          <w:rFonts w:cstheme="minorHAnsi"/>
-        </w:rPr>
-        <w:t>accesul</w:t>
-      </w:r>
-      <w:proofErr w:type="spellEnd"/>
-      <w:r>
-        <w:rPr>
-          <w:rFonts w:cstheme="minorHAnsi"/>
-        </w:rPr>
-        <w:t xml:space="preserve"> la date,</w:t>
+      <w:r>
+        <w:rPr>
+          <w:rFonts w:cstheme="minorHAnsi"/>
+        </w:rPr>
+        <w:t>accesul la date,</w:t>
       </w:r>
     </w:p>
     <w:p>
@@ -973,33 +210,11 @@
           <w:rFonts w:cstheme="minorHAnsi"/>
         </w:rPr>
       </w:pPr>
-      <w:proofErr w:type="spellStart"/>
-      <w:r>
-        <w:rPr>
-          <w:rFonts w:cstheme="minorHAnsi"/>
-        </w:rPr>
-        <w:t>interfața</w:t>
-      </w:r>
-      <w:proofErr w:type="spellEnd"/>
-      <w:r>
-        <w:rPr>
-          <w:rFonts w:cstheme="minorHAnsi"/>
-        </w:rPr>
-        <w:t xml:space="preserve"> cu </w:t>
-      </w:r>
-      <w:proofErr w:type="spellStart"/>
-      <w:r>
-        <w:rPr>
-          <w:rFonts w:cstheme="minorHAnsi"/>
-        </w:rPr>
-        <w:t>utilizatorul</w:t>
-      </w:r>
-      <w:proofErr w:type="spellEnd"/>
-      <w:r>
-        <w:rPr>
-          <w:rFonts w:cstheme="minorHAnsi"/>
-        </w:rPr>
-        <w:t>.</w:t>
+      <w:r>
+        <w:rPr>
+          <w:rFonts w:cstheme="minorHAnsi"/>
+        </w:rPr>
+        <w:t>interfața cu utilizatorul.</w:t>
       </w:r>
     </w:p>
     <w:p>
@@ -1029,28 +244,12 @@
           <w:rFonts w:cstheme="minorHAnsi"/>
         </w:rPr>
       </w:pPr>
-      <w:proofErr w:type="spellStart"/>
-      <w:r>
-        <w:rPr>
-          <w:rFonts w:cstheme="minorHAnsi"/>
-        </w:rPr>
-        <w:t>Cerințe</w:t>
-      </w:r>
-      <w:proofErr w:type="spellEnd"/>
-      <w:r>
-        <w:rPr>
-          <w:rFonts w:cstheme="minorHAnsi"/>
-        </w:rPr>
-        <w:t xml:space="preserve"> </w:t>
-      </w:r>
-      <w:proofErr w:type="spellStart"/>
-      <w:r>
-        <w:rPr>
-          <w:rFonts w:cstheme="minorHAnsi"/>
-        </w:rPr>
-        <w:t>funcționale</w:t>
-      </w:r>
-      <w:proofErr w:type="spellEnd"/>
+      <w:r>
+        <w:rPr>
+          <w:rFonts w:cstheme="minorHAnsi"/>
+        </w:rPr>
+        <w:t>Cerințe funcționale</w:t>
+      </w:r>
     </w:p>
     <w:p>
       <w:pPr>
@@ -1069,103 +268,11 @@
           <w:rFonts w:cstheme="minorHAnsi"/>
         </w:rPr>
       </w:pPr>
-      <w:proofErr w:type="spellStart"/>
-      <w:r>
-        <w:rPr>
-          <w:rFonts w:cstheme="minorHAnsi"/>
-        </w:rPr>
-        <w:t>Aplicația</w:t>
-      </w:r>
-      <w:proofErr w:type="spellEnd"/>
-      <w:r>
-        <w:rPr>
-          <w:rFonts w:cstheme="minorHAnsi"/>
-        </w:rPr>
-        <w:t xml:space="preserve"> </w:t>
-      </w:r>
-      <w:proofErr w:type="spellStart"/>
-      <w:r>
-        <w:rPr>
-          <w:rFonts w:cstheme="minorHAnsi"/>
-        </w:rPr>
-        <w:t>trebuie</w:t>
-      </w:r>
-      <w:proofErr w:type="spellEnd"/>
-      <w:r>
-        <w:rPr>
-          <w:rFonts w:cstheme="minorHAnsi"/>
-        </w:rPr>
-        <w:t xml:space="preserve"> </w:t>
-      </w:r>
-      <w:proofErr w:type="spellStart"/>
-      <w:r>
-        <w:rPr>
-          <w:rFonts w:cstheme="minorHAnsi"/>
-        </w:rPr>
-        <w:t>să</w:t>
-      </w:r>
-      <w:proofErr w:type="spellEnd"/>
-      <w:r>
-        <w:rPr>
-          <w:rFonts w:cstheme="minorHAnsi"/>
-        </w:rPr>
-        <w:t xml:space="preserve"> </w:t>
-      </w:r>
-      <w:proofErr w:type="spellStart"/>
-      <w:r>
-        <w:rPr>
-          <w:rFonts w:cstheme="minorHAnsi"/>
-        </w:rPr>
-        <w:t>permită</w:t>
-      </w:r>
-      <w:proofErr w:type="spellEnd"/>
-      <w:r>
-        <w:rPr>
-          <w:rFonts w:cstheme="minorHAnsi"/>
-        </w:rPr>
-        <w:t xml:space="preserve"> </w:t>
-      </w:r>
-      <w:proofErr w:type="spellStart"/>
-      <w:r>
-        <w:rPr>
-          <w:rFonts w:cstheme="minorHAnsi"/>
-        </w:rPr>
-        <w:t>gestionarea</w:t>
-      </w:r>
-      <w:proofErr w:type="spellEnd"/>
-      <w:r>
-        <w:rPr>
-          <w:rFonts w:cstheme="minorHAnsi"/>
-        </w:rPr>
-        <w:t xml:space="preserve"> </w:t>
-      </w:r>
-      <w:proofErr w:type="spellStart"/>
-      <w:r>
-        <w:rPr>
-          <w:rFonts w:cstheme="minorHAnsi"/>
-        </w:rPr>
-        <w:t>produselor</w:t>
-      </w:r>
-      <w:proofErr w:type="spellEnd"/>
-      <w:r>
-        <w:rPr>
-          <w:rFonts w:cstheme="minorHAnsi"/>
-        </w:rPr>
-        <w:t xml:space="preserve"> (</w:t>
-      </w:r>
-      <w:proofErr w:type="spellStart"/>
-      <w:r>
-        <w:rPr>
-          <w:rFonts w:cstheme="minorHAnsi"/>
-        </w:rPr>
-        <w:t>băuturi</w:t>
-      </w:r>
-      <w:proofErr w:type="spellEnd"/>
-      <w:r>
-        <w:rPr>
-          <w:rFonts w:cstheme="minorHAnsi"/>
-        </w:rPr>
-        <w:t>):</w:t>
+      <w:r>
+        <w:rPr>
+          <w:rFonts w:cstheme="minorHAnsi"/>
+        </w:rPr>
+        <w:t>Aplicația trebuie să permită gestionarea produselor (băuturi):</w:t>
       </w:r>
     </w:p>
     <w:p>
@@ -1185,33 +292,11 @@
           <w:rFonts w:cstheme="minorHAnsi"/>
         </w:rPr>
       </w:pPr>
-      <w:proofErr w:type="spellStart"/>
-      <w:r>
-        <w:rPr>
-          <w:rFonts w:cstheme="minorHAnsi"/>
-        </w:rPr>
-        <w:t>adăugare</w:t>
-      </w:r>
-      <w:proofErr w:type="spellEnd"/>
-      <w:r>
-        <w:rPr>
-          <w:rFonts w:cstheme="minorHAnsi"/>
-        </w:rPr>
-        <w:t xml:space="preserve"> </w:t>
-      </w:r>
-      <w:proofErr w:type="spellStart"/>
-      <w:r>
-        <w:rPr>
-          <w:rFonts w:cstheme="minorHAnsi"/>
-        </w:rPr>
-        <w:t>produs</w:t>
-      </w:r>
-      <w:proofErr w:type="spellEnd"/>
-      <w:r>
-        <w:rPr>
-          <w:rFonts w:cstheme="minorHAnsi"/>
-        </w:rPr>
-        <w:t xml:space="preserve"> nou;</w:t>
+      <w:r>
+        <w:rPr>
+          <w:rFonts w:cstheme="minorHAnsi"/>
+        </w:rPr>
+        <w:t>adăugare produs nou;</w:t>
       </w:r>
     </w:p>
     <w:p>
@@ -1231,33 +316,11 @@
           <w:rFonts w:cstheme="minorHAnsi"/>
         </w:rPr>
       </w:pPr>
-      <w:proofErr w:type="spellStart"/>
-      <w:r>
-        <w:rPr>
-          <w:rFonts w:cstheme="minorHAnsi"/>
-        </w:rPr>
-        <w:t>modificare</w:t>
-      </w:r>
-      <w:proofErr w:type="spellEnd"/>
-      <w:r>
-        <w:rPr>
-          <w:rFonts w:cstheme="minorHAnsi"/>
-        </w:rPr>
-        <w:t xml:space="preserve"> </w:t>
-      </w:r>
-      <w:proofErr w:type="spellStart"/>
-      <w:r>
-        <w:rPr>
-          <w:rFonts w:cstheme="minorHAnsi"/>
-        </w:rPr>
-        <w:t>produs</w:t>
-      </w:r>
-      <w:proofErr w:type="spellEnd"/>
-      <w:r>
-        <w:rPr>
-          <w:rFonts w:cstheme="minorHAnsi"/>
-        </w:rPr>
-        <w:t xml:space="preserve"> existent;</w:t>
+      <w:r>
+        <w:rPr>
+          <w:rFonts w:cstheme="minorHAnsi"/>
+        </w:rPr>
+        <w:t>modificare produs existent;</w:t>
       </w:r>
     </w:p>
     <w:p>
@@ -1277,33 +340,11 @@
           <w:rFonts w:cstheme="minorHAnsi"/>
         </w:rPr>
       </w:pPr>
-      <w:proofErr w:type="spellStart"/>
-      <w:r>
-        <w:rPr>
-          <w:rFonts w:cstheme="minorHAnsi"/>
-        </w:rPr>
-        <w:t>ștergere</w:t>
-      </w:r>
-      <w:proofErr w:type="spellEnd"/>
-      <w:r>
-        <w:rPr>
-          <w:rFonts w:cstheme="minorHAnsi"/>
-        </w:rPr>
-        <w:t xml:space="preserve"> </w:t>
-      </w:r>
-      <w:proofErr w:type="spellStart"/>
-      <w:r>
-        <w:rPr>
-          <w:rFonts w:cstheme="minorHAnsi"/>
-        </w:rPr>
-        <w:t>produs</w:t>
-      </w:r>
-      <w:proofErr w:type="spellEnd"/>
-      <w:r>
-        <w:rPr>
-          <w:rFonts w:cstheme="minorHAnsi"/>
-        </w:rPr>
-        <w:t>;</w:t>
+      <w:r>
+        <w:rPr>
+          <w:rFonts w:cstheme="minorHAnsi"/>
+        </w:rPr>
+        <w:t>ștergere produs;</w:t>
       </w:r>
     </w:p>
     <w:p>
@@ -1323,47 +364,11 @@
           <w:rFonts w:cstheme="minorHAnsi"/>
         </w:rPr>
       </w:pPr>
-      <w:proofErr w:type="spellStart"/>
-      <w:r>
-        <w:rPr>
-          <w:rFonts w:cstheme="minorHAnsi"/>
-        </w:rPr>
-        <w:t>afișare</w:t>
-      </w:r>
-      <w:proofErr w:type="spellEnd"/>
-      <w:r>
-        <w:rPr>
-          <w:rFonts w:cstheme="minorHAnsi"/>
-        </w:rPr>
-        <w:t xml:space="preserve"> </w:t>
-      </w:r>
-      <w:proofErr w:type="spellStart"/>
-      <w:r>
-        <w:rPr>
-          <w:rFonts w:cstheme="minorHAnsi"/>
-        </w:rPr>
-        <w:t>listă</w:t>
-      </w:r>
-      <w:proofErr w:type="spellEnd"/>
-      <w:r>
-        <w:rPr>
-          <w:rFonts w:cstheme="minorHAnsi"/>
-        </w:rPr>
-        <w:t xml:space="preserve"> </w:t>
-      </w:r>
-      <w:proofErr w:type="spellStart"/>
-      <w:r>
-        <w:rPr>
-          <w:rFonts w:cstheme="minorHAnsi"/>
-        </w:rPr>
-        <w:t>produse</w:t>
-      </w:r>
-      <w:proofErr w:type="spellEnd"/>
-      <w:r>
-        <w:rPr>
-          <w:rFonts w:cstheme="minorHAnsi"/>
-        </w:rPr>
-        <w:t>.</w:t>
+      <w:r>
+        <w:rPr>
+          <w:rFonts w:cstheme="minorHAnsi"/>
+        </w:rPr>
+        <w:t>afișare listă produse.</w:t>
       </w:r>
     </w:p>
     <w:p>
@@ -1383,131 +388,11 @@
           <w:rFonts w:cstheme="minorHAnsi"/>
         </w:rPr>
       </w:pPr>
-      <w:proofErr w:type="spellStart"/>
-      <w:r>
-        <w:rPr>
-          <w:rFonts w:cstheme="minorHAnsi"/>
-        </w:rPr>
-        <w:t>Fiecare</w:t>
-      </w:r>
-      <w:proofErr w:type="spellEnd"/>
-      <w:r>
-        <w:rPr>
-          <w:rFonts w:cstheme="minorHAnsi"/>
-        </w:rPr>
-        <w:t xml:space="preserve"> </w:t>
-      </w:r>
-      <w:proofErr w:type="spellStart"/>
-      <w:r>
-        <w:rPr>
-          <w:rFonts w:cstheme="minorHAnsi"/>
-        </w:rPr>
-        <w:t>produs</w:t>
-      </w:r>
-      <w:proofErr w:type="spellEnd"/>
-      <w:r>
-        <w:rPr>
-          <w:rFonts w:cstheme="minorHAnsi"/>
-        </w:rPr>
-        <w:t xml:space="preserve"> </w:t>
-      </w:r>
-      <w:proofErr w:type="spellStart"/>
-      <w:r>
-        <w:rPr>
-          <w:rFonts w:cstheme="minorHAnsi"/>
-        </w:rPr>
-        <w:t>trebuie</w:t>
-      </w:r>
-      <w:proofErr w:type="spellEnd"/>
-      <w:r>
-        <w:rPr>
-          <w:rFonts w:cstheme="minorHAnsi"/>
-        </w:rPr>
-        <w:t xml:space="preserve"> </w:t>
-      </w:r>
-      <w:proofErr w:type="spellStart"/>
-      <w:r>
-        <w:rPr>
-          <w:rFonts w:cstheme="minorHAnsi"/>
-        </w:rPr>
-        <w:t>să</w:t>
-      </w:r>
-      <w:proofErr w:type="spellEnd"/>
-      <w:r>
-        <w:rPr>
-          <w:rFonts w:cstheme="minorHAnsi"/>
-        </w:rPr>
-        <w:t xml:space="preserve"> </w:t>
-      </w:r>
-      <w:proofErr w:type="spellStart"/>
-      <w:r>
-        <w:rPr>
-          <w:rFonts w:cstheme="minorHAnsi"/>
-        </w:rPr>
-        <w:t>aparțină</w:t>
-      </w:r>
-      <w:proofErr w:type="spellEnd"/>
-      <w:r>
-        <w:rPr>
-          <w:rFonts w:cstheme="minorHAnsi"/>
-        </w:rPr>
-        <w:t xml:space="preserve"> </w:t>
-      </w:r>
-      <w:proofErr w:type="spellStart"/>
-      <w:r>
-        <w:rPr>
-          <w:rFonts w:cstheme="minorHAnsi"/>
-        </w:rPr>
-        <w:t>unui</w:t>
-      </w:r>
-      <w:proofErr w:type="spellEnd"/>
-      <w:r>
-        <w:rPr>
-          <w:rFonts w:cstheme="minorHAnsi"/>
-        </w:rPr>
-        <w:t xml:space="preserve"> tip </w:t>
-      </w:r>
-      <w:proofErr w:type="spellStart"/>
-      <w:r>
-        <w:rPr>
-          <w:rFonts w:cstheme="minorHAnsi"/>
-        </w:rPr>
-        <w:t>și</w:t>
-      </w:r>
-      <w:proofErr w:type="spellEnd"/>
-      <w:r>
-        <w:rPr>
-          <w:rFonts w:cstheme="minorHAnsi"/>
-        </w:rPr>
-        <w:t xml:space="preserve"> </w:t>
-      </w:r>
-      <w:proofErr w:type="spellStart"/>
-      <w:r>
-        <w:rPr>
-          <w:rFonts w:cstheme="minorHAnsi"/>
-        </w:rPr>
-        <w:t>unei</w:t>
-      </w:r>
-      <w:proofErr w:type="spellEnd"/>
-      <w:r>
-        <w:rPr>
-          <w:rFonts w:cstheme="minorHAnsi"/>
-        </w:rPr>
-        <w:t xml:space="preserve"> </w:t>
-      </w:r>
-      <w:proofErr w:type="spellStart"/>
-      <w:r>
-        <w:rPr>
-          <w:rFonts w:cstheme="minorHAnsi"/>
-        </w:rPr>
-        <w:t>categorii</w:t>
-      </w:r>
-      <w:proofErr w:type="spellEnd"/>
-      <w:r>
-        <w:rPr>
-          <w:rFonts w:cstheme="minorHAnsi"/>
-        </w:rPr>
-        <w:t>.</w:t>
+      <w:r>
+        <w:rPr>
+          <w:rFonts w:cstheme="minorHAnsi"/>
+        </w:rPr>
+        <w:t>Fiecare produs trebuie să aparțină unui tip și unei categorii.</w:t>
       </w:r>
     </w:p>
     <w:p>
@@ -1527,145 +412,11 @@
           <w:rFonts w:cstheme="minorHAnsi"/>
         </w:rPr>
       </w:pPr>
-      <w:proofErr w:type="spellStart"/>
-      <w:r>
-        <w:rPr>
-          <w:rFonts w:cstheme="minorHAnsi"/>
-        </w:rPr>
-        <w:t>Utilizatorul</w:t>
-      </w:r>
-      <w:proofErr w:type="spellEnd"/>
-      <w:r>
-        <w:rPr>
-          <w:rFonts w:cstheme="minorHAnsi"/>
-        </w:rPr>
-        <w:t xml:space="preserve"> </w:t>
-      </w:r>
-      <w:proofErr w:type="spellStart"/>
-      <w:r>
-        <w:rPr>
-          <w:rFonts w:cstheme="minorHAnsi"/>
-        </w:rPr>
-        <w:t>poate</w:t>
-      </w:r>
-      <w:proofErr w:type="spellEnd"/>
-      <w:r>
-        <w:rPr>
-          <w:rFonts w:cstheme="minorHAnsi"/>
-        </w:rPr>
-        <w:t xml:space="preserve"> </w:t>
-      </w:r>
-      <w:proofErr w:type="spellStart"/>
-      <w:r>
-        <w:rPr>
-          <w:rFonts w:cstheme="minorHAnsi"/>
-        </w:rPr>
-        <w:t>adăuga</w:t>
-      </w:r>
-      <w:proofErr w:type="spellEnd"/>
-      <w:r>
-        <w:rPr>
-          <w:rFonts w:cstheme="minorHAnsi"/>
-        </w:rPr>
-        <w:t xml:space="preserve">, </w:t>
-      </w:r>
-      <w:proofErr w:type="spellStart"/>
-      <w:r>
-        <w:rPr>
-          <w:rFonts w:cstheme="minorHAnsi"/>
-        </w:rPr>
-        <w:t>modifica</w:t>
-      </w:r>
-      <w:proofErr w:type="spellEnd"/>
-      <w:r>
-        <w:rPr>
-          <w:rFonts w:cstheme="minorHAnsi"/>
-        </w:rPr>
-        <w:t xml:space="preserve"> </w:t>
-      </w:r>
-      <w:proofErr w:type="spellStart"/>
-      <w:r>
-        <w:rPr>
-          <w:rFonts w:cstheme="minorHAnsi"/>
-        </w:rPr>
-        <w:t>și</w:t>
-      </w:r>
-      <w:proofErr w:type="spellEnd"/>
-      <w:r>
-        <w:rPr>
-          <w:rFonts w:cstheme="minorHAnsi"/>
-        </w:rPr>
-        <w:t xml:space="preserve"> </w:t>
-      </w:r>
-      <w:proofErr w:type="spellStart"/>
-      <w:r>
-        <w:rPr>
-          <w:rFonts w:cstheme="minorHAnsi"/>
-        </w:rPr>
-        <w:t>șterge</w:t>
-      </w:r>
-      <w:proofErr w:type="spellEnd"/>
-      <w:r>
-        <w:rPr>
-          <w:rFonts w:cstheme="minorHAnsi"/>
-        </w:rPr>
-        <w:t xml:space="preserve"> </w:t>
-      </w:r>
-      <w:proofErr w:type="spellStart"/>
-      <w:r>
-        <w:rPr>
-          <w:rFonts w:cstheme="minorHAnsi"/>
-        </w:rPr>
-        <w:t>tipuri</w:t>
-      </w:r>
-      <w:proofErr w:type="spellEnd"/>
-      <w:r>
-        <w:rPr>
-          <w:rFonts w:cstheme="minorHAnsi"/>
-        </w:rPr>
-        <w:t xml:space="preserve"> </w:t>
-      </w:r>
-      <w:proofErr w:type="spellStart"/>
-      <w:r>
-        <w:rPr>
-          <w:rFonts w:cstheme="minorHAnsi"/>
-        </w:rPr>
-        <w:t>și</w:t>
-      </w:r>
-      <w:proofErr w:type="spellEnd"/>
-      <w:r>
-        <w:rPr>
-          <w:rFonts w:cstheme="minorHAnsi"/>
-        </w:rPr>
-        <w:t xml:space="preserve"> </w:t>
-      </w:r>
-      <w:proofErr w:type="spellStart"/>
-      <w:r>
-        <w:rPr>
-          <w:rFonts w:cstheme="minorHAnsi"/>
-        </w:rPr>
-        <w:t>categorii</w:t>
-      </w:r>
-      <w:proofErr w:type="spellEnd"/>
-      <w:r>
-        <w:rPr>
-          <w:rFonts w:cstheme="minorHAnsi"/>
-        </w:rPr>
-        <w:t xml:space="preserve"> de </w:t>
-      </w:r>
-      <w:proofErr w:type="spellStart"/>
-      <w:r>
-        <w:rPr>
-          <w:rFonts w:cstheme="minorHAnsi"/>
-        </w:rPr>
-        <w:t>băuturi</w:t>
-      </w:r>
-      <w:proofErr w:type="spellEnd"/>
-      <w:r>
-        <w:rPr>
-          <w:rFonts w:cstheme="minorHAnsi"/>
-        </w:rPr>
-        <w:t>.</w:t>
+      <w:r>
+        <w:rPr>
+          <w:rFonts w:cstheme="minorHAnsi"/>
+        </w:rPr>
+        <w:t>Utilizatorul poate adăuga, modifica și șterge tipuri și categorii de băuturi.</w:t>
       </w:r>
     </w:p>
     <w:p>
@@ -1683,119 +434,15 @@
         <w:jc w:val="both"/>
         <w:rPr>
           <w:rFonts w:cstheme="minorHAnsi"/>
-        </w:rPr>
-      </w:pPr>
-      <w:proofErr w:type="spellStart"/>
-      <w:r>
-        <w:rPr>
-          <w:rFonts w:cstheme="minorHAnsi"/>
-        </w:rPr>
-        <w:t>Aplicația</w:t>
-      </w:r>
-      <w:proofErr w:type="spellEnd"/>
-      <w:r>
-        <w:rPr>
-          <w:rFonts w:cstheme="minorHAnsi"/>
-        </w:rPr>
-        <w:t xml:space="preserve"> </w:t>
-      </w:r>
-      <w:proofErr w:type="spellStart"/>
-      <w:r>
-        <w:rPr>
-          <w:rFonts w:cstheme="minorHAnsi"/>
-        </w:rPr>
-        <w:t>trebuie</w:t>
-      </w:r>
-      <w:proofErr w:type="spellEnd"/>
-      <w:r>
-        <w:rPr>
-          <w:rFonts w:cstheme="minorHAnsi"/>
-        </w:rPr>
-        <w:t xml:space="preserve"> </w:t>
-      </w:r>
-      <w:proofErr w:type="spellStart"/>
-      <w:r>
-        <w:rPr>
-          <w:rFonts w:cstheme="minorHAnsi"/>
-        </w:rPr>
-        <w:t>să</w:t>
-      </w:r>
-      <w:proofErr w:type="spellEnd"/>
-      <w:r>
-        <w:rPr>
-          <w:rFonts w:cstheme="minorHAnsi"/>
-        </w:rPr>
-        <w:t xml:space="preserve"> </w:t>
-      </w:r>
-      <w:proofErr w:type="spellStart"/>
-      <w:r>
-        <w:rPr>
-          <w:rFonts w:cstheme="minorHAnsi"/>
-        </w:rPr>
-        <w:t>permită</w:t>
-      </w:r>
-      <w:proofErr w:type="spellEnd"/>
-      <w:r>
-        <w:rPr>
-          <w:rFonts w:cstheme="minorHAnsi"/>
-        </w:rPr>
-        <w:t xml:space="preserve"> </w:t>
-      </w:r>
-      <w:proofErr w:type="spellStart"/>
-      <w:r>
-        <w:rPr>
-          <w:rFonts w:cstheme="minorHAnsi"/>
-        </w:rPr>
-        <w:t>definirea</w:t>
-      </w:r>
-      <w:proofErr w:type="spellEnd"/>
-      <w:r>
-        <w:rPr>
-          <w:rFonts w:cstheme="minorHAnsi"/>
-        </w:rPr>
-        <w:t xml:space="preserve"> </w:t>
-      </w:r>
-      <w:proofErr w:type="spellStart"/>
-      <w:r>
-        <w:rPr>
-          <w:rFonts w:cstheme="minorHAnsi"/>
-        </w:rPr>
-        <w:t>rețetelor</w:t>
-      </w:r>
-      <w:proofErr w:type="spellEnd"/>
-      <w:r>
-        <w:rPr>
-          <w:rFonts w:cstheme="minorHAnsi"/>
-        </w:rPr>
-        <w:t xml:space="preserve"> </w:t>
-      </w:r>
-      <w:proofErr w:type="spellStart"/>
-      <w:r>
-        <w:rPr>
-          <w:rFonts w:cstheme="minorHAnsi"/>
-        </w:rPr>
-        <w:t>pentru</w:t>
-      </w:r>
-      <w:proofErr w:type="spellEnd"/>
-      <w:r>
-        <w:rPr>
-          <w:rFonts w:cstheme="minorHAnsi"/>
-        </w:rPr>
-        <w:t xml:space="preserve"> </w:t>
-      </w:r>
-      <w:proofErr w:type="spellStart"/>
-      <w:r>
-        <w:rPr>
-          <w:rFonts w:cstheme="minorHAnsi"/>
-        </w:rPr>
-        <w:t>produse</w:t>
-      </w:r>
-      <w:proofErr w:type="spellEnd"/>
-      <w:r>
-        <w:rPr>
-          <w:rFonts w:cstheme="minorHAnsi"/>
-        </w:rPr>
-        <w:t>:</w:t>
+          <w:color w:val="7F7F7F" w:themeColor="text1" w:themeTint="80"/>
+        </w:rPr>
+      </w:pPr>
+      <w:r>
+        <w:rPr>
+          <w:rFonts w:cstheme="minorHAnsi"/>
+          <w:color w:val="7F7F7F" w:themeColor="text1" w:themeTint="80"/>
+        </w:rPr>
+        <w:t>Aplicația trebuie să permită gestionarea utilizatorilor sistemului:</w:t>
       </w:r>
     </w:p>
     <w:p>
@@ -1813,105 +460,15 @@
         <w:jc w:val="both"/>
         <w:rPr>
           <w:rFonts w:cstheme="minorHAnsi"/>
-        </w:rPr>
-      </w:pPr>
-      <w:proofErr w:type="spellStart"/>
-      <w:r>
-        <w:rPr>
-          <w:rFonts w:cstheme="minorHAnsi"/>
-        </w:rPr>
-        <w:t>fiecare</w:t>
-      </w:r>
-      <w:proofErr w:type="spellEnd"/>
-      <w:r>
-        <w:rPr>
-          <w:rFonts w:cstheme="minorHAnsi"/>
-        </w:rPr>
-        <w:t xml:space="preserve"> </w:t>
-      </w:r>
-      <w:proofErr w:type="spellStart"/>
-      <w:r>
-        <w:rPr>
-          <w:rFonts w:cstheme="minorHAnsi"/>
-        </w:rPr>
-        <w:t>rețetă</w:t>
-      </w:r>
-      <w:proofErr w:type="spellEnd"/>
-      <w:r>
-        <w:rPr>
-          <w:rFonts w:cstheme="minorHAnsi"/>
-        </w:rPr>
-        <w:t xml:space="preserve"> </w:t>
-      </w:r>
-      <w:proofErr w:type="spellStart"/>
-      <w:r>
-        <w:rPr>
-          <w:rFonts w:cstheme="minorHAnsi"/>
-        </w:rPr>
-        <w:t>este</w:t>
-      </w:r>
-      <w:proofErr w:type="spellEnd"/>
-      <w:r>
-        <w:rPr>
-          <w:rFonts w:cstheme="minorHAnsi"/>
-        </w:rPr>
-        <w:t xml:space="preserve"> </w:t>
-      </w:r>
-      <w:proofErr w:type="spellStart"/>
-      <w:r>
-        <w:rPr>
-          <w:rFonts w:cstheme="minorHAnsi"/>
-        </w:rPr>
-        <w:t>compusă</w:t>
-      </w:r>
-      <w:proofErr w:type="spellEnd"/>
-      <w:r>
-        <w:rPr>
-          <w:rFonts w:cstheme="minorHAnsi"/>
-        </w:rPr>
-        <w:t xml:space="preserve"> din </w:t>
-      </w:r>
-      <w:proofErr w:type="spellStart"/>
-      <w:r>
-        <w:rPr>
-          <w:rFonts w:cstheme="minorHAnsi"/>
-        </w:rPr>
-        <w:t>mai</w:t>
-      </w:r>
-      <w:proofErr w:type="spellEnd"/>
-      <w:r>
-        <w:rPr>
-          <w:rFonts w:cstheme="minorHAnsi"/>
-        </w:rPr>
-        <w:t xml:space="preserve"> </w:t>
-      </w:r>
-      <w:proofErr w:type="spellStart"/>
-      <w:r>
-        <w:rPr>
-          <w:rFonts w:cstheme="minorHAnsi"/>
-        </w:rPr>
-        <w:t>multe</w:t>
-      </w:r>
-      <w:proofErr w:type="spellEnd"/>
-      <w:r>
-        <w:rPr>
-          <w:rFonts w:cstheme="minorHAnsi"/>
-        </w:rPr>
-        <w:t xml:space="preserve"> </w:t>
-      </w:r>
-      <w:proofErr w:type="spellStart"/>
-      <w:r>
-        <w:rPr>
-          <w:rFonts w:cstheme="minorHAnsi"/>
-        </w:rPr>
-        <w:t>ingrediente</w:t>
-      </w:r>
-      <w:proofErr w:type="spellEnd"/>
-      <w:r>
-        <w:rPr>
-          <w:rFonts w:cstheme="minorHAnsi"/>
-        </w:rPr>
-        <w:t>;</w:t>
+          <w:color w:val="7F7F7F" w:themeColor="text1" w:themeTint="80"/>
+        </w:rPr>
+      </w:pPr>
+      <w:r>
+        <w:rPr>
+          <w:rFonts w:cstheme="minorHAnsi"/>
+          <w:color w:val="7F7F7F" w:themeColor="text1" w:themeTint="80"/>
+        </w:rPr>
+        <w:t>sistemul trebuie să suporte roluri diferite, precum Administrator și Casier;</w:t>
       </w:r>
     </w:p>
     <w:p>
@@ -1929,61 +486,46 @@
         <w:jc w:val="both"/>
         <w:rPr>
           <w:rFonts w:cstheme="minorHAnsi"/>
-        </w:rPr>
-      </w:pPr>
-      <w:proofErr w:type="spellStart"/>
-      <w:r>
-        <w:rPr>
-          <w:rFonts w:cstheme="minorHAnsi"/>
-        </w:rPr>
-        <w:t>pentru</w:t>
-      </w:r>
-      <w:proofErr w:type="spellEnd"/>
-      <w:r>
-        <w:rPr>
-          <w:rFonts w:cstheme="minorHAnsi"/>
-        </w:rPr>
-        <w:t xml:space="preserve"> </w:t>
-      </w:r>
-      <w:proofErr w:type="spellStart"/>
-      <w:r>
-        <w:rPr>
-          <w:rFonts w:cstheme="minorHAnsi"/>
-        </w:rPr>
-        <w:t>fiecare</w:t>
-      </w:r>
-      <w:proofErr w:type="spellEnd"/>
-      <w:r>
-        <w:rPr>
-          <w:rFonts w:cstheme="minorHAnsi"/>
-        </w:rPr>
-        <w:t xml:space="preserve"> ingredient se </w:t>
-      </w:r>
-      <w:proofErr w:type="spellStart"/>
-      <w:r>
-        <w:rPr>
-          <w:rFonts w:cstheme="minorHAnsi"/>
-        </w:rPr>
-        <w:t>specifică</w:t>
-      </w:r>
-      <w:proofErr w:type="spellEnd"/>
-      <w:r>
-        <w:rPr>
-          <w:rFonts w:cstheme="minorHAnsi"/>
-        </w:rPr>
-        <w:t xml:space="preserve"> o </w:t>
-      </w:r>
-      <w:proofErr w:type="spellStart"/>
-      <w:r>
-        <w:rPr>
-          <w:rFonts w:cstheme="minorHAnsi"/>
-        </w:rPr>
-        <w:t>cantitate</w:t>
-      </w:r>
-      <w:proofErr w:type="spellEnd"/>
-      <w:r>
-        <w:rPr>
-          <w:rFonts w:cstheme="minorHAnsi"/>
+          <w:color w:val="7F7F7F" w:themeColor="text1" w:themeTint="80"/>
+        </w:rPr>
+      </w:pPr>
+      <w:r>
+        <w:rPr>
+          <w:rFonts w:cstheme="minorHAnsi"/>
+          <w:color w:val="7F7F7F" w:themeColor="text1" w:themeTint="80"/>
+        </w:rPr>
+        <w:t>administratorul poate gestiona produsele, ingredientele și rețetele;</w:t>
+      </w:r>
+    </w:p>
+    <w:p>
+      <w:pPr>
+        <w:widowControl w:val="0"/>
+        <w:numPr>
+          <w:ilvl w:val="1"/>
+          <w:numId w:val="22"/>
+        </w:numPr>
+        <w:autoSpaceDE w:val="0"/>
+        <w:autoSpaceDN w:val="0"/>
+        <w:adjustRightInd w:val="0"/>
+        <w:spacing w:after="0" w:line="240" w:lineRule="auto"/>
+        <w:ind w:right="75"/>
+        <w:jc w:val="both"/>
+        <w:rPr>
+          <w:rFonts w:cstheme="minorHAnsi"/>
+          <w:color w:val="7F7F7F" w:themeColor="text1" w:themeTint="80"/>
+        </w:rPr>
+      </w:pPr>
+      <w:r>
+        <w:rPr>
+          <w:rFonts w:cstheme="minorHAnsi"/>
+          <w:color w:val="7F7F7F" w:themeColor="text1" w:themeTint="80"/>
+        </w:rPr>
+        <w:t>casierul poate crea și finaliza comenzi</w:t>
+      </w:r>
+      <w:r>
+        <w:rPr>
+          <w:rFonts w:cstheme="minorHAnsi"/>
+          <w:color w:val="7F7F7F" w:themeColor="text1" w:themeTint="80"/>
         </w:rPr>
         <w:t>.</w:t>
       </w:r>
@@ -2005,89 +547,11 @@
           <w:rFonts w:cstheme="minorHAnsi"/>
         </w:rPr>
       </w:pPr>
-      <w:proofErr w:type="spellStart"/>
-      <w:r>
-        <w:rPr>
-          <w:rFonts w:cstheme="minorHAnsi"/>
-        </w:rPr>
-        <w:t>Aplicația</w:t>
-      </w:r>
-      <w:proofErr w:type="spellEnd"/>
-      <w:r>
-        <w:rPr>
-          <w:rFonts w:cstheme="minorHAnsi"/>
-        </w:rPr>
-        <w:t xml:space="preserve"> </w:t>
-      </w:r>
-      <w:proofErr w:type="spellStart"/>
-      <w:r>
-        <w:rPr>
-          <w:rFonts w:cstheme="minorHAnsi"/>
-        </w:rPr>
-        <w:t>trebuie</w:t>
-      </w:r>
-      <w:proofErr w:type="spellEnd"/>
-      <w:r>
-        <w:rPr>
-          <w:rFonts w:cstheme="minorHAnsi"/>
-        </w:rPr>
-        <w:t xml:space="preserve"> </w:t>
-      </w:r>
-      <w:proofErr w:type="spellStart"/>
-      <w:r>
-        <w:rPr>
-          <w:rFonts w:cstheme="minorHAnsi"/>
-        </w:rPr>
-        <w:t>să</w:t>
-      </w:r>
-      <w:proofErr w:type="spellEnd"/>
-      <w:r>
-        <w:rPr>
-          <w:rFonts w:cstheme="minorHAnsi"/>
-        </w:rPr>
-        <w:t xml:space="preserve"> </w:t>
-      </w:r>
-      <w:proofErr w:type="spellStart"/>
-      <w:r>
-        <w:rPr>
-          <w:rFonts w:cstheme="minorHAnsi"/>
-        </w:rPr>
-        <w:t>gestioneze</w:t>
-      </w:r>
-      <w:proofErr w:type="spellEnd"/>
-      <w:r>
-        <w:rPr>
-          <w:rFonts w:cstheme="minorHAnsi"/>
-        </w:rPr>
-        <w:t xml:space="preserve"> </w:t>
-      </w:r>
-      <w:proofErr w:type="spellStart"/>
-      <w:r>
-        <w:rPr>
-          <w:rFonts w:cstheme="minorHAnsi"/>
-        </w:rPr>
-        <w:t>stocurile</w:t>
-      </w:r>
-      <w:proofErr w:type="spellEnd"/>
-      <w:r>
-        <w:rPr>
-          <w:rFonts w:cstheme="minorHAnsi"/>
-        </w:rPr>
-        <w:t xml:space="preserve"> de </w:t>
-      </w:r>
-      <w:proofErr w:type="spellStart"/>
-      <w:r>
-        <w:rPr>
-          <w:rFonts w:cstheme="minorHAnsi"/>
-        </w:rPr>
-        <w:t>ingrediente</w:t>
-      </w:r>
-      <w:proofErr w:type="spellEnd"/>
-      <w:r>
-        <w:rPr>
-          <w:rFonts w:cstheme="minorHAnsi"/>
-        </w:rPr>
-        <w:t>:</w:t>
+      <w:r>
+        <w:rPr>
+          <w:rFonts w:cstheme="minorHAnsi"/>
+        </w:rPr>
+        <w:t>Aplicația trebuie să permită definirea rețetelor pentru produse:</w:t>
       </w:r>
     </w:p>
     <w:p>
@@ -2107,47 +571,11 @@
           <w:rFonts w:cstheme="minorHAnsi"/>
         </w:rPr>
       </w:pPr>
-      <w:proofErr w:type="spellStart"/>
-      <w:r>
-        <w:rPr>
-          <w:rFonts w:cstheme="minorHAnsi"/>
-        </w:rPr>
-        <w:t>afișarea</w:t>
-      </w:r>
-      <w:proofErr w:type="spellEnd"/>
-      <w:r>
-        <w:rPr>
-          <w:rFonts w:cstheme="minorHAnsi"/>
-        </w:rPr>
-        <w:t xml:space="preserve"> </w:t>
-      </w:r>
-      <w:proofErr w:type="spellStart"/>
-      <w:r>
-        <w:rPr>
-          <w:rFonts w:cstheme="minorHAnsi"/>
-        </w:rPr>
-        <w:t>cantității</w:t>
-      </w:r>
-      <w:proofErr w:type="spellEnd"/>
-      <w:r>
-        <w:rPr>
-          <w:rFonts w:cstheme="minorHAnsi"/>
-        </w:rPr>
-        <w:t xml:space="preserve"> </w:t>
-      </w:r>
-      <w:proofErr w:type="spellStart"/>
-      <w:r>
-        <w:rPr>
-          <w:rFonts w:cstheme="minorHAnsi"/>
-        </w:rPr>
-        <w:t>disponibile</w:t>
-      </w:r>
-      <w:proofErr w:type="spellEnd"/>
-      <w:r>
-        <w:rPr>
-          <w:rFonts w:cstheme="minorHAnsi"/>
-        </w:rPr>
-        <w:t>;</w:t>
+      <w:r>
+        <w:rPr>
+          <w:rFonts w:cstheme="minorHAnsi"/>
+        </w:rPr>
+        <w:t>fiecare rețetă este compusă din mai multe ingrediente;</w:t>
       </w:r>
     </w:p>
     <w:p>
@@ -2167,75 +595,11 @@
           <w:rFonts w:cstheme="minorHAnsi"/>
         </w:rPr>
       </w:pPr>
-      <w:proofErr w:type="spellStart"/>
-      <w:r>
-        <w:rPr>
-          <w:rFonts w:cstheme="minorHAnsi"/>
-        </w:rPr>
-        <w:t>actualizarea</w:t>
-      </w:r>
-      <w:proofErr w:type="spellEnd"/>
-      <w:r>
-        <w:rPr>
-          <w:rFonts w:cstheme="minorHAnsi"/>
-        </w:rPr>
-        <w:t xml:space="preserve"> </w:t>
-      </w:r>
-      <w:proofErr w:type="spellStart"/>
-      <w:r>
-        <w:rPr>
-          <w:rFonts w:cstheme="minorHAnsi"/>
-        </w:rPr>
-        <w:t>stocului</w:t>
-      </w:r>
-      <w:proofErr w:type="spellEnd"/>
-      <w:r>
-        <w:rPr>
-          <w:rFonts w:cstheme="minorHAnsi"/>
-        </w:rPr>
-        <w:t xml:space="preserve"> </w:t>
-      </w:r>
-      <w:proofErr w:type="spellStart"/>
-      <w:r>
-        <w:rPr>
-          <w:rFonts w:cstheme="minorHAnsi"/>
-        </w:rPr>
-        <w:t>în</w:t>
-      </w:r>
-      <w:proofErr w:type="spellEnd"/>
-      <w:r>
-        <w:rPr>
-          <w:rFonts w:cstheme="minorHAnsi"/>
-        </w:rPr>
-        <w:t xml:space="preserve"> </w:t>
-      </w:r>
-      <w:proofErr w:type="spellStart"/>
-      <w:r>
-        <w:rPr>
-          <w:rFonts w:cstheme="minorHAnsi"/>
-        </w:rPr>
-        <w:t>urma</w:t>
-      </w:r>
-      <w:proofErr w:type="spellEnd"/>
-      <w:r>
-        <w:rPr>
-          <w:rFonts w:cstheme="minorHAnsi"/>
-        </w:rPr>
-        <w:t xml:space="preserve"> </w:t>
-      </w:r>
-      <w:proofErr w:type="spellStart"/>
-      <w:r>
-        <w:rPr>
-          <w:rFonts w:cstheme="minorHAnsi"/>
-        </w:rPr>
-        <w:t>comenzilor</w:t>
-      </w:r>
-      <w:proofErr w:type="spellEnd"/>
-      <w:r>
-        <w:rPr>
-          <w:rFonts w:cstheme="minorHAnsi"/>
-        </w:rPr>
-        <w:t>.</w:t>
+      <w:r>
+        <w:rPr>
+          <w:rFonts w:cstheme="minorHAnsi"/>
+        </w:rPr>
+        <w:t>pentru fiecare ingredient se specifică o cantitate.</w:t>
       </w:r>
     </w:p>
     <w:p>
@@ -2253,91 +617,15 @@
         <w:jc w:val="both"/>
         <w:rPr>
           <w:rFonts w:cstheme="minorHAnsi"/>
-        </w:rPr>
-      </w:pPr>
-      <w:proofErr w:type="spellStart"/>
-      <w:r>
-        <w:rPr>
-          <w:rFonts w:cstheme="minorHAnsi"/>
-        </w:rPr>
-        <w:t>Aplicația</w:t>
-      </w:r>
-      <w:proofErr w:type="spellEnd"/>
-      <w:r>
-        <w:rPr>
-          <w:rFonts w:cstheme="minorHAnsi"/>
-        </w:rPr>
-        <w:t xml:space="preserve"> </w:t>
-      </w:r>
-      <w:proofErr w:type="spellStart"/>
-      <w:r>
-        <w:rPr>
-          <w:rFonts w:cstheme="minorHAnsi"/>
-        </w:rPr>
-        <w:t>trebuie</w:t>
-      </w:r>
-      <w:proofErr w:type="spellEnd"/>
-      <w:r>
-        <w:rPr>
-          <w:rFonts w:cstheme="minorHAnsi"/>
-        </w:rPr>
-        <w:t xml:space="preserve"> </w:t>
-      </w:r>
-      <w:proofErr w:type="spellStart"/>
-      <w:r>
-        <w:rPr>
-          <w:rFonts w:cstheme="minorHAnsi"/>
-        </w:rPr>
-        <w:t>să</w:t>
-      </w:r>
-      <w:proofErr w:type="spellEnd"/>
-      <w:r>
-        <w:rPr>
-          <w:rFonts w:cstheme="minorHAnsi"/>
-        </w:rPr>
-        <w:t xml:space="preserve"> </w:t>
-      </w:r>
-      <w:proofErr w:type="spellStart"/>
-      <w:r>
-        <w:rPr>
-          <w:rFonts w:cstheme="minorHAnsi"/>
-        </w:rPr>
-        <w:t>permită</w:t>
-      </w:r>
-      <w:proofErr w:type="spellEnd"/>
-      <w:r>
-        <w:rPr>
-          <w:rFonts w:cstheme="minorHAnsi"/>
-        </w:rPr>
-        <w:t xml:space="preserve"> </w:t>
-      </w:r>
-      <w:proofErr w:type="spellStart"/>
-      <w:r>
-        <w:rPr>
-          <w:rFonts w:cstheme="minorHAnsi"/>
-        </w:rPr>
-        <w:t>crearea</w:t>
-      </w:r>
-      <w:proofErr w:type="spellEnd"/>
-      <w:r>
-        <w:rPr>
-          <w:rFonts w:cstheme="minorHAnsi"/>
-        </w:rPr>
-        <w:t xml:space="preserve"> </w:t>
-      </w:r>
-      <w:proofErr w:type="spellStart"/>
-      <w:r>
-        <w:rPr>
-          <w:rFonts w:cstheme="minorHAnsi"/>
-        </w:rPr>
-        <w:t>comenzilor</w:t>
-      </w:r>
-      <w:proofErr w:type="spellEnd"/>
-      <w:r>
-        <w:rPr>
-          <w:rFonts w:cstheme="minorHAnsi"/>
-        </w:rPr>
-        <w:t>:</w:t>
+          <w:color w:val="7F7F7F" w:themeColor="text1" w:themeTint="80"/>
+        </w:rPr>
+      </w:pPr>
+      <w:r>
+        <w:rPr>
+          <w:rFonts w:cstheme="minorHAnsi"/>
+          <w:color w:val="7F7F7F" w:themeColor="text1" w:themeTint="80"/>
+        </w:rPr>
+        <w:t>Aplicația trebuie să gestioneze stocurile de ingrediente:</w:t>
       </w:r>
     </w:p>
     <w:p>
@@ -2355,109 +643,34 @@
         <w:jc w:val="both"/>
         <w:rPr>
           <w:rFonts w:cstheme="minorHAnsi"/>
-        </w:rPr>
-      </w:pPr>
-      <w:r>
-        <w:rPr>
-          <w:rFonts w:cstheme="minorHAnsi"/>
-        </w:rPr>
-        <w:t xml:space="preserve">o </w:t>
-      </w:r>
-      <w:proofErr w:type="spellStart"/>
-      <w:r>
-        <w:rPr>
-          <w:rFonts w:cstheme="minorHAnsi"/>
-        </w:rPr>
-        <w:t>comandă</w:t>
-      </w:r>
-      <w:proofErr w:type="spellEnd"/>
-      <w:r>
-        <w:rPr>
-          <w:rFonts w:cstheme="minorHAnsi"/>
-        </w:rPr>
-        <w:t xml:space="preserve"> </w:t>
-      </w:r>
-      <w:proofErr w:type="spellStart"/>
-      <w:r>
-        <w:rPr>
-          <w:rFonts w:cstheme="minorHAnsi"/>
-        </w:rPr>
-        <w:t>conține</w:t>
-      </w:r>
-      <w:proofErr w:type="spellEnd"/>
-      <w:r>
-        <w:rPr>
-          <w:rFonts w:cstheme="minorHAnsi"/>
-        </w:rPr>
-        <w:t xml:space="preserve"> </w:t>
-      </w:r>
-      <w:proofErr w:type="spellStart"/>
-      <w:r>
-        <w:rPr>
-          <w:rFonts w:cstheme="minorHAnsi"/>
-        </w:rPr>
-        <w:t>unul</w:t>
-      </w:r>
-      <w:proofErr w:type="spellEnd"/>
-      <w:r>
-        <w:rPr>
-          <w:rFonts w:cstheme="minorHAnsi"/>
-        </w:rPr>
-        <w:t xml:space="preserve"> </w:t>
-      </w:r>
-      <w:proofErr w:type="spellStart"/>
-      <w:r>
-        <w:rPr>
-          <w:rFonts w:cstheme="minorHAnsi"/>
-        </w:rPr>
-        <w:t>sau</w:t>
-      </w:r>
-      <w:proofErr w:type="spellEnd"/>
-      <w:r>
-        <w:rPr>
-          <w:rFonts w:cstheme="minorHAnsi"/>
-        </w:rPr>
-        <w:t xml:space="preserve"> </w:t>
-      </w:r>
-      <w:proofErr w:type="spellStart"/>
-      <w:r>
-        <w:rPr>
-          <w:rFonts w:cstheme="minorHAnsi"/>
-        </w:rPr>
-        <w:t>mai</w:t>
-      </w:r>
-      <w:proofErr w:type="spellEnd"/>
-      <w:r>
-        <w:rPr>
-          <w:rFonts w:cstheme="minorHAnsi"/>
-        </w:rPr>
-        <w:t xml:space="preserve"> </w:t>
-      </w:r>
-      <w:proofErr w:type="spellStart"/>
-      <w:r>
-        <w:rPr>
-          <w:rFonts w:cstheme="minorHAnsi"/>
-        </w:rPr>
-        <w:t>multe</w:t>
-      </w:r>
-      <w:proofErr w:type="spellEnd"/>
-      <w:r>
-        <w:rPr>
-          <w:rFonts w:cstheme="minorHAnsi"/>
-        </w:rPr>
-        <w:t xml:space="preserve"> </w:t>
-      </w:r>
-      <w:proofErr w:type="spellStart"/>
-      <w:r>
-        <w:rPr>
-          <w:rFonts w:cstheme="minorHAnsi"/>
-        </w:rPr>
-        <w:t>produse</w:t>
-      </w:r>
-      <w:proofErr w:type="spellEnd"/>
-      <w:r>
-        <w:rPr>
-          <w:rFonts w:cstheme="minorHAnsi"/>
+          <w:color w:val="7F7F7F" w:themeColor="text1" w:themeTint="80"/>
+        </w:rPr>
+      </w:pPr>
+      <w:r>
+        <w:rPr>
+          <w:rFonts w:cstheme="minorHAnsi"/>
+          <w:color w:val="7F7F7F" w:themeColor="text1" w:themeTint="80"/>
+        </w:rPr>
+        <w:t>afișarea cantității disponibile</w:t>
+      </w:r>
+      <w:r>
+        <w:rPr>
+          <w:rFonts w:cstheme="minorHAnsi"/>
+          <w:color w:val="7F7F7F" w:themeColor="text1" w:themeTint="80"/>
+        </w:rPr>
+        <w:t xml:space="preserve"> pentru fiecare ingredient</w:t>
+      </w:r>
+      <w:r>
+        <w:rPr>
+          <w:rFonts w:cstheme="minorHAnsi"/>
+          <w:color w:val="7F7F7F" w:themeColor="text1" w:themeTint="80"/>
+        </w:rPr>
+        <w:t xml:space="preserve"> din stoc</w:t>
+      </w:r>
+      <w:r>
+        <w:rPr>
+          <w:rFonts w:cstheme="minorHAnsi"/>
+          <w:color w:val="7F7F7F" w:themeColor="text1" w:themeTint="80"/>
         </w:rPr>
         <w:t>;</w:t>
       </w:r>
@@ -2477,63 +690,70 @@
         <w:jc w:val="both"/>
         <w:rPr>
           <w:rFonts w:cstheme="minorHAnsi"/>
-        </w:rPr>
-      </w:pPr>
-      <w:proofErr w:type="spellStart"/>
-      <w:r>
-        <w:rPr>
-          <w:rFonts w:cstheme="minorHAnsi"/>
-        </w:rPr>
-        <w:t>fiecare</w:t>
-      </w:r>
-      <w:proofErr w:type="spellEnd"/>
-      <w:r>
-        <w:rPr>
-          <w:rFonts w:cstheme="minorHAnsi"/>
-        </w:rPr>
-        <w:t xml:space="preserve"> </w:t>
-      </w:r>
-      <w:proofErr w:type="spellStart"/>
-      <w:r>
-        <w:rPr>
-          <w:rFonts w:cstheme="minorHAnsi"/>
-        </w:rPr>
-        <w:t>produs</w:t>
-      </w:r>
-      <w:proofErr w:type="spellEnd"/>
-      <w:r>
-        <w:rPr>
-          <w:rFonts w:cstheme="minorHAnsi"/>
-        </w:rPr>
-        <w:t xml:space="preserve"> are </w:t>
-      </w:r>
-      <w:proofErr w:type="spellStart"/>
-      <w:r>
-        <w:rPr>
-          <w:rFonts w:cstheme="minorHAnsi"/>
-        </w:rPr>
-        <w:t>asociată</w:t>
-      </w:r>
-      <w:proofErr w:type="spellEnd"/>
-      <w:r>
-        <w:rPr>
-          <w:rFonts w:cstheme="minorHAnsi"/>
-        </w:rPr>
-        <w:t xml:space="preserve"> o </w:t>
-      </w:r>
-      <w:proofErr w:type="spellStart"/>
-      <w:r>
-        <w:rPr>
-          <w:rFonts w:cstheme="minorHAnsi"/>
-        </w:rPr>
-        <w:t>cantitate</w:t>
-      </w:r>
-      <w:proofErr w:type="spellEnd"/>
-      <w:r>
-        <w:rPr>
-          <w:rFonts w:cstheme="minorHAnsi"/>
-        </w:rPr>
-        <w:t>.</w:t>
+          <w:color w:val="7F7F7F" w:themeColor="text1" w:themeTint="80"/>
+        </w:rPr>
+      </w:pPr>
+      <w:r>
+        <w:rPr>
+          <w:rFonts w:cstheme="minorHAnsi"/>
+          <w:color w:val="7F7F7F" w:themeColor="text1" w:themeTint="80"/>
+        </w:rPr>
+        <w:t>actualiza</w:t>
+      </w:r>
+      <w:r>
+        <w:rPr>
+          <w:rFonts w:cstheme="minorHAnsi"/>
+          <w:color w:val="7F7F7F" w:themeColor="text1" w:themeTint="80"/>
+        </w:rPr>
+        <w:t>rea stocului după finalizarea unei comenzi;</w:t>
+      </w:r>
+    </w:p>
+    <w:p>
+      <w:pPr>
+        <w:widowControl w:val="0"/>
+        <w:numPr>
+          <w:ilvl w:val="1"/>
+          <w:numId w:val="22"/>
+        </w:numPr>
+        <w:autoSpaceDE w:val="0"/>
+        <w:autoSpaceDN w:val="0"/>
+        <w:adjustRightInd w:val="0"/>
+        <w:spacing w:after="0" w:line="240" w:lineRule="auto"/>
+        <w:ind w:right="75"/>
+        <w:jc w:val="both"/>
+        <w:rPr>
+          <w:rFonts w:cstheme="minorHAnsi"/>
+          <w:color w:val="7F7F7F" w:themeColor="text1" w:themeTint="80"/>
+        </w:rPr>
+      </w:pPr>
+      <w:r>
+        <w:rPr>
+          <w:rFonts w:cstheme="minorHAnsi"/>
+          <w:color w:val="7F7F7F" w:themeColor="text1" w:themeTint="80"/>
+        </w:rPr>
+        <w:t>verificarea disponibilității ingredientelor înainte de plasarea unei comenzi.</w:t>
+      </w:r>
+    </w:p>
+    <w:p>
+      <w:pPr>
+        <w:widowControl w:val="0"/>
+        <w:autoSpaceDE w:val="0"/>
+        <w:autoSpaceDN w:val="0"/>
+        <w:adjustRightInd w:val="0"/>
+        <w:spacing w:after="0" w:line="240" w:lineRule="auto"/>
+        <w:ind w:left="1080" w:right="75"/>
+        <w:jc w:val="both"/>
+        <w:rPr>
+          <w:rFonts w:cstheme="minorHAnsi"/>
+          <w:color w:val="7F7F7F" w:themeColor="text1" w:themeTint="80"/>
+        </w:rPr>
+      </w:pPr>
+      <w:r>
+        <w:rPr>
+          <w:rFonts w:cstheme="minorHAnsi"/>
+          <w:color w:val="7F7F7F" w:themeColor="text1" w:themeTint="80"/>
+        </w:rPr>
+        <w:t>Dacă ingredientele nu sunt suficiente, sistemul trebuie să afișeze un mesaj de eroare și să nu permită finalizarea comenzii.</w:t>
       </w:r>
     </w:p>
     <w:p>
@@ -2553,145 +773,11 @@
           <w:rFonts w:cstheme="minorHAnsi"/>
         </w:rPr>
       </w:pPr>
-      <w:proofErr w:type="spellStart"/>
-      <w:r>
-        <w:rPr>
-          <w:rFonts w:cstheme="minorHAnsi"/>
-        </w:rPr>
-        <w:t>Aplicația</w:t>
-      </w:r>
-      <w:proofErr w:type="spellEnd"/>
-      <w:r>
-        <w:rPr>
-          <w:rFonts w:cstheme="minorHAnsi"/>
-        </w:rPr>
-        <w:t xml:space="preserve"> </w:t>
-      </w:r>
-      <w:proofErr w:type="spellStart"/>
-      <w:r>
-        <w:rPr>
-          <w:rFonts w:cstheme="minorHAnsi"/>
-        </w:rPr>
-        <w:t>trebuie</w:t>
-      </w:r>
-      <w:proofErr w:type="spellEnd"/>
-      <w:r>
-        <w:rPr>
-          <w:rFonts w:cstheme="minorHAnsi"/>
-        </w:rPr>
-        <w:t xml:space="preserve"> </w:t>
-      </w:r>
-      <w:proofErr w:type="spellStart"/>
-      <w:r>
-        <w:rPr>
-          <w:rFonts w:cstheme="minorHAnsi"/>
-        </w:rPr>
-        <w:t>să</w:t>
-      </w:r>
-      <w:proofErr w:type="spellEnd"/>
-      <w:r>
-        <w:rPr>
-          <w:rFonts w:cstheme="minorHAnsi"/>
-        </w:rPr>
-        <w:t xml:space="preserve"> </w:t>
-      </w:r>
-      <w:proofErr w:type="spellStart"/>
-      <w:r>
-        <w:rPr>
-          <w:rFonts w:cstheme="minorHAnsi"/>
-        </w:rPr>
-        <w:t>calculeze</w:t>
-      </w:r>
-      <w:proofErr w:type="spellEnd"/>
-      <w:r>
-        <w:rPr>
-          <w:rFonts w:cstheme="minorHAnsi"/>
-        </w:rPr>
-        <w:t xml:space="preserve"> automat </w:t>
-      </w:r>
-      <w:proofErr w:type="spellStart"/>
-      <w:r>
-        <w:rPr>
-          <w:rFonts w:cstheme="minorHAnsi"/>
-        </w:rPr>
-        <w:t>conținutul</w:t>
-      </w:r>
-      <w:proofErr w:type="spellEnd"/>
-      <w:r>
-        <w:rPr>
-          <w:rFonts w:cstheme="minorHAnsi"/>
-        </w:rPr>
-        <w:t xml:space="preserve"> </w:t>
-      </w:r>
-      <w:proofErr w:type="spellStart"/>
-      <w:r>
-        <w:rPr>
-          <w:rFonts w:cstheme="minorHAnsi"/>
-        </w:rPr>
-        <w:t>unei</w:t>
-      </w:r>
-      <w:proofErr w:type="spellEnd"/>
-      <w:r>
-        <w:rPr>
-          <w:rFonts w:cstheme="minorHAnsi"/>
-        </w:rPr>
-        <w:t xml:space="preserve"> </w:t>
-      </w:r>
-      <w:proofErr w:type="spellStart"/>
-      <w:r>
-        <w:rPr>
-          <w:rFonts w:cstheme="minorHAnsi"/>
-        </w:rPr>
-        <w:t>comenzi</w:t>
-      </w:r>
-      <w:proofErr w:type="spellEnd"/>
-      <w:r>
-        <w:rPr>
-          <w:rFonts w:cstheme="minorHAnsi"/>
-        </w:rPr>
-        <w:t xml:space="preserve"> pe </w:t>
-      </w:r>
-      <w:proofErr w:type="spellStart"/>
-      <w:r>
-        <w:rPr>
-          <w:rFonts w:cstheme="minorHAnsi"/>
-        </w:rPr>
-        <w:t>baza</w:t>
-      </w:r>
-      <w:proofErr w:type="spellEnd"/>
-      <w:r>
-        <w:rPr>
-          <w:rFonts w:cstheme="minorHAnsi"/>
-        </w:rPr>
-        <w:t xml:space="preserve"> </w:t>
-      </w:r>
-      <w:proofErr w:type="spellStart"/>
-      <w:r>
-        <w:rPr>
-          <w:rFonts w:cstheme="minorHAnsi"/>
-        </w:rPr>
-        <w:t>rețetelor</w:t>
-      </w:r>
-      <w:proofErr w:type="spellEnd"/>
-      <w:r>
-        <w:rPr>
-          <w:rFonts w:cstheme="minorHAnsi"/>
-        </w:rPr>
-        <w:t xml:space="preserve"> </w:t>
-      </w:r>
-      <w:proofErr w:type="spellStart"/>
-      <w:r>
-        <w:rPr>
-          <w:rFonts w:cstheme="minorHAnsi"/>
-        </w:rPr>
-        <w:t>produselor</w:t>
-      </w:r>
-      <w:proofErr w:type="spellEnd"/>
-      <w:r>
-        <w:rPr>
-          <w:rFonts w:cstheme="minorHAnsi"/>
-        </w:rPr>
-        <w:t>.</w:t>
+      <w:r>
+        <w:rPr>
+          <w:rFonts w:cstheme="minorHAnsi"/>
+        </w:rPr>
+        <w:t>Aplicația trebuie să permită crearea comenzilor:</w:t>
       </w:r>
     </w:p>
     <w:p>
@@ -2715,105 +801,31 @@
         <w:rPr>
           <w:rFonts w:cstheme="minorHAnsi"/>
         </w:rPr>
-        <w:t xml:space="preserve">la </w:t>
-      </w:r>
-      <w:proofErr w:type="spellStart"/>
-      <w:r>
-        <w:rPr>
-          <w:rFonts w:cstheme="minorHAnsi"/>
-        </w:rPr>
-        <w:t>finalizarea</w:t>
-      </w:r>
-      <w:proofErr w:type="spellEnd"/>
-      <w:r>
-        <w:rPr>
-          <w:rFonts w:cstheme="minorHAnsi"/>
-        </w:rPr>
-        <w:t xml:space="preserve"> </w:t>
-      </w:r>
-      <w:proofErr w:type="spellStart"/>
-      <w:r>
-        <w:rPr>
-          <w:rFonts w:cstheme="minorHAnsi"/>
-        </w:rPr>
-        <w:t>comenzii</w:t>
-      </w:r>
-      <w:proofErr w:type="spellEnd"/>
-      <w:r>
-        <w:rPr>
-          <w:rFonts w:cstheme="minorHAnsi"/>
-        </w:rPr>
-        <w:t xml:space="preserve"> se </w:t>
-      </w:r>
-      <w:proofErr w:type="spellStart"/>
-      <w:r>
-        <w:rPr>
-          <w:rFonts w:cstheme="minorHAnsi"/>
-        </w:rPr>
-        <w:t>generează</w:t>
-      </w:r>
-      <w:proofErr w:type="spellEnd"/>
-      <w:r>
-        <w:rPr>
-          <w:rFonts w:cstheme="minorHAnsi"/>
-        </w:rPr>
-        <w:t xml:space="preserve"> </w:t>
-      </w:r>
-      <w:proofErr w:type="spellStart"/>
-      <w:r>
-        <w:rPr>
-          <w:rFonts w:cstheme="minorHAnsi"/>
-        </w:rPr>
-        <w:t>bonul</w:t>
-      </w:r>
-      <w:proofErr w:type="spellEnd"/>
-      <w:r>
-        <w:rPr>
-          <w:rFonts w:cstheme="minorHAnsi"/>
-        </w:rPr>
-        <w:t xml:space="preserve"> de </w:t>
-      </w:r>
-      <w:proofErr w:type="spellStart"/>
-      <w:r>
-        <w:rPr>
-          <w:rFonts w:cstheme="minorHAnsi"/>
-        </w:rPr>
-        <w:t>casă</w:t>
-      </w:r>
-      <w:proofErr w:type="spellEnd"/>
-      <w:r>
-        <w:rPr>
-          <w:rFonts w:cstheme="minorHAnsi"/>
-        </w:rPr>
-        <w:t xml:space="preserve"> care se </w:t>
-      </w:r>
-      <w:proofErr w:type="spellStart"/>
-      <w:r>
-        <w:rPr>
-          <w:rFonts w:cstheme="minorHAnsi"/>
-        </w:rPr>
-        <w:t>salvează</w:t>
-      </w:r>
-      <w:proofErr w:type="spellEnd"/>
-      <w:r>
-        <w:rPr>
-          <w:rFonts w:cstheme="minorHAnsi"/>
-        </w:rPr>
-        <w:t xml:space="preserve"> </w:t>
-      </w:r>
-      <w:proofErr w:type="spellStart"/>
-      <w:r>
-        <w:rPr>
-          <w:rFonts w:cstheme="minorHAnsi"/>
-        </w:rPr>
-        <w:t>în</w:t>
-      </w:r>
-      <w:proofErr w:type="spellEnd"/>
-      <w:r>
-        <w:rPr>
-          <w:rFonts w:cstheme="minorHAnsi"/>
-        </w:rPr>
-        <w:t xml:space="preserve"> format .csv.</w:t>
+        <w:t>o comandă conține unul sau mai multe produse;</w:t>
+      </w:r>
+    </w:p>
+    <w:p>
+      <w:pPr>
+        <w:widowControl w:val="0"/>
+        <w:numPr>
+          <w:ilvl w:val="1"/>
+          <w:numId w:val="22"/>
+        </w:numPr>
+        <w:autoSpaceDE w:val="0"/>
+        <w:autoSpaceDN w:val="0"/>
+        <w:adjustRightInd w:val="0"/>
+        <w:spacing w:after="0" w:line="240" w:lineRule="auto"/>
+        <w:ind w:right="75"/>
+        <w:jc w:val="both"/>
+        <w:rPr>
+          <w:rFonts w:cstheme="minorHAnsi"/>
+        </w:rPr>
+      </w:pPr>
+      <w:r>
+        <w:rPr>
+          <w:rFonts w:cstheme="minorHAnsi"/>
+        </w:rPr>
+        <w:t>fiecare produs are asociată o cantitate.</w:t>
       </w:r>
     </w:p>
     <w:p>
@@ -2837,217 +849,87 @@
         <w:rPr>
           <w:rFonts w:cstheme="minorHAnsi"/>
         </w:rPr>
-        <w:t xml:space="preserve">La </w:t>
-      </w:r>
-      <w:proofErr w:type="spellStart"/>
-      <w:r>
-        <w:rPr>
-          <w:rFonts w:cstheme="minorHAnsi"/>
-        </w:rPr>
-        <w:t>finalul</w:t>
-      </w:r>
-      <w:proofErr w:type="spellEnd"/>
-      <w:r>
-        <w:rPr>
-          <w:rFonts w:cstheme="minorHAnsi"/>
-        </w:rPr>
-        <w:t xml:space="preserve"> </w:t>
-      </w:r>
-      <w:proofErr w:type="spellStart"/>
-      <w:r>
-        <w:rPr>
-          <w:rFonts w:cstheme="minorHAnsi"/>
-        </w:rPr>
-        <w:t>fiecărei</w:t>
-      </w:r>
-      <w:proofErr w:type="spellEnd"/>
-      <w:r>
-        <w:rPr>
-          <w:rFonts w:cstheme="minorHAnsi"/>
-        </w:rPr>
-        <w:t xml:space="preserve"> </w:t>
-      </w:r>
-      <w:proofErr w:type="spellStart"/>
-      <w:r>
-        <w:rPr>
-          <w:rFonts w:cstheme="minorHAnsi"/>
-        </w:rPr>
-        <w:t>zile</w:t>
-      </w:r>
-      <w:proofErr w:type="spellEnd"/>
-      <w:r>
-        <w:rPr>
-          <w:rFonts w:cstheme="minorHAnsi"/>
-        </w:rPr>
-        <w:t xml:space="preserve"> se </w:t>
-      </w:r>
-      <w:proofErr w:type="spellStart"/>
-      <w:r>
-        <w:rPr>
-          <w:rFonts w:cstheme="minorHAnsi"/>
-        </w:rPr>
-        <w:t>salvează</w:t>
-      </w:r>
-      <w:proofErr w:type="spellEnd"/>
-      <w:r>
-        <w:rPr>
-          <w:rFonts w:cstheme="minorHAnsi"/>
-        </w:rPr>
-        <w:t xml:space="preserve"> </w:t>
-      </w:r>
-      <w:proofErr w:type="spellStart"/>
-      <w:r>
-        <w:rPr>
-          <w:rFonts w:cstheme="minorHAnsi"/>
-        </w:rPr>
-        <w:t>informațiile</w:t>
-      </w:r>
-      <w:proofErr w:type="spellEnd"/>
-      <w:r>
-        <w:rPr>
-          <w:rFonts w:cstheme="minorHAnsi"/>
-        </w:rPr>
-        <w:t xml:space="preserve"> </w:t>
-      </w:r>
-      <w:proofErr w:type="spellStart"/>
-      <w:r>
-        <w:rPr>
-          <w:rFonts w:cstheme="minorHAnsi"/>
-        </w:rPr>
-        <w:t>despre</w:t>
-      </w:r>
-      <w:proofErr w:type="spellEnd"/>
-      <w:r>
-        <w:rPr>
-          <w:rFonts w:cstheme="minorHAnsi"/>
-        </w:rPr>
-        <w:t xml:space="preserve"> </w:t>
-      </w:r>
-      <w:proofErr w:type="spellStart"/>
-      <w:r>
-        <w:rPr>
-          <w:rFonts w:cstheme="minorHAnsi"/>
-        </w:rPr>
-        <w:t>comenzile</w:t>
-      </w:r>
-      <w:proofErr w:type="spellEnd"/>
-      <w:r>
-        <w:rPr>
-          <w:rFonts w:cstheme="minorHAnsi"/>
-        </w:rPr>
-        <w:t xml:space="preserve"> </w:t>
-      </w:r>
-      <w:proofErr w:type="spellStart"/>
-      <w:r>
-        <w:rPr>
-          <w:rFonts w:cstheme="minorHAnsi"/>
-        </w:rPr>
-        <w:t>înregsitrate</w:t>
-      </w:r>
-      <w:proofErr w:type="spellEnd"/>
-      <w:r>
-        <w:rPr>
-          <w:rFonts w:cstheme="minorHAnsi"/>
-        </w:rPr>
-        <w:t xml:space="preserve"> </w:t>
-      </w:r>
-      <w:proofErr w:type="spellStart"/>
-      <w:r>
-        <w:rPr>
-          <w:rFonts w:cstheme="minorHAnsi"/>
-        </w:rPr>
-        <w:t>și</w:t>
-      </w:r>
-      <w:proofErr w:type="spellEnd"/>
-      <w:r>
-        <w:rPr>
-          <w:rFonts w:cstheme="minorHAnsi"/>
-        </w:rPr>
-        <w:t xml:space="preserve"> se </w:t>
-      </w:r>
-      <w:proofErr w:type="spellStart"/>
-      <w:r>
-        <w:rPr>
-          <w:rFonts w:cstheme="minorHAnsi"/>
-        </w:rPr>
-        <w:t>calculează</w:t>
-      </w:r>
-      <w:proofErr w:type="spellEnd"/>
-      <w:r>
-        <w:rPr>
-          <w:rFonts w:cstheme="minorHAnsi"/>
-        </w:rPr>
-        <w:t xml:space="preserve"> </w:t>
-      </w:r>
-      <w:proofErr w:type="spellStart"/>
-      <w:r>
-        <w:rPr>
-          <w:rFonts w:cstheme="minorHAnsi"/>
-        </w:rPr>
-        <w:t>totaul</w:t>
-      </w:r>
-      <w:proofErr w:type="spellEnd"/>
-      <w:r>
-        <w:rPr>
-          <w:rFonts w:cstheme="minorHAnsi"/>
-        </w:rPr>
-        <w:t xml:space="preserve"> </w:t>
-      </w:r>
-      <w:proofErr w:type="spellStart"/>
-      <w:r>
-        <w:rPr>
-          <w:rFonts w:cstheme="minorHAnsi"/>
-        </w:rPr>
-        <w:t>zilei</w:t>
-      </w:r>
-      <w:proofErr w:type="spellEnd"/>
-      <w:r>
-        <w:rPr>
-          <w:rFonts w:cstheme="minorHAnsi"/>
-        </w:rPr>
-        <w:t xml:space="preserve">. </w:t>
-      </w:r>
-      <w:proofErr w:type="spellStart"/>
-      <w:r>
-        <w:rPr>
-          <w:rFonts w:cstheme="minorHAnsi"/>
-        </w:rPr>
-        <w:t>Datele</w:t>
-      </w:r>
-      <w:proofErr w:type="spellEnd"/>
-      <w:r>
-        <w:rPr>
-          <w:rFonts w:cstheme="minorHAnsi"/>
-        </w:rPr>
-        <w:t xml:space="preserve"> pot fi </w:t>
-      </w:r>
-      <w:proofErr w:type="spellStart"/>
-      <w:r>
-        <w:rPr>
-          <w:rFonts w:cstheme="minorHAnsi"/>
-        </w:rPr>
-        <w:t>exportate</w:t>
-      </w:r>
-      <w:proofErr w:type="spellEnd"/>
-      <w:r>
-        <w:rPr>
-          <w:rFonts w:cstheme="minorHAnsi"/>
-        </w:rPr>
-        <w:t xml:space="preserve"> </w:t>
-      </w:r>
-      <w:proofErr w:type="spellStart"/>
-      <w:r>
-        <w:rPr>
-          <w:rFonts w:cstheme="minorHAnsi"/>
-        </w:rPr>
-        <w:t>în</w:t>
-      </w:r>
-      <w:proofErr w:type="spellEnd"/>
-      <w:r>
-        <w:rPr>
-          <w:rFonts w:cstheme="minorHAnsi"/>
-        </w:rPr>
-        <w:t xml:space="preserve"> format CSV.</w:t>
+        <w:t>Aplicația trebuie să calculeze automat conținutul unei comenzi pe baza rețetelor produselor.</w:t>
+      </w:r>
+    </w:p>
+    <w:p>
+      <w:pPr>
+        <w:widowControl w:val="0"/>
+        <w:numPr>
+          <w:ilvl w:val="1"/>
+          <w:numId w:val="22"/>
+        </w:numPr>
+        <w:autoSpaceDE w:val="0"/>
+        <w:autoSpaceDN w:val="0"/>
+        <w:adjustRightInd w:val="0"/>
+        <w:spacing w:after="0" w:line="240" w:lineRule="auto"/>
+        <w:ind w:right="75"/>
+        <w:jc w:val="both"/>
+        <w:rPr>
+          <w:rFonts w:cstheme="minorHAnsi"/>
+        </w:rPr>
+      </w:pPr>
+      <w:r>
+        <w:rPr>
+          <w:rFonts w:cstheme="minorHAnsi"/>
+        </w:rPr>
+        <w:t>la finalizarea comenzii se generează bonul de casă care se salvează în format .csv.</w:t>
+      </w:r>
+    </w:p>
+    <w:p>
+      <w:pPr>
+        <w:widowControl w:val="0"/>
+        <w:numPr>
+          <w:ilvl w:val="0"/>
+          <w:numId w:val="22"/>
+        </w:numPr>
+        <w:autoSpaceDE w:val="0"/>
+        <w:autoSpaceDN w:val="0"/>
+        <w:adjustRightInd w:val="0"/>
+        <w:spacing w:after="0" w:line="240" w:lineRule="auto"/>
+        <w:ind w:right="75"/>
+        <w:jc w:val="both"/>
+        <w:rPr>
+          <w:rFonts w:cstheme="minorHAnsi"/>
+        </w:rPr>
+      </w:pPr>
+      <w:r>
+        <w:rPr>
+          <w:rFonts w:cstheme="minorHAnsi"/>
+        </w:rPr>
+        <w:t xml:space="preserve">La finalul fiecărei zile se salvează informațiile despre comenzile înregsitrate și se calculează totaul zilei. </w:t>
+      </w:r>
+      <w:r>
+        <w:rPr>
+          <w:rFonts w:cstheme="minorHAnsi"/>
+        </w:rPr>
+        <w:t>Datele pot fi exportate în format CSV.</w:t>
+      </w:r>
+    </w:p>
+    <w:p>
+      <w:pPr>
+        <w:widowControl w:val="0"/>
+        <w:numPr>
+          <w:ilvl w:val="0"/>
+          <w:numId w:val="22"/>
+        </w:numPr>
+        <w:autoSpaceDE w:val="0"/>
+        <w:autoSpaceDN w:val="0"/>
+        <w:adjustRightInd w:val="0"/>
+        <w:spacing w:after="0" w:line="240" w:lineRule="auto"/>
+        <w:ind w:right="75"/>
+        <w:jc w:val="both"/>
+        <w:rPr>
+          <w:rFonts w:cstheme="minorHAnsi"/>
+          <w:color w:val="7F7F7F" w:themeColor="text1" w:themeTint="80"/>
+        </w:rPr>
+      </w:pPr>
+      <w:r>
+        <w:rPr>
+          <w:rFonts w:cstheme="minorHAnsi"/>
+          <w:color w:val="7F7F7F" w:themeColor="text1" w:themeTint="80"/>
+        </w:rPr>
+        <w:t>La prima rulare, aplicația trebuie să creeze automat fișierele necesare pentru stocarea datelor dacă acestea nu există.</w:t>
       </w:r>
     </w:p>
     <w:p>
@@ -3068,7 +950,7 @@
           <w:rFonts w:cstheme="minorHAnsi"/>
         </w:rPr>
         <w:pict w14:anchorId="43BAC44F">
-          <v:rect id="_x0000_i1038" style="width:0;height:1.5pt" o:hralign="center" o:hrstd="t" o:hr="t" fillcolor="#a0a0a0" stroked="f"/>
+          <v:rect id="_x0000_i1025" style="width:0;height:1.5pt" o:hralign="center" o:hrstd="t" o:hr="t" fillcolor="#a0a0a0" stroked="f"/>
         </w:pict>
       </w:r>
     </w:p>
@@ -3087,23 +969,21 @@
           <w:bCs/>
         </w:rPr>
       </w:pPr>
-      <w:proofErr w:type="spellStart"/>
       <w:r>
         <w:rPr>
           <w:rFonts w:cstheme="minorHAnsi"/>
           <w:b/>
           <w:bCs/>
         </w:rPr>
-        <w:t>Cerințe</w:t>
-      </w:r>
-      <w:proofErr w:type="spellEnd"/>
+        <w:t>Cerințe n</w:t>
+      </w:r>
       <w:r>
         <w:rPr>
           <w:rFonts w:cstheme="minorHAnsi"/>
           <w:b/>
           <w:bCs/>
         </w:rPr>
-        <w:t xml:space="preserve"> n</w:t>
+        <w:t>on-</w:t>
       </w:r>
       <w:r>
         <w:rPr>
@@ -3111,25 +991,7 @@
           <w:b/>
           <w:bCs/>
         </w:rPr>
-        <w:t>on-</w:t>
-      </w:r>
-      <w:proofErr w:type="spellStart"/>
-      <w:r>
-        <w:rPr>
-          <w:rFonts w:cstheme="minorHAnsi"/>
-          <w:b/>
-          <w:bCs/>
-        </w:rPr>
-        <w:t>funcționale</w:t>
-      </w:r>
-      <w:proofErr w:type="spellEnd"/>
-      <w:r>
-        <w:rPr>
-          <w:rFonts w:cstheme="minorHAnsi"/>
-          <w:b/>
-          <w:bCs/>
-        </w:rPr>
-        <w:t xml:space="preserve"> </w:t>
+        <w:t xml:space="preserve">funcționale </w:t>
       </w:r>
     </w:p>
     <w:p>
@@ -3149,65 +1011,36 @@
           <w:rFonts w:cstheme="minorHAnsi"/>
         </w:rPr>
       </w:pPr>
-      <w:proofErr w:type="spellStart"/>
-      <w:r>
-        <w:rPr>
-          <w:rFonts w:cstheme="minorHAnsi"/>
-        </w:rPr>
-        <w:t>Aplicația</w:t>
-      </w:r>
-      <w:proofErr w:type="spellEnd"/>
-      <w:r>
-        <w:rPr>
-          <w:rFonts w:cstheme="minorHAnsi"/>
-        </w:rPr>
-        <w:t xml:space="preserve"> </w:t>
-      </w:r>
-      <w:proofErr w:type="spellStart"/>
-      <w:r>
-        <w:rPr>
-          <w:rFonts w:cstheme="minorHAnsi"/>
-        </w:rPr>
-        <w:t>trebuie</w:t>
-      </w:r>
-      <w:proofErr w:type="spellEnd"/>
-      <w:r>
-        <w:rPr>
-          <w:rFonts w:cstheme="minorHAnsi"/>
-        </w:rPr>
-        <w:t xml:space="preserve"> </w:t>
-      </w:r>
-      <w:proofErr w:type="spellStart"/>
-      <w:r>
-        <w:rPr>
-          <w:rFonts w:cstheme="minorHAnsi"/>
-        </w:rPr>
-        <w:t>să</w:t>
-      </w:r>
-      <w:proofErr w:type="spellEnd"/>
-      <w:r>
-        <w:rPr>
-          <w:rFonts w:cstheme="minorHAnsi"/>
-        </w:rPr>
-        <w:t xml:space="preserve"> fie o </w:t>
-      </w:r>
-      <w:proofErr w:type="spellStart"/>
+      <w:r>
+        <w:rPr>
+          <w:rFonts w:cstheme="minorHAnsi"/>
+        </w:rPr>
+        <w:t xml:space="preserve">Aplicația trebuie să fie o </w:t>
+      </w:r>
       <w:r>
         <w:rPr>
           <w:rFonts w:cstheme="minorHAnsi"/>
           <w:b/>
           <w:bCs/>
         </w:rPr>
-        <w:t>aplicație</w:t>
-      </w:r>
-      <w:proofErr w:type="spellEnd"/>
+        <w:t>aplicație desktop Java</w:t>
+      </w:r>
       <w:r>
         <w:rPr>
           <w:rFonts w:cstheme="minorHAnsi"/>
           <w:b/>
           <w:bCs/>
         </w:rPr>
-        <w:t xml:space="preserve"> desktop Java</w:t>
+        <w:t xml:space="preserve"> </w:t>
+      </w:r>
+      <w:r>
+        <w:rPr>
+          <w:rFonts w:cstheme="minorHAnsi"/>
+          <w:b/>
+          <w:bCs/>
+          <w:color w:val="7F7F7F" w:themeColor="text1" w:themeTint="80"/>
+        </w:rPr>
+        <w:t>(versiunea 11 sau mai recentă)</w:t>
       </w:r>
       <w:r>
         <w:rPr>
@@ -3233,75 +1066,11 @@
           <w:rFonts w:cstheme="minorHAnsi"/>
         </w:rPr>
       </w:pPr>
-      <w:proofErr w:type="spellStart"/>
-      <w:r>
-        <w:rPr>
-          <w:rFonts w:cstheme="minorHAnsi"/>
-        </w:rPr>
-        <w:t>Interfața</w:t>
-      </w:r>
-      <w:proofErr w:type="spellEnd"/>
-      <w:r>
-        <w:rPr>
-          <w:rFonts w:cstheme="minorHAnsi"/>
-        </w:rPr>
-        <w:t xml:space="preserve"> </w:t>
-      </w:r>
-      <w:proofErr w:type="spellStart"/>
-      <w:r>
-        <w:rPr>
-          <w:rFonts w:cstheme="minorHAnsi"/>
-        </w:rPr>
-        <w:t>grafică</w:t>
-      </w:r>
-      <w:proofErr w:type="spellEnd"/>
-      <w:r>
-        <w:rPr>
-          <w:rFonts w:cstheme="minorHAnsi"/>
-        </w:rPr>
-        <w:t xml:space="preserve"> </w:t>
-      </w:r>
-      <w:proofErr w:type="spellStart"/>
-      <w:r>
-        <w:rPr>
-          <w:rFonts w:cstheme="minorHAnsi"/>
-        </w:rPr>
-        <w:t>trebuie</w:t>
-      </w:r>
-      <w:proofErr w:type="spellEnd"/>
-      <w:r>
-        <w:rPr>
-          <w:rFonts w:cstheme="minorHAnsi"/>
-        </w:rPr>
-        <w:t xml:space="preserve"> </w:t>
-      </w:r>
-      <w:proofErr w:type="spellStart"/>
-      <w:r>
-        <w:rPr>
-          <w:rFonts w:cstheme="minorHAnsi"/>
-        </w:rPr>
-        <w:t>realizată</w:t>
-      </w:r>
-      <w:proofErr w:type="spellEnd"/>
-      <w:r>
-        <w:rPr>
-          <w:rFonts w:cstheme="minorHAnsi"/>
-        </w:rPr>
-        <w:t xml:space="preserve"> </w:t>
-      </w:r>
-      <w:proofErr w:type="spellStart"/>
-      <w:r>
-        <w:rPr>
-          <w:rFonts w:cstheme="minorHAnsi"/>
-        </w:rPr>
-        <w:t>folosind</w:t>
-      </w:r>
-      <w:proofErr w:type="spellEnd"/>
-      <w:r>
-        <w:rPr>
-          <w:rFonts w:cstheme="minorHAnsi"/>
-        </w:rPr>
-        <w:t xml:space="preserve"> </w:t>
+      <w:r>
+        <w:rPr>
+          <w:rFonts w:cstheme="minorHAnsi"/>
+        </w:rPr>
+        <w:t xml:space="preserve">Interfața grafică trebuie realizată folosind </w:t>
       </w:r>
       <w:r>
         <w:rPr>
@@ -3335,93 +1104,19 @@
           <w:rFonts w:cstheme="minorHAnsi"/>
         </w:rPr>
       </w:pPr>
-      <w:proofErr w:type="spellStart"/>
-      <w:r>
-        <w:rPr>
-          <w:rFonts w:cstheme="minorHAnsi"/>
-        </w:rPr>
-        <w:t>Persistența</w:t>
-      </w:r>
-      <w:proofErr w:type="spellEnd"/>
-      <w:r>
-        <w:rPr>
-          <w:rFonts w:cstheme="minorHAnsi"/>
-        </w:rPr>
-        <w:t xml:space="preserve"> </w:t>
-      </w:r>
-      <w:proofErr w:type="spellStart"/>
-      <w:r>
-        <w:rPr>
-          <w:rFonts w:cstheme="minorHAnsi"/>
-        </w:rPr>
-        <w:t>datelor</w:t>
-      </w:r>
-      <w:proofErr w:type="spellEnd"/>
-      <w:r>
-        <w:rPr>
-          <w:rFonts w:cstheme="minorHAnsi"/>
-        </w:rPr>
-        <w:t xml:space="preserve"> </w:t>
-      </w:r>
-      <w:proofErr w:type="spellStart"/>
-      <w:r>
-        <w:rPr>
-          <w:rFonts w:cstheme="minorHAnsi"/>
-        </w:rPr>
-        <w:t>trebuie</w:t>
-      </w:r>
-      <w:proofErr w:type="spellEnd"/>
-      <w:r>
-        <w:rPr>
-          <w:rFonts w:cstheme="minorHAnsi"/>
-        </w:rPr>
-        <w:t xml:space="preserve"> </w:t>
-      </w:r>
-      <w:proofErr w:type="spellStart"/>
-      <w:r>
-        <w:rPr>
-          <w:rFonts w:cstheme="minorHAnsi"/>
-        </w:rPr>
-        <w:t>realizată</w:t>
-      </w:r>
-      <w:proofErr w:type="spellEnd"/>
-      <w:r>
-        <w:rPr>
-          <w:rFonts w:cstheme="minorHAnsi"/>
-        </w:rPr>
-        <w:t xml:space="preserve"> </w:t>
-      </w:r>
-      <w:proofErr w:type="spellStart"/>
-      <w:r>
-        <w:rPr>
-          <w:rFonts w:cstheme="minorHAnsi"/>
-        </w:rPr>
-        <w:t>în</w:t>
-      </w:r>
-      <w:proofErr w:type="spellEnd"/>
-      <w:r>
-        <w:rPr>
-          <w:rFonts w:cstheme="minorHAnsi"/>
-        </w:rPr>
-        <w:t xml:space="preserve"> </w:t>
-      </w:r>
-      <w:proofErr w:type="spellStart"/>
+      <w:r>
+        <w:rPr>
+          <w:rFonts w:cstheme="minorHAnsi"/>
+        </w:rPr>
+        <w:t xml:space="preserve">Persistența datelor trebuie realizată în </w:t>
+      </w:r>
       <w:r>
         <w:rPr>
           <w:rFonts w:cstheme="minorHAnsi"/>
           <w:b/>
           <w:bCs/>
         </w:rPr>
-        <w:t>fișiere</w:t>
-      </w:r>
-      <w:proofErr w:type="spellEnd"/>
-      <w:r>
-        <w:rPr>
-          <w:rFonts w:cstheme="minorHAnsi"/>
-          <w:b/>
-          <w:bCs/>
-        </w:rPr>
-        <w:t xml:space="preserve"> text</w:t>
+        <w:t>fișiere text</w:t>
       </w:r>
       <w:r>
         <w:rPr>
@@ -3447,61 +1142,11 @@
           <w:rFonts w:cstheme="minorHAnsi"/>
         </w:rPr>
       </w:pPr>
-      <w:proofErr w:type="spellStart"/>
-      <w:r>
-        <w:rPr>
-          <w:rFonts w:cstheme="minorHAnsi"/>
-        </w:rPr>
-        <w:t>Accesul</w:t>
-      </w:r>
-      <w:proofErr w:type="spellEnd"/>
-      <w:r>
-        <w:rPr>
-          <w:rFonts w:cstheme="minorHAnsi"/>
-        </w:rPr>
-        <w:t xml:space="preserve"> la date </w:t>
-      </w:r>
-      <w:proofErr w:type="spellStart"/>
-      <w:r>
-        <w:rPr>
-          <w:rFonts w:cstheme="minorHAnsi"/>
-        </w:rPr>
-        <w:t>trebuie</w:t>
-      </w:r>
-      <w:proofErr w:type="spellEnd"/>
-      <w:r>
-        <w:rPr>
-          <w:rFonts w:cstheme="minorHAnsi"/>
-        </w:rPr>
-        <w:t xml:space="preserve"> </w:t>
-      </w:r>
-      <w:proofErr w:type="spellStart"/>
-      <w:r>
-        <w:rPr>
-          <w:rFonts w:cstheme="minorHAnsi"/>
-        </w:rPr>
-        <w:t>implementat</w:t>
-      </w:r>
-      <w:proofErr w:type="spellEnd"/>
-      <w:r>
-        <w:rPr>
-          <w:rFonts w:cstheme="minorHAnsi"/>
-        </w:rPr>
-        <w:t xml:space="preserve"> </w:t>
-      </w:r>
-      <w:proofErr w:type="spellStart"/>
-      <w:r>
-        <w:rPr>
-          <w:rFonts w:cstheme="minorHAnsi"/>
-        </w:rPr>
-        <w:t>folosind</w:t>
-      </w:r>
-      <w:proofErr w:type="spellEnd"/>
-      <w:r>
-        <w:rPr>
-          <w:rFonts w:cstheme="minorHAnsi"/>
-        </w:rPr>
-        <w:t xml:space="preserve"> </w:t>
+      <w:r>
+        <w:rPr>
+          <w:rFonts w:cstheme="minorHAnsi"/>
+        </w:rPr>
+        <w:t xml:space="preserve">Accesul la date trebuie implementat folosind </w:t>
       </w:r>
       <w:r>
         <w:rPr>
@@ -3539,77 +1184,7 @@
         <w:rPr>
           <w:rFonts w:cstheme="minorHAnsi"/>
         </w:rPr>
-        <w:t xml:space="preserve">Logica </w:t>
-      </w:r>
-      <w:proofErr w:type="spellStart"/>
-      <w:r>
-        <w:rPr>
-          <w:rFonts w:cstheme="minorHAnsi"/>
-        </w:rPr>
-        <w:t>aplicației</w:t>
-      </w:r>
-      <w:proofErr w:type="spellEnd"/>
-      <w:r>
-        <w:rPr>
-          <w:rFonts w:cstheme="minorHAnsi"/>
-        </w:rPr>
-        <w:t xml:space="preserve"> </w:t>
-      </w:r>
-      <w:proofErr w:type="spellStart"/>
-      <w:r>
-        <w:rPr>
-          <w:rFonts w:cstheme="minorHAnsi"/>
-        </w:rPr>
-        <w:t>trebuie</w:t>
-      </w:r>
-      <w:proofErr w:type="spellEnd"/>
-      <w:r>
-        <w:rPr>
-          <w:rFonts w:cstheme="minorHAnsi"/>
-        </w:rPr>
-        <w:t xml:space="preserve"> </w:t>
-      </w:r>
-      <w:proofErr w:type="spellStart"/>
-      <w:r>
-        <w:rPr>
-          <w:rFonts w:cstheme="minorHAnsi"/>
-        </w:rPr>
-        <w:t>separată</w:t>
-      </w:r>
-      <w:proofErr w:type="spellEnd"/>
-      <w:r>
-        <w:rPr>
-          <w:rFonts w:cstheme="minorHAnsi"/>
-        </w:rPr>
-        <w:t xml:space="preserve"> de </w:t>
-      </w:r>
-      <w:proofErr w:type="spellStart"/>
-      <w:r>
-        <w:rPr>
-          <w:rFonts w:cstheme="minorHAnsi"/>
-        </w:rPr>
-        <w:t>interfața</w:t>
-      </w:r>
-      <w:proofErr w:type="spellEnd"/>
-      <w:r>
-        <w:rPr>
-          <w:rFonts w:cstheme="minorHAnsi"/>
-        </w:rPr>
-        <w:t xml:space="preserve"> </w:t>
-      </w:r>
-      <w:proofErr w:type="spellStart"/>
-      <w:r>
-        <w:rPr>
-          <w:rFonts w:cstheme="minorHAnsi"/>
-        </w:rPr>
-        <w:t>grafică</w:t>
-      </w:r>
-      <w:proofErr w:type="spellEnd"/>
-      <w:r>
-        <w:rPr>
-          <w:rFonts w:cstheme="minorHAnsi"/>
-        </w:rPr>
-        <w:t xml:space="preserve"> (layer Service).</w:t>
+        <w:t>Logica aplicației trebuie separată de interfața grafică (layer Service).</w:t>
       </w:r>
     </w:p>
     <w:p>
@@ -3629,117 +1204,11 @@
           <w:rFonts w:cstheme="minorHAnsi"/>
         </w:rPr>
       </w:pPr>
-      <w:proofErr w:type="spellStart"/>
-      <w:r>
-        <w:rPr>
-          <w:rFonts w:cstheme="minorHAnsi"/>
-        </w:rPr>
-        <w:t>Codul</w:t>
-      </w:r>
-      <w:proofErr w:type="spellEnd"/>
-      <w:r>
-        <w:rPr>
-          <w:rFonts w:cstheme="minorHAnsi"/>
-        </w:rPr>
-        <w:t xml:space="preserve"> </w:t>
-      </w:r>
-      <w:proofErr w:type="spellStart"/>
-      <w:r>
-        <w:rPr>
-          <w:rFonts w:cstheme="minorHAnsi"/>
-        </w:rPr>
-        <w:t>trebuie</w:t>
-      </w:r>
-      <w:proofErr w:type="spellEnd"/>
-      <w:r>
-        <w:rPr>
-          <w:rFonts w:cstheme="minorHAnsi"/>
-        </w:rPr>
-        <w:t xml:space="preserve"> </w:t>
-      </w:r>
-      <w:proofErr w:type="spellStart"/>
-      <w:r>
-        <w:rPr>
-          <w:rFonts w:cstheme="minorHAnsi"/>
-        </w:rPr>
-        <w:t>să</w:t>
-      </w:r>
-      <w:proofErr w:type="spellEnd"/>
-      <w:r>
-        <w:rPr>
-          <w:rFonts w:cstheme="minorHAnsi"/>
-        </w:rPr>
-        <w:t xml:space="preserve"> </w:t>
-      </w:r>
-      <w:proofErr w:type="spellStart"/>
-      <w:r>
-        <w:rPr>
-          <w:rFonts w:cstheme="minorHAnsi"/>
-        </w:rPr>
-        <w:t>respecte</w:t>
-      </w:r>
-      <w:proofErr w:type="spellEnd"/>
-      <w:r>
-        <w:rPr>
-          <w:rFonts w:cstheme="minorHAnsi"/>
-        </w:rPr>
-        <w:t xml:space="preserve"> </w:t>
-      </w:r>
-      <w:proofErr w:type="spellStart"/>
-      <w:r>
-        <w:rPr>
-          <w:rFonts w:cstheme="minorHAnsi"/>
-        </w:rPr>
-        <w:t>principiile</w:t>
-      </w:r>
-      <w:proofErr w:type="spellEnd"/>
-      <w:r>
-        <w:rPr>
-          <w:rFonts w:cstheme="minorHAnsi"/>
-        </w:rPr>
-        <w:t xml:space="preserve"> OOP (</w:t>
-      </w:r>
-      <w:proofErr w:type="spellStart"/>
-      <w:r>
-        <w:rPr>
-          <w:rFonts w:cstheme="minorHAnsi"/>
-        </w:rPr>
-        <w:t>încapsulare</w:t>
-      </w:r>
-      <w:proofErr w:type="spellEnd"/>
-      <w:r>
-        <w:rPr>
-          <w:rFonts w:cstheme="minorHAnsi"/>
-        </w:rPr>
-        <w:t xml:space="preserve">, </w:t>
-      </w:r>
-      <w:proofErr w:type="spellStart"/>
-      <w:r>
-        <w:rPr>
-          <w:rFonts w:cstheme="minorHAnsi"/>
-        </w:rPr>
-        <w:t>separarea</w:t>
-      </w:r>
-      <w:proofErr w:type="spellEnd"/>
-      <w:r>
-        <w:rPr>
-          <w:rFonts w:cstheme="minorHAnsi"/>
-        </w:rPr>
-        <w:t xml:space="preserve"> </w:t>
-      </w:r>
-      <w:proofErr w:type="spellStart"/>
-      <w:r>
-        <w:rPr>
-          <w:rFonts w:cstheme="minorHAnsi"/>
-        </w:rPr>
-        <w:t>responsabilităților</w:t>
-      </w:r>
-      <w:proofErr w:type="spellEnd"/>
-      <w:r>
-        <w:rPr>
-          <w:rFonts w:cstheme="minorHAnsi"/>
-        </w:rPr>
-        <w:t>).</w:t>
+      <w:r>
+        <w:rPr>
+          <w:rFonts w:cstheme="minorHAnsi"/>
+        </w:rPr>
+        <w:t>Codul trebuie să respecte principiile OOP (încapsulare, separarea responsabilităților).</w:t>
       </w:r>
     </w:p>
     <w:sectPr>
@@ -3755,7 +1224,7 @@
 </file>
 
 <file path=word/endnotes.xml><?xml version="1.0" encoding="utf-8"?>
-<w:endnotes xmlns:wpc="http://schemas.microsoft.com/office/word/2010/wordprocessingCanvas" xmlns:cx="http://schemas.microsoft.com/office/drawing/2014/chartex" xmlns:cx1="http://schemas.microsoft.com/office/drawing/2015/9/8/chartex" xmlns:cx2="http://schemas.microsoft.com/office/drawing/2015/10/21/chartex" xmlns:cx3="http://schemas.microsoft.com/office/drawing/2016/5/9/chartex" xmlns:cx4="http://schemas.microsoft.com/office/drawing/2016/5/10/chartex" xmlns:cx5="http://schemas.microsoft.com/office/drawing/2016/5/11/chartex" xmlns:cx6="http://schemas.microsoft.com/office/drawing/2016/5/12/chartex" xmlns:cx7="http://schemas.microsoft.com/office/drawing/2016/5/13/chartex" xmlns:cx8="http://schemas.microsoft.com/office/drawing/2016/5/14/chartex" xmlns:mc="http://schemas.openxmlformats.org/markup-compatibility/2006" xmlns:aink="http://schemas.microsoft.com/office/drawing/2016/ink" xmlns:am3d="http://schemas.microsoft.com/office/drawing/2017/model3d" xmlns:o="urn:schemas-microsoft-com:office:office" xmlns:oel="http://schemas.microsoft.com/office/2019/extlst" xmlns:r="http://schemas.openxmlformats.org/officeDocument/2006/relationships" xmlns:m="http://schemas.openxmlformats.org/officeDocument/2006/math" xmlns:v="urn:schemas-microsoft-com:vml" xmlns:wp14="http://schemas.microsoft.com/office/word/2010/wordprocessingDrawing" xmlns:wp="http://schemas.openxmlformats.org/drawingml/2006/wordprocessingDrawing" xmlns:w10="urn:schemas-microsoft-com:office:word" xmlns:w="http://schemas.openxmlformats.org/wordprocessingml/2006/main" xmlns:w14="http://schemas.microsoft.com/office/word/2010/wordml" xmlns:w15="http://schemas.microsoft.com/office/word/2012/wordml" xmlns:w16cex="http://schemas.microsoft.com/office/word/2018/wordml/cex" xmlns:w16cid="http://schemas.microsoft.com/office/word/2016/wordml/cid" xmlns:w16="http://schemas.microsoft.com/office/word/2018/wordml" xmlns:w16du="http://schemas.microsoft.com/office/word/2023/wordml/word16du" xmlns:w16sdtdh="http://schemas.microsoft.com/office/word/2020/wordml/sdtdatahash" xmlns:w16sdtfl="http://schemas.microsoft.com/office/word/2024/wordml/sdtformatlock" xmlns:w16se="http://schemas.microsoft.com/office/word/2015/wordml/symex" xmlns:wpg="http://schemas.microsoft.com/office/word/2010/wordprocessingGroup" xmlns:wpi="http://schemas.microsoft.com/office/word/2010/wordprocessingInk" xmlns:wne="http://schemas.microsoft.com/office/word/2006/wordml" xmlns:wps="http://schemas.microsoft.com/office/word/2010/wordprocessingShape" mc:Ignorable="w14 w15 w16se w16cid w16 w16cex w16sdtdh w16sdtfl w16du wp14">
+<w:endnotes xmlns:wpc="http://schemas.microsoft.com/office/word/2010/wordprocessingCanvas" xmlns:cx="http://schemas.microsoft.com/office/drawing/2014/chartex" xmlns:mc="http://schemas.openxmlformats.org/markup-compatibility/2006" xmlns:o="urn:schemas-microsoft-com:office:office" xmlns:r="http://schemas.openxmlformats.org/officeDocument/2006/relationships" xmlns:m="http://schemas.openxmlformats.org/officeDocument/2006/math" xmlns:v="urn:schemas-microsoft-com:vml" xmlns:wp14="http://schemas.microsoft.com/office/word/2010/wordprocessingDrawing" xmlns:wp="http://schemas.openxmlformats.org/drawingml/2006/wordprocessingDrawing" xmlns:w10="urn:schemas-microsoft-com:office:word" xmlns:w="http://schemas.openxmlformats.org/wordprocessingml/2006/main" xmlns:w14="http://schemas.microsoft.com/office/word/2010/wordml" xmlns:w15="http://schemas.microsoft.com/office/word/2012/wordml" xmlns:w16se="http://schemas.microsoft.com/office/word/2015/wordml/symex" xmlns:wpg="http://schemas.microsoft.com/office/word/2010/wordprocessingGroup" xmlns:wpi="http://schemas.microsoft.com/office/word/2010/wordprocessingInk" xmlns:wne="http://schemas.microsoft.com/office/word/2006/wordml" xmlns:wps="http://schemas.microsoft.com/office/word/2010/wordprocessingShape" mc:Ignorable="w14 w15 w16se wp14">
   <w:endnote w:type="separator" w:id="-1">
     <w:p>
       <w:pPr>
@@ -3780,7 +1249,7 @@
 </file>
 
 <file path=word/footer1.xml><?xml version="1.0" encoding="utf-8"?>
-<w:ftr xmlns:wpc="http://schemas.microsoft.com/office/word/2010/wordprocessingCanvas" xmlns:cx="http://schemas.microsoft.com/office/drawing/2014/chartex" xmlns:cx1="http://schemas.microsoft.com/office/drawing/2015/9/8/chartex" xmlns:cx2="http://schemas.microsoft.com/office/drawing/2015/10/21/chartex" xmlns:cx3="http://schemas.microsoft.com/office/drawing/2016/5/9/chartex" xmlns:cx4="http://schemas.microsoft.com/office/drawing/2016/5/10/chartex" xmlns:cx5="http://schemas.microsoft.com/office/drawing/2016/5/11/chartex" xmlns:cx6="http://schemas.microsoft.com/office/drawing/2016/5/12/chartex" xmlns:cx7="http://schemas.microsoft.com/office/drawing/2016/5/13/chartex" xmlns:cx8="http://schemas.microsoft.com/office/drawing/2016/5/14/chartex" xmlns:mc="http://schemas.openxmlformats.org/markup-compatibility/2006" xmlns:aink="http://schemas.microsoft.com/office/drawing/2016/ink" xmlns:am3d="http://schemas.microsoft.com/office/drawing/2017/model3d" xmlns:o="urn:schemas-microsoft-com:office:office" xmlns:oel="http://schemas.microsoft.com/office/2019/extlst" xmlns:r="http://schemas.openxmlformats.org/officeDocument/2006/relationships" xmlns:m="http://schemas.openxmlformats.org/officeDocument/2006/math" xmlns:v="urn:schemas-microsoft-com:vml" xmlns:wp14="http://schemas.microsoft.com/office/word/2010/wordprocessingDrawing" xmlns:wp="http://schemas.openxmlformats.org/drawingml/2006/wordprocessingDrawing" xmlns:w10="urn:schemas-microsoft-com:office:word" xmlns:w="http://schemas.openxmlformats.org/wordprocessingml/2006/main" xmlns:w14="http://schemas.microsoft.com/office/word/2010/wordml" xmlns:w15="http://schemas.microsoft.com/office/word/2012/wordml" xmlns:w16cex="http://schemas.microsoft.com/office/word/2018/wordml/cex" xmlns:w16cid="http://schemas.microsoft.com/office/word/2016/wordml/cid" xmlns:w16="http://schemas.microsoft.com/office/word/2018/wordml" xmlns:w16du="http://schemas.microsoft.com/office/word/2023/wordml/word16du" xmlns:w16sdtdh="http://schemas.microsoft.com/office/word/2020/wordml/sdtdatahash" xmlns:w16sdtfl="http://schemas.microsoft.com/office/word/2024/wordml/sdtformatlock" xmlns:w16se="http://schemas.microsoft.com/office/word/2015/wordml/symex" xmlns:wpg="http://schemas.microsoft.com/office/word/2010/wordprocessingGroup" xmlns:wpi="http://schemas.microsoft.com/office/word/2010/wordprocessingInk" xmlns:wne="http://schemas.microsoft.com/office/word/2006/wordml" xmlns:wps="http://schemas.microsoft.com/office/word/2010/wordprocessingShape" mc:Ignorable="w14 w15 w16se w16cid w16 w16cex w16sdtdh w16sdtfl w16du wp14">
+<w:ftr xmlns:wpc="http://schemas.microsoft.com/office/word/2010/wordprocessingCanvas" xmlns:cx="http://schemas.microsoft.com/office/drawing/2014/chartex" xmlns:mc="http://schemas.openxmlformats.org/markup-compatibility/2006" xmlns:o="urn:schemas-microsoft-com:office:office" xmlns:r="http://schemas.openxmlformats.org/officeDocument/2006/relationships" xmlns:m="http://schemas.openxmlformats.org/officeDocument/2006/math" xmlns:v="urn:schemas-microsoft-com:vml" xmlns:wp14="http://schemas.microsoft.com/office/word/2010/wordprocessingDrawing" xmlns:wp="http://schemas.openxmlformats.org/drawingml/2006/wordprocessingDrawing" xmlns:w10="urn:schemas-microsoft-com:office:word" xmlns:w="http://schemas.openxmlformats.org/wordprocessingml/2006/main" xmlns:w14="http://schemas.microsoft.com/office/word/2010/wordml" xmlns:w15="http://schemas.microsoft.com/office/word/2012/wordml" xmlns:w16se="http://schemas.microsoft.com/office/word/2015/wordml/symex" xmlns:wpg="http://schemas.microsoft.com/office/word/2010/wordprocessingGroup" xmlns:wpi="http://schemas.microsoft.com/office/word/2010/wordprocessingInk" xmlns:wne="http://schemas.microsoft.com/office/word/2006/wordml" xmlns:wps="http://schemas.microsoft.com/office/word/2010/wordprocessingShape" mc:Ignorable="w14 w15 w16se wp14">
   <w:p>
     <w:pPr>
       <w:pStyle w:val="Footer"/>
@@ -3799,7 +1268,7 @@
 </file>
 
 <file path=word/footnotes.xml><?xml version="1.0" encoding="utf-8"?>
-<w:footnotes xmlns:wpc="http://schemas.microsoft.com/office/word/2010/wordprocessingCanvas" xmlns:cx="http://schemas.microsoft.com/office/drawing/2014/chartex" xmlns:cx1="http://schemas.microsoft.com/office/drawing/2015/9/8/chartex" xmlns:cx2="http://schemas.microsoft.com/office/drawing/2015/10/21/chartex" xmlns:cx3="http://schemas.microsoft.com/office/drawing/2016/5/9/chartex" xmlns:cx4="http://schemas.microsoft.com/office/drawing/2016/5/10/chartex" xmlns:cx5="http://schemas.microsoft.com/office/drawing/2016/5/11/chartex" xmlns:cx6="http://schemas.microsoft.com/office/drawing/2016/5/12/chartex" xmlns:cx7="http://schemas.microsoft.com/office/drawing/2016/5/13/chartex" xmlns:cx8="http://schemas.microsoft.com/office/drawing/2016/5/14/chartex" xmlns:mc="http://schemas.openxmlformats.org/markup-compatibility/2006" xmlns:aink="http://schemas.microsoft.com/office/drawing/2016/ink" xmlns:am3d="http://schemas.microsoft.com/office/drawing/2017/model3d" xmlns:o="urn:schemas-microsoft-com:office:office" xmlns:oel="http://schemas.microsoft.com/office/2019/extlst" xmlns:r="http://schemas.openxmlformats.org/officeDocument/2006/relationships" xmlns:m="http://schemas.openxmlformats.org/officeDocument/2006/math" xmlns:v="urn:schemas-microsoft-com:vml" xmlns:wp14="http://schemas.microsoft.com/office/word/2010/wordprocessingDrawing" xmlns:wp="http://schemas.openxmlformats.org/drawingml/2006/wordprocessingDrawing" xmlns:w10="urn:schemas-microsoft-com:office:word" xmlns:w="http://schemas.openxmlformats.org/wordprocessingml/2006/main" xmlns:w14="http://schemas.microsoft.com/office/word/2010/wordml" xmlns:w15="http://schemas.microsoft.com/office/word/2012/wordml" xmlns:w16cex="http://schemas.microsoft.com/office/word/2018/wordml/cex" xmlns:w16cid="http://schemas.microsoft.com/office/word/2016/wordml/cid" xmlns:w16="http://schemas.microsoft.com/office/word/2018/wordml" xmlns:w16du="http://schemas.microsoft.com/office/word/2023/wordml/word16du" xmlns:w16sdtdh="http://schemas.microsoft.com/office/word/2020/wordml/sdtdatahash" xmlns:w16sdtfl="http://schemas.microsoft.com/office/word/2024/wordml/sdtformatlock" xmlns:w16se="http://schemas.microsoft.com/office/word/2015/wordml/symex" xmlns:wpg="http://schemas.microsoft.com/office/word/2010/wordprocessingGroup" xmlns:wpi="http://schemas.microsoft.com/office/word/2010/wordprocessingInk" xmlns:wne="http://schemas.microsoft.com/office/word/2006/wordml" xmlns:wps="http://schemas.microsoft.com/office/word/2010/wordprocessingShape" mc:Ignorable="w14 w15 w16se w16cid w16 w16cex w16sdtdh w16sdtfl w16du wp14">
+<w:footnotes xmlns:wpc="http://schemas.microsoft.com/office/word/2010/wordprocessingCanvas" xmlns:cx="http://schemas.microsoft.com/office/drawing/2014/chartex" xmlns:mc="http://schemas.openxmlformats.org/markup-compatibility/2006" xmlns:o="urn:schemas-microsoft-com:office:office" xmlns:r="http://schemas.openxmlformats.org/officeDocument/2006/relationships" xmlns:m="http://schemas.openxmlformats.org/officeDocument/2006/math" xmlns:v="urn:schemas-microsoft-com:vml" xmlns:wp14="http://schemas.microsoft.com/office/word/2010/wordprocessingDrawing" xmlns:wp="http://schemas.openxmlformats.org/drawingml/2006/wordprocessingDrawing" xmlns:w10="urn:schemas-microsoft-com:office:word" xmlns:w="http://schemas.openxmlformats.org/wordprocessingml/2006/main" xmlns:w14="http://schemas.microsoft.com/office/word/2010/wordml" xmlns:w15="http://schemas.microsoft.com/office/word/2012/wordml" xmlns:w16se="http://schemas.microsoft.com/office/word/2015/wordml/symex" xmlns:wpg="http://schemas.microsoft.com/office/word/2010/wordprocessingGroup" xmlns:wpi="http://schemas.microsoft.com/office/word/2010/wordprocessingInk" xmlns:wne="http://schemas.microsoft.com/office/word/2006/wordml" xmlns:wps="http://schemas.microsoft.com/office/word/2010/wordprocessingShape" mc:Ignorable="w14 w15 w16se wp14">
   <w:footnote w:type="separator" w:id="-1">
     <w:p>
       <w:pPr>
@@ -3824,7 +1293,7 @@
 </file>
 
 <file path=word/header1.xml><?xml version="1.0" encoding="utf-8"?>
-<w:hdr xmlns:wpc="http://schemas.microsoft.com/office/word/2010/wordprocessingCanvas" xmlns:cx="http://schemas.microsoft.com/office/drawing/2014/chartex" xmlns:cx1="http://schemas.microsoft.com/office/drawing/2015/9/8/chartex" xmlns:cx2="http://schemas.microsoft.com/office/drawing/2015/10/21/chartex" xmlns:cx3="http://schemas.microsoft.com/office/drawing/2016/5/9/chartex" xmlns:cx4="http://schemas.microsoft.com/office/drawing/2016/5/10/chartex" xmlns:cx5="http://schemas.microsoft.com/office/drawing/2016/5/11/chartex" xmlns:cx6="http://schemas.microsoft.com/office/drawing/2016/5/12/chartex" xmlns:cx7="http://schemas.microsoft.com/office/drawing/2016/5/13/chartex" xmlns:cx8="http://schemas.microsoft.com/office/drawing/2016/5/14/chartex" xmlns:mc="http://schemas.openxmlformats.org/markup-compatibility/2006" xmlns:aink="http://schemas.microsoft.com/office/drawing/2016/ink" xmlns:am3d="http://schemas.microsoft.com/office/drawing/2017/model3d" xmlns:o="urn:schemas-microsoft-com:office:office" xmlns:oel="http://schemas.microsoft.com/office/2019/extlst" xmlns:r="http://schemas.openxmlformats.org/officeDocument/2006/relationships" xmlns:m="http://schemas.openxmlformats.org/officeDocument/2006/math" xmlns:v="urn:schemas-microsoft-com:vml" xmlns:wp14="http://schemas.microsoft.com/office/word/2010/wordprocessingDrawing" xmlns:wp="http://schemas.openxmlformats.org/drawingml/2006/wordprocessingDrawing" xmlns:w10="urn:schemas-microsoft-com:office:word" xmlns:w="http://schemas.openxmlformats.org/wordprocessingml/2006/main" xmlns:w14="http://schemas.microsoft.com/office/word/2010/wordml" xmlns:w15="http://schemas.microsoft.com/office/word/2012/wordml" xmlns:w16cex="http://schemas.microsoft.com/office/word/2018/wordml/cex" xmlns:w16cid="http://schemas.microsoft.com/office/word/2016/wordml/cid" xmlns:w16="http://schemas.microsoft.com/office/word/2018/wordml" xmlns:w16du="http://schemas.microsoft.com/office/word/2023/wordml/word16du" xmlns:w16sdtdh="http://schemas.microsoft.com/office/word/2020/wordml/sdtdatahash" xmlns:w16sdtfl="http://schemas.microsoft.com/office/word/2024/wordml/sdtformatlock" xmlns:w16se="http://schemas.microsoft.com/office/word/2015/wordml/symex" xmlns:wpg="http://schemas.microsoft.com/office/word/2010/wordprocessingGroup" xmlns:wpi="http://schemas.microsoft.com/office/word/2010/wordprocessingInk" xmlns:wne="http://schemas.microsoft.com/office/word/2006/wordml" xmlns:wps="http://schemas.microsoft.com/office/word/2010/wordprocessingShape" mc:Ignorable="w14 w15 w16se w16cid w16 w16cex w16sdtdh w16sdtfl w16du wp14">
+<w:hdr xmlns:wpc="http://schemas.microsoft.com/office/word/2010/wordprocessingCanvas" xmlns:cx="http://schemas.microsoft.com/office/drawing/2014/chartex" xmlns:mc="http://schemas.openxmlformats.org/markup-compatibility/2006" xmlns:o="urn:schemas-microsoft-com:office:office" xmlns:r="http://schemas.openxmlformats.org/officeDocument/2006/relationships" xmlns:m="http://schemas.openxmlformats.org/officeDocument/2006/math" xmlns:v="urn:schemas-microsoft-com:vml" xmlns:wp14="http://schemas.microsoft.com/office/word/2010/wordprocessingDrawing" xmlns:wp="http://schemas.openxmlformats.org/drawingml/2006/wordprocessingDrawing" xmlns:w10="urn:schemas-microsoft-com:office:word" xmlns:w="http://schemas.openxmlformats.org/wordprocessingml/2006/main" xmlns:w14="http://schemas.microsoft.com/office/word/2010/wordml" xmlns:w15="http://schemas.microsoft.com/office/word/2012/wordml" xmlns:w16se="http://schemas.microsoft.com/office/word/2015/wordml/symex" xmlns:wpg="http://schemas.microsoft.com/office/word/2010/wordprocessingGroup" xmlns:wpi="http://schemas.microsoft.com/office/word/2010/wordprocessingInk" xmlns:wne="http://schemas.microsoft.com/office/word/2006/wordml" xmlns:wps="http://schemas.microsoft.com/office/word/2010/wordprocessingShape" mc:Ignorable="w14 w15 w16se wp14">
   <w:p>
     <w:pPr>
       <w:pStyle w:val="Header"/>
@@ -3875,7 +1344,6 @@
       </w:rPr>
       <w:t xml:space="preserve">Proiect </w:t>
     </w:r>
-    <w:proofErr w:type="spellStart"/>
     <w:r>
       <w:rPr>
         <w:rFonts w:cstheme="minorHAnsi"/>
@@ -3886,7 +1354,6 @@
       </w:rPr>
       <w:t>MyDrinkShop</w:t>
     </w:r>
-    <w:proofErr w:type="spellEnd"/>
     <w:r>
       <w:rPr>
         <w:rFonts w:cstheme="minorHAnsi"/>
@@ -3897,23 +1364,21 @@
       </w:rPr>
       <w:tab/>
     </w:r>
-    <w:proofErr w:type="spellStart"/>
     <w:r>
       <w:rPr>
         <w:rFonts w:cstheme="minorHAnsi"/>
         <w:sz w:val="24"/>
         <w:szCs w:val="24"/>
       </w:rPr>
-      <w:t>Informatică</w:t>
+      <w:t xml:space="preserve">Informatică </w:t>
     </w:r>
-    <w:proofErr w:type="spellEnd"/>
     <w:r>
       <w:rPr>
         <w:rFonts w:cstheme="minorHAnsi"/>
         <w:sz w:val="24"/>
         <w:szCs w:val="24"/>
       </w:rPr>
-      <w:t xml:space="preserve"> </w:t>
+      <w:t xml:space="preserve">– </w:t>
     </w:r>
     <w:r>
       <w:rPr>
@@ -3921,25 +1386,7 @@
         <w:sz w:val="24"/>
         <w:szCs w:val="24"/>
       </w:rPr>
-      <w:t xml:space="preserve">– </w:t>
-    </w:r>
-    <w:proofErr w:type="spellStart"/>
-    <w:r>
-      <w:rPr>
-        <w:rFonts w:cstheme="minorHAnsi"/>
-        <w:sz w:val="24"/>
-        <w:szCs w:val="24"/>
-      </w:rPr>
-      <w:t>Română</w:t>
-    </w:r>
-    <w:proofErr w:type="spellEnd"/>
-    <w:r>
-      <w:rPr>
-        <w:rFonts w:cstheme="minorHAnsi"/>
-        <w:sz w:val="24"/>
-        <w:szCs w:val="24"/>
-      </w:rPr>
-      <w:t>, 20</w:t>
+      <w:t>Română, 20</w:t>
     </w:r>
     <w:r>
       <w:rPr>
@@ -4043,7 +1490,7 @@
 </file>
 
 <file path=word/numbering.xml><?xml version="1.0" encoding="utf-8"?>
-<w:numbering xmlns:wpc="http://schemas.microsoft.com/office/word/2010/wordprocessingCanvas" xmlns:cx="http://schemas.microsoft.com/office/drawing/2014/chartex" xmlns:cx1="http://schemas.microsoft.com/office/drawing/2015/9/8/chartex" xmlns:cx2="http://schemas.microsoft.com/office/drawing/2015/10/21/chartex" xmlns:cx3="http://schemas.microsoft.com/office/drawing/2016/5/9/chartex" xmlns:cx4="http://schemas.microsoft.com/office/drawing/2016/5/10/chartex" xmlns:cx5="http://schemas.microsoft.com/office/drawing/2016/5/11/chartex" xmlns:cx6="http://schemas.microsoft.com/office/drawing/2016/5/12/chartex" xmlns:cx7="http://schemas.microsoft.com/office/drawing/2016/5/13/chartex" xmlns:cx8="http://schemas.microsoft.com/office/drawing/2016/5/14/chartex" xmlns:mc="http://schemas.openxmlformats.org/markup-compatibility/2006" xmlns:aink="http://schemas.microsoft.com/office/drawing/2016/ink" xmlns:am3d="http://schemas.microsoft.com/office/drawing/2017/model3d" xmlns:o="urn:schemas-microsoft-com:office:office" xmlns:oel="http://schemas.microsoft.com/office/2019/extlst" xmlns:r="http://schemas.openxmlformats.org/officeDocument/2006/relationships" xmlns:m="http://schemas.openxmlformats.org/officeDocument/2006/math" xmlns:v="urn:schemas-microsoft-com:vml" xmlns:wp14="http://schemas.microsoft.com/office/word/2010/wordprocessingDrawing" xmlns:wp="http://schemas.openxmlformats.org/drawingml/2006/wordprocessingDrawing" xmlns:w10="urn:schemas-microsoft-com:office:word" xmlns:w="http://schemas.openxmlformats.org/wordprocessingml/2006/main" xmlns:w14="http://schemas.microsoft.com/office/word/2010/wordml" xmlns:w15="http://schemas.microsoft.com/office/word/2012/wordml" xmlns:w16cex="http://schemas.microsoft.com/office/word/2018/wordml/cex" xmlns:w16cid="http://schemas.microsoft.com/office/word/2016/wordml/cid" xmlns:w16="http://schemas.microsoft.com/office/word/2018/wordml" xmlns:w16du="http://schemas.microsoft.com/office/word/2023/wordml/word16du" xmlns:w16sdtdh="http://schemas.microsoft.com/office/word/2020/wordml/sdtdatahash" xmlns:w16sdtfl="http://schemas.microsoft.com/office/word/2024/wordml/sdtformatlock" xmlns:w16se="http://schemas.microsoft.com/office/word/2015/wordml/symex" xmlns:wpg="http://schemas.microsoft.com/office/word/2010/wordprocessingGroup" xmlns:wpi="http://schemas.microsoft.com/office/word/2010/wordprocessingInk" xmlns:wne="http://schemas.microsoft.com/office/word/2006/wordml" xmlns:wps="http://schemas.microsoft.com/office/word/2010/wordprocessingShape" mc:Ignorable="w14 w15 w16se w16cid w16 w16cex w16sdtdh w16sdtfl w16du wp14">
+<w:numbering xmlns:wpc="http://schemas.microsoft.com/office/word/2010/wordprocessingCanvas" xmlns:cx="http://schemas.microsoft.com/office/drawing/2014/chartex" xmlns:mc="http://schemas.openxmlformats.org/markup-compatibility/2006" xmlns:o="urn:schemas-microsoft-com:office:office" xmlns:r="http://schemas.openxmlformats.org/officeDocument/2006/relationships" xmlns:m="http://schemas.openxmlformats.org/officeDocument/2006/math" xmlns:v="urn:schemas-microsoft-com:vml" xmlns:wp14="http://schemas.microsoft.com/office/word/2010/wordprocessingDrawing" xmlns:wp="http://schemas.openxmlformats.org/drawingml/2006/wordprocessingDrawing" xmlns:w10="urn:schemas-microsoft-com:office:word" xmlns:w="http://schemas.openxmlformats.org/wordprocessingml/2006/main" xmlns:w14="http://schemas.microsoft.com/office/word/2010/wordml" xmlns:w15="http://schemas.microsoft.com/office/word/2012/wordml" xmlns:w16se="http://schemas.microsoft.com/office/word/2015/wordml/symex" xmlns:wpg="http://schemas.microsoft.com/office/word/2010/wordprocessingGroup" xmlns:wpi="http://schemas.microsoft.com/office/word/2010/wordprocessingInk" xmlns:wne="http://schemas.microsoft.com/office/word/2006/wordml" xmlns:wps="http://schemas.microsoft.com/office/word/2010/wordprocessingShape" mc:Ignorable="w14 w15 w16se wp14">
   <w:abstractNum w:abstractNumId="0" w15:restartNumberingAfterBreak="0">
     <w:nsid w:val="07480593"/>
     <w:multiLevelType w:val="hybridMultilevel"/>
@@ -6455,80 +3902,80 @@
       </w:pPr>
     </w:lvl>
   </w:abstractNum>
-  <w:num w:numId="1" w16cid:durableId="521942914">
+  <w:num w:numId="1">
     <w:abstractNumId w:val="19"/>
   </w:num>
-  <w:num w:numId="2" w16cid:durableId="731924516">
+  <w:num w:numId="2">
     <w:abstractNumId w:val="11"/>
   </w:num>
-  <w:num w:numId="3" w16cid:durableId="1779716294">
+  <w:num w:numId="3">
     <w:abstractNumId w:val="0"/>
   </w:num>
-  <w:num w:numId="4" w16cid:durableId="760369974">
+  <w:num w:numId="4">
     <w:abstractNumId w:val="5"/>
   </w:num>
-  <w:num w:numId="5" w16cid:durableId="139463267">
+  <w:num w:numId="5">
     <w:abstractNumId w:val="2"/>
   </w:num>
-  <w:num w:numId="6" w16cid:durableId="122121645">
+  <w:num w:numId="6">
     <w:abstractNumId w:val="1"/>
   </w:num>
-  <w:num w:numId="7" w16cid:durableId="2048875729">
+  <w:num w:numId="7">
     <w:abstractNumId w:val="3"/>
   </w:num>
-  <w:num w:numId="8" w16cid:durableId="665478606">
+  <w:num w:numId="8">
     <w:abstractNumId w:val="10"/>
   </w:num>
-  <w:num w:numId="9" w16cid:durableId="2097247403">
+  <w:num w:numId="9">
     <w:abstractNumId w:val="4"/>
   </w:num>
-  <w:num w:numId="10" w16cid:durableId="1876118174">
+  <w:num w:numId="10">
     <w:abstractNumId w:val="6"/>
   </w:num>
-  <w:num w:numId="11" w16cid:durableId="1943879655">
+  <w:num w:numId="11">
     <w:abstractNumId w:val="17"/>
   </w:num>
-  <w:num w:numId="12" w16cid:durableId="827332772">
+  <w:num w:numId="12">
     <w:abstractNumId w:val="8"/>
   </w:num>
-  <w:num w:numId="13" w16cid:durableId="913315758">
+  <w:num w:numId="13">
     <w:abstractNumId w:val="20"/>
   </w:num>
-  <w:num w:numId="14" w16cid:durableId="193344357">
+  <w:num w:numId="14">
     <w:abstractNumId w:val="14"/>
   </w:num>
-  <w:num w:numId="15" w16cid:durableId="831720691">
+  <w:num w:numId="15">
     <w:abstractNumId w:val="12"/>
   </w:num>
-  <w:num w:numId="16" w16cid:durableId="1300306598">
+  <w:num w:numId="16">
     <w:abstractNumId w:val="22"/>
   </w:num>
-  <w:num w:numId="17" w16cid:durableId="221672663">
+  <w:num w:numId="17">
     <w:abstractNumId w:val="9"/>
   </w:num>
-  <w:num w:numId="18" w16cid:durableId="581062580">
+  <w:num w:numId="18">
     <w:abstractNumId w:val="16"/>
   </w:num>
-  <w:num w:numId="19" w16cid:durableId="954867599">
+  <w:num w:numId="19">
     <w:abstractNumId w:val="15"/>
   </w:num>
-  <w:num w:numId="20" w16cid:durableId="1119907785">
+  <w:num w:numId="20">
     <w:abstractNumId w:val="21"/>
   </w:num>
-  <w:num w:numId="21" w16cid:durableId="2053727419">
+  <w:num w:numId="21">
     <w:abstractNumId w:val="18"/>
   </w:num>
-  <w:num w:numId="22" w16cid:durableId="939408996">
+  <w:num w:numId="22">
     <w:abstractNumId w:val="7"/>
   </w:num>
-  <w:num w:numId="23" w16cid:durableId="134614720">
+  <w:num w:numId="23">
     <w:abstractNumId w:val="13"/>
   </w:num>
 </w:numbering>
 </file>
 
 <file path=word/styles.xml><?xml version="1.0" encoding="utf-8"?>
-<w:styles xmlns:mc="http://schemas.openxmlformats.org/markup-compatibility/2006" xmlns:r="http://schemas.openxmlformats.org/officeDocument/2006/relationships" xmlns:w="http://schemas.openxmlformats.org/wordprocessingml/2006/main" xmlns:w14="http://schemas.microsoft.com/office/word/2010/wordml" xmlns:w15="http://schemas.microsoft.com/office/word/2012/wordml" xmlns:w16cex="http://schemas.microsoft.com/office/word/2018/wordml/cex" xmlns:w16cid="http://schemas.microsoft.com/office/word/2016/wordml/cid" xmlns:w16="http://schemas.microsoft.com/office/word/2018/wordml" xmlns:w16du="http://schemas.microsoft.com/office/word/2023/wordml/word16du" xmlns:w16sdtdh="http://schemas.microsoft.com/office/word/2020/wordml/sdtdatahash" xmlns:w16sdtfl="http://schemas.microsoft.com/office/word/2024/wordml/sdtformatlock" xmlns:w16se="http://schemas.microsoft.com/office/word/2015/wordml/symex" mc:Ignorable="w14 w15 w16se w16cid w16 w16cex w16sdtdh w16sdtfl w16du">
+<w:styles xmlns:mc="http://schemas.openxmlformats.org/markup-compatibility/2006" xmlns:r="http://schemas.openxmlformats.org/officeDocument/2006/relationships" xmlns:w="http://schemas.openxmlformats.org/wordprocessingml/2006/main" xmlns:w14="http://schemas.microsoft.com/office/word/2010/wordml" xmlns:w15="http://schemas.microsoft.com/office/word/2012/wordml" xmlns:w16se="http://schemas.microsoft.com/office/word/2015/wordml/symex" mc:Ignorable="w14 w15 w16se">
   <w:docDefaults>
     <w:rPrDefault>
       <w:rPr>
@@ -6544,7 +3991,7 @@
       </w:pPr>
     </w:pPrDefault>
   </w:docDefaults>
-  <w:latentStyles w:defLockedState="0" w:defUIPriority="99" w:defSemiHidden="0" w:defUnhideWhenUsed="0" w:defQFormat="0" w:count="376">
+  <w:latentStyles w:defLockedState="0" w:defUIPriority="99" w:defSemiHidden="0" w:defUnhideWhenUsed="0" w:defQFormat="0" w:count="371">
     <w:lsdException w:name="Normal" w:uiPriority="0" w:qFormat="1"/>
     <w:lsdException w:name="heading 1" w:uiPriority="9" w:qFormat="1"/>
     <w:lsdException w:name="heading 2" w:semiHidden="1" w:uiPriority="9" w:unhideWhenUsed="1" w:qFormat="1"/>
@@ -6916,11 +4363,6 @@
     <w:lsdException w:name="List Table 5 Dark Accent 6" w:uiPriority="50"/>
     <w:lsdException w:name="List Table 6 Colorful Accent 6" w:uiPriority="51"/>
     <w:lsdException w:name="List Table 7 Colorful Accent 6" w:uiPriority="52"/>
-    <w:lsdException w:name="Mention" w:semiHidden="1" w:unhideWhenUsed="1"/>
-    <w:lsdException w:name="Smart Hyperlink" w:semiHidden="1" w:unhideWhenUsed="1"/>
-    <w:lsdException w:name="Hashtag" w:semiHidden="1" w:unhideWhenUsed="1"/>
-    <w:lsdException w:name="Unresolved Mention" w:semiHidden="1" w:unhideWhenUsed="1"/>
-    <w:lsdException w:name="Smart Link" w:semiHidden="1" w:unhideWhenUsed="1"/>
   </w:latentStyles>
   <w:style w:type="paragraph" w:default="1" w:styleId="Normal">
     <w:name w:val="Normal"/>
@@ -6929,6 +4371,7 @@
   <w:style w:type="character" w:default="1" w:styleId="DefaultParagraphFont">
     <w:name w:val="Default Paragraph Font"/>
     <w:uiPriority w:val="1"/>
+    <w:semiHidden/>
     <w:unhideWhenUsed/>
   </w:style>
   <w:style w:type="table" w:default="1" w:styleId="TableNormal">
@@ -7360,7 +4803,7 @@
 </file>
 
 <file path=customXml/itemProps1.xml><?xml version="1.0" encoding="utf-8"?>
-<ds:datastoreItem xmlns:ds="http://schemas.openxmlformats.org/officeDocument/2006/customXml" ds:itemID="{D6322076-F86A-44CD-B37A-8AAF07E8CA25}">
+<ds:datastoreItem xmlns:ds="http://schemas.openxmlformats.org/officeDocument/2006/customXml" ds:itemID="{6C795100-5DE4-431F-AA6D-A0D5D1080DF2}">
   <ds:schemaRefs>
     <ds:schemaRef ds:uri="http://schemas.openxmlformats.org/officeDocument/2006/bibliography"/>
   </ds:schemaRefs>

--- a/docs/Lab01/RequirementsMyDrinkShop_2.0.docx
+++ b/docs/Lab01/RequirementsMyDrinkShop_2.0.docx
@@ -71,6 +71,7 @@
         <w:jc w:val="both"/>
         <w:rPr>
           <w:rFonts w:cstheme="minorHAnsi"/>
+          <w:color w:val="595959" w:themeColor="text1" w:themeTint="A6"/>
         </w:rPr>
       </w:pPr>
       <w:r>
@@ -83,23 +84,17 @@
         <w:rPr>
           <w:rFonts w:cstheme="minorHAnsi"/>
         </w:rPr>
-        <w:t xml:space="preserve">intuitivă </w:t>
+        <w:t>intuitivă pentru utilizator</w:t>
+      </w:r>
+      <w:r>
+        <w:rPr>
+          <w:rFonts w:cstheme="minorHAnsi"/>
+          <w:color w:val="595959" w:themeColor="text1" w:themeTint="A6"/>
+        </w:rPr>
+        <w:t>, care să permită realizarea principalelor acțiuni prin pași clari și logici (ex: adăugare produs, creare comandă).</w:t>
       </w:r>
       <w:bookmarkStart w:id="0" w:name="_GoBack"/>
-      <w:r>
-        <w:rPr>
-          <w:rFonts w:cstheme="minorHAnsi"/>
-          <w:color w:val="7F7F7F" w:themeColor="text1" w:themeTint="80"/>
-        </w:rPr>
-        <w:t>care permite navigarea între modulele aplicației: gestionarea produselor, ingredientelor, rețetelor și comenzilor</w:t>
-      </w:r>
       <w:bookmarkEnd w:id="0"/>
-      <w:r>
-        <w:rPr>
-          <w:rFonts w:cstheme="minorHAnsi"/>
-        </w:rPr>
-        <w:t>.</w:t>
-      </w:r>
     </w:p>
     <w:p>
       <w:pPr>
@@ -392,7 +387,20 @@
         <w:rPr>
           <w:rFonts w:cstheme="minorHAnsi"/>
         </w:rPr>
-        <w:t>Fiecare produs trebuie să aparțină unui tip și unei categorii.</w:t>
+        <w:t>Fiecare produs trebuie să aparț</w:t>
+      </w:r>
+      <w:r>
+        <w:rPr>
+          <w:rFonts w:cstheme="minorHAnsi"/>
+        </w:rPr>
+        <w:t xml:space="preserve">ină unui tip și unei categorii </w:t>
+      </w:r>
+      <w:r>
+        <w:rPr>
+          <w:rFonts w:cstheme="minorHAnsi"/>
+          <w:color w:val="595959" w:themeColor="text1" w:themeTint="A6"/>
+        </w:rPr>
+        <w:t>și să conțină cel puțin următoarele atribute: nume și preț.</w:t>
       </w:r>
     </w:p>
     <w:p>
@@ -418,6 +426,19 @@
         </w:rPr>
         <w:t>Utilizatorul poate adăuga, modifica și șterge tipuri și categorii de băuturi.</w:t>
       </w:r>
+      <w:r>
+        <w:rPr>
+          <w:rFonts w:cstheme="minorHAnsi"/>
+        </w:rPr>
+        <w:t xml:space="preserve"> </w:t>
+      </w:r>
+      <w:r>
+        <w:rPr>
+          <w:rFonts w:cstheme="minorHAnsi"/>
+          <w:color w:val="595959" w:themeColor="text1" w:themeTint="A6"/>
+        </w:rPr>
+        <w:t>La ștergere, sistemul trebuie să verifice dacă acestea sunt utilizate de produse și să trateze corespunzător această situație.</w:t>
+      </w:r>
     </w:p>
     <w:p>
       <w:pPr>
@@ -434,15 +455,14 @@
         <w:jc w:val="both"/>
         <w:rPr>
           <w:rFonts w:cstheme="minorHAnsi"/>
-          <w:color w:val="7F7F7F" w:themeColor="text1" w:themeTint="80"/>
-        </w:rPr>
-      </w:pPr>
-      <w:r>
-        <w:rPr>
-          <w:rFonts w:cstheme="minorHAnsi"/>
-          <w:color w:val="7F7F7F" w:themeColor="text1" w:themeTint="80"/>
-        </w:rPr>
-        <w:t>Aplicația trebuie să permită gestionarea utilizatorilor sistemului:</w:t>
+        </w:rPr>
+      </w:pPr>
+      <w:r>
+        <w:rPr>
+          <w:rFonts w:cstheme="minorHAnsi"/>
+          <w:color w:val="595959" w:themeColor="text1" w:themeTint="A6"/>
+        </w:rPr>
+        <w:t>Aplicația trebuie să permită definirea rețetelor pentru produse:</w:t>
       </w:r>
     </w:p>
     <w:p>
@@ -460,15 +480,22 @@
         <w:jc w:val="both"/>
         <w:rPr>
           <w:rFonts w:cstheme="minorHAnsi"/>
-          <w:color w:val="7F7F7F" w:themeColor="text1" w:themeTint="80"/>
-        </w:rPr>
-      </w:pPr>
-      <w:r>
-        <w:rPr>
-          <w:rFonts w:cstheme="minorHAnsi"/>
-          <w:color w:val="7F7F7F" w:themeColor="text1" w:themeTint="80"/>
-        </w:rPr>
-        <w:t>sistemul trebuie să suporte roluri diferite, precum Administrator și Casier;</w:t>
+          <w:color w:val="595959" w:themeColor="text1" w:themeTint="A6"/>
+        </w:rPr>
+      </w:pPr>
+      <w:r>
+        <w:rPr>
+          <w:rFonts w:cstheme="minorHAnsi"/>
+          <w:color w:val="595959" w:themeColor="text1" w:themeTint="A6"/>
+        </w:rPr>
+        <w:t>sistemul trebuie să suporte roluri diferite, precum administrator și casier</w:t>
+      </w:r>
+      <w:r>
+        <w:rPr>
+          <w:rFonts w:cstheme="minorHAnsi"/>
+          <w:color w:val="595959" w:themeColor="text1" w:themeTint="A6"/>
+        </w:rPr>
+        <w:t>;</w:t>
       </w:r>
     </w:p>
     <w:p>
@@ -486,15 +513,46 @@
         <w:jc w:val="both"/>
         <w:rPr>
           <w:rFonts w:cstheme="minorHAnsi"/>
-          <w:color w:val="7F7F7F" w:themeColor="text1" w:themeTint="80"/>
-        </w:rPr>
-      </w:pPr>
-      <w:r>
-        <w:rPr>
-          <w:rFonts w:cstheme="minorHAnsi"/>
-          <w:color w:val="7F7F7F" w:themeColor="text1" w:themeTint="80"/>
-        </w:rPr>
-        <w:t>administratorul poate gestiona produsele, ingredientele și rețetele;</w:t>
+          <w:color w:val="595959" w:themeColor="text1" w:themeTint="A6"/>
+        </w:rPr>
+      </w:pPr>
+      <w:r>
+        <w:rPr>
+          <w:rFonts w:cstheme="minorHAnsi"/>
+          <w:color w:val="595959" w:themeColor="text1" w:themeTint="A6"/>
+        </w:rPr>
+        <w:t>fiecare rol are drepturi specifice în sistem</w:t>
+      </w:r>
+      <w:r>
+        <w:rPr>
+          <w:rFonts w:cstheme="minorHAnsi"/>
+          <w:color w:val="595959" w:themeColor="text1" w:themeTint="A6"/>
+        </w:rPr>
+        <w:t>.</w:t>
+      </w:r>
+    </w:p>
+    <w:p>
+      <w:pPr>
+        <w:widowControl w:val="0"/>
+        <w:numPr>
+          <w:ilvl w:val="0"/>
+          <w:numId w:val="22"/>
+        </w:numPr>
+        <w:autoSpaceDE w:val="0"/>
+        <w:autoSpaceDN w:val="0"/>
+        <w:adjustRightInd w:val="0"/>
+        <w:spacing w:after="0" w:line="240" w:lineRule="auto"/>
+        <w:ind w:right="75"/>
+        <w:jc w:val="both"/>
+        <w:rPr>
+          <w:rFonts w:cstheme="minorHAnsi"/>
+        </w:rPr>
+      </w:pPr>
+      <w:r>
+        <w:rPr>
+          <w:rFonts w:cstheme="minorHAnsi"/>
+        </w:rPr>
+        <w:t>Aplicația trebuie să permită definirea rețetelor pentru produse:</w:t>
       </w:r>
     </w:p>
     <w:p>
@@ -512,22 +570,37 @@
         <w:jc w:val="both"/>
         <w:rPr>
           <w:rFonts w:cstheme="minorHAnsi"/>
-          <w:color w:val="7F7F7F" w:themeColor="text1" w:themeTint="80"/>
-        </w:rPr>
-      </w:pPr>
-      <w:r>
-        <w:rPr>
-          <w:rFonts w:cstheme="minorHAnsi"/>
-          <w:color w:val="7F7F7F" w:themeColor="text1" w:themeTint="80"/>
-        </w:rPr>
-        <w:t>casierul poate crea și finaliza comenzi</w:t>
-      </w:r>
-      <w:r>
-        <w:rPr>
-          <w:rFonts w:cstheme="minorHAnsi"/>
-          <w:color w:val="7F7F7F" w:themeColor="text1" w:themeTint="80"/>
-        </w:rPr>
-        <w:t>.</w:t>
+        </w:rPr>
+      </w:pPr>
+      <w:r>
+        <w:rPr>
+          <w:rFonts w:cstheme="minorHAnsi"/>
+        </w:rPr>
+        <w:t>fiecare rețetă este compusă din mai multe ingrediente;</w:t>
+      </w:r>
+    </w:p>
+    <w:p>
+      <w:pPr>
+        <w:widowControl w:val="0"/>
+        <w:numPr>
+          <w:ilvl w:val="1"/>
+          <w:numId w:val="22"/>
+        </w:numPr>
+        <w:autoSpaceDE w:val="0"/>
+        <w:autoSpaceDN w:val="0"/>
+        <w:adjustRightInd w:val="0"/>
+        <w:spacing w:after="0" w:line="240" w:lineRule="auto"/>
+        <w:ind w:right="75"/>
+        <w:jc w:val="both"/>
+        <w:rPr>
+          <w:rFonts w:cstheme="minorHAnsi"/>
+        </w:rPr>
+      </w:pPr>
+      <w:r>
+        <w:rPr>
+          <w:rFonts w:cstheme="minorHAnsi"/>
+        </w:rPr>
+        <w:t>pentru fiecare ingredient se specifică o cantitate.</w:t>
       </w:r>
     </w:p>
     <w:p>
@@ -551,7 +624,7 @@
         <w:rPr>
           <w:rFonts w:cstheme="minorHAnsi"/>
         </w:rPr>
-        <w:t>Aplicația trebuie să permită definirea rețetelor pentru produse:</w:t>
+        <w:t>Aplicația trebuie să gestioneze stocurile de ingrediente:</w:t>
       </w:r>
     </w:p>
     <w:p>
@@ -575,7 +648,7 @@
         <w:rPr>
           <w:rFonts w:cstheme="minorHAnsi"/>
         </w:rPr>
-        <w:t>fiecare rețetă este compusă din mai multe ingrediente;</w:t>
+        <w:t>afișarea cantității disponibile;</w:t>
       </w:r>
     </w:p>
     <w:p>
@@ -599,7 +672,65 @@
         <w:rPr>
           <w:rFonts w:cstheme="minorHAnsi"/>
         </w:rPr>
-        <w:t>pentru fiecare ingredient se specifică o cantitate.</w:t>
+        <w:t>actualiza</w:t>
+      </w:r>
+      <w:r>
+        <w:rPr>
+          <w:rFonts w:cstheme="minorHAnsi"/>
+        </w:rPr>
+        <w:t>rea stocului în urma comenzilor;</w:t>
+      </w:r>
+    </w:p>
+    <w:p>
+      <w:pPr>
+        <w:widowControl w:val="0"/>
+        <w:numPr>
+          <w:ilvl w:val="1"/>
+          <w:numId w:val="22"/>
+        </w:numPr>
+        <w:autoSpaceDE w:val="0"/>
+        <w:autoSpaceDN w:val="0"/>
+        <w:adjustRightInd w:val="0"/>
+        <w:spacing w:after="0" w:line="240" w:lineRule="auto"/>
+        <w:ind w:right="75"/>
+        <w:jc w:val="both"/>
+        <w:rPr>
+          <w:rFonts w:cstheme="minorHAnsi"/>
+          <w:color w:val="595959" w:themeColor="text1" w:themeTint="A6"/>
+        </w:rPr>
+      </w:pPr>
+      <w:r>
+        <w:rPr>
+          <w:rFonts w:cstheme="minorHAnsi"/>
+          <w:color w:val="595959" w:themeColor="text1" w:themeTint="A6"/>
+        </w:rPr>
+        <w:t>verificarea disponibilității ingredientelor înainte de plasarea unei comenzi;</w:t>
+      </w:r>
+    </w:p>
+    <w:p>
+      <w:pPr>
+        <w:widowControl w:val="0"/>
+        <w:numPr>
+          <w:ilvl w:val="1"/>
+          <w:numId w:val="22"/>
+        </w:numPr>
+        <w:autoSpaceDE w:val="0"/>
+        <w:autoSpaceDN w:val="0"/>
+        <w:adjustRightInd w:val="0"/>
+        <w:spacing w:after="0" w:line="240" w:lineRule="auto"/>
+        <w:ind w:right="75"/>
+        <w:jc w:val="both"/>
+        <w:rPr>
+          <w:rFonts w:cstheme="minorHAnsi"/>
+          <w:color w:val="595959" w:themeColor="text1" w:themeTint="A6"/>
+        </w:rPr>
+      </w:pPr>
+      <w:r>
+        <w:rPr>
+          <w:rFonts w:cstheme="minorHAnsi"/>
+          <w:color w:val="595959" w:themeColor="text1" w:themeTint="A6"/>
+        </w:rPr>
+        <w:t>în cazul în care ingredientele nu sunt suficiente, comanda nu poate fi finalizată, iar utilizatorul primește un mesaj de eroare.</w:t>
       </w:r>
     </w:p>
     <w:p>
@@ -617,15 +748,13 @@
         <w:jc w:val="both"/>
         <w:rPr>
           <w:rFonts w:cstheme="minorHAnsi"/>
-          <w:color w:val="7F7F7F" w:themeColor="text1" w:themeTint="80"/>
-        </w:rPr>
-      </w:pPr>
-      <w:r>
-        <w:rPr>
-          <w:rFonts w:cstheme="minorHAnsi"/>
-          <w:color w:val="7F7F7F" w:themeColor="text1" w:themeTint="80"/>
-        </w:rPr>
-        <w:t>Aplicația trebuie să gestioneze stocurile de ingrediente:</w:t>
+        </w:rPr>
+      </w:pPr>
+      <w:r>
+        <w:rPr>
+          <w:rFonts w:cstheme="minorHAnsi"/>
+        </w:rPr>
+        <w:t>Aplicația trebuie să permită crearea comenzilor:</w:t>
       </w:r>
     </w:p>
     <w:p>
@@ -643,36 +772,13 @@
         <w:jc w:val="both"/>
         <w:rPr>
           <w:rFonts w:cstheme="minorHAnsi"/>
-          <w:color w:val="7F7F7F" w:themeColor="text1" w:themeTint="80"/>
-        </w:rPr>
-      </w:pPr>
-      <w:r>
-        <w:rPr>
-          <w:rFonts w:cstheme="minorHAnsi"/>
-          <w:color w:val="7F7F7F" w:themeColor="text1" w:themeTint="80"/>
-        </w:rPr>
-        <w:t>afișarea cantității disponibile</w:t>
-      </w:r>
-      <w:r>
-        <w:rPr>
-          <w:rFonts w:cstheme="minorHAnsi"/>
-          <w:color w:val="7F7F7F" w:themeColor="text1" w:themeTint="80"/>
-        </w:rPr>
-        <w:t xml:space="preserve"> pentru fiecare ingredient</w:t>
-      </w:r>
-      <w:r>
-        <w:rPr>
-          <w:rFonts w:cstheme="minorHAnsi"/>
-          <w:color w:val="7F7F7F" w:themeColor="text1" w:themeTint="80"/>
-        </w:rPr>
-        <w:t xml:space="preserve"> din stoc</w:t>
-      </w:r>
-      <w:r>
-        <w:rPr>
-          <w:rFonts w:cstheme="minorHAnsi"/>
-          <w:color w:val="7F7F7F" w:themeColor="text1" w:themeTint="80"/>
-        </w:rPr>
-        <w:t>;</w:t>
+        </w:rPr>
+      </w:pPr>
+      <w:r>
+        <w:rPr>
+          <w:rFonts w:cstheme="minorHAnsi"/>
+        </w:rPr>
+        <w:t>o comandă conține unul sau mai multe produse;</w:t>
       </w:r>
     </w:p>
     <w:p>
@@ -690,22 +796,37 @@
         <w:jc w:val="both"/>
         <w:rPr>
           <w:rFonts w:cstheme="minorHAnsi"/>
-          <w:color w:val="7F7F7F" w:themeColor="text1" w:themeTint="80"/>
-        </w:rPr>
-      </w:pPr>
-      <w:r>
-        <w:rPr>
-          <w:rFonts w:cstheme="minorHAnsi"/>
-          <w:color w:val="7F7F7F" w:themeColor="text1" w:themeTint="80"/>
-        </w:rPr>
-        <w:t>actualiza</w:t>
-      </w:r>
-      <w:r>
-        <w:rPr>
-          <w:rFonts w:cstheme="minorHAnsi"/>
-          <w:color w:val="7F7F7F" w:themeColor="text1" w:themeTint="80"/>
-        </w:rPr>
-        <w:t>rea stocului după finalizarea unei comenzi;</w:t>
+        </w:rPr>
+      </w:pPr>
+      <w:r>
+        <w:rPr>
+          <w:rFonts w:cstheme="minorHAnsi"/>
+        </w:rPr>
+        <w:t>fiecare produs are asociată o cantitate.</w:t>
+      </w:r>
+    </w:p>
+    <w:p>
+      <w:pPr>
+        <w:widowControl w:val="0"/>
+        <w:numPr>
+          <w:ilvl w:val="0"/>
+          <w:numId w:val="22"/>
+        </w:numPr>
+        <w:autoSpaceDE w:val="0"/>
+        <w:autoSpaceDN w:val="0"/>
+        <w:adjustRightInd w:val="0"/>
+        <w:spacing w:after="0" w:line="240" w:lineRule="auto"/>
+        <w:ind w:right="75"/>
+        <w:jc w:val="both"/>
+        <w:rPr>
+          <w:rFonts w:cstheme="minorHAnsi"/>
+        </w:rPr>
+      </w:pPr>
+      <w:r>
+        <w:rPr>
+          <w:rFonts w:cstheme="minorHAnsi"/>
+        </w:rPr>
+        <w:t>Aplicația trebuie să calculeze automat conținutul unei comenzi pe baza rețetelor produselor.</w:t>
       </w:r>
     </w:p>
     <w:p>
@@ -723,37 +844,13 @@
         <w:jc w:val="both"/>
         <w:rPr>
           <w:rFonts w:cstheme="minorHAnsi"/>
-          <w:color w:val="7F7F7F" w:themeColor="text1" w:themeTint="80"/>
-        </w:rPr>
-      </w:pPr>
-      <w:r>
-        <w:rPr>
-          <w:rFonts w:cstheme="minorHAnsi"/>
-          <w:color w:val="7F7F7F" w:themeColor="text1" w:themeTint="80"/>
-        </w:rPr>
-        <w:t>verificarea disponibilității ingredientelor înainte de plasarea unei comenzi.</w:t>
-      </w:r>
-    </w:p>
-    <w:p>
-      <w:pPr>
-        <w:widowControl w:val="0"/>
-        <w:autoSpaceDE w:val="0"/>
-        <w:autoSpaceDN w:val="0"/>
-        <w:adjustRightInd w:val="0"/>
-        <w:spacing w:after="0" w:line="240" w:lineRule="auto"/>
-        <w:ind w:left="1080" w:right="75"/>
-        <w:jc w:val="both"/>
-        <w:rPr>
-          <w:rFonts w:cstheme="minorHAnsi"/>
-          <w:color w:val="7F7F7F" w:themeColor="text1" w:themeTint="80"/>
-        </w:rPr>
-      </w:pPr>
-      <w:r>
-        <w:rPr>
-          <w:rFonts w:cstheme="minorHAnsi"/>
-          <w:color w:val="7F7F7F" w:themeColor="text1" w:themeTint="80"/>
-        </w:rPr>
-        <w:t>Dacă ingredientele nu sunt suficiente, sistemul trebuie să afișeze un mesaj de eroare și să nu permită finalizarea comenzii.</w:t>
+        </w:rPr>
+      </w:pPr>
+      <w:r>
+        <w:rPr>
+          <w:rFonts w:cstheme="minorHAnsi"/>
+        </w:rPr>
+        <w:t>la finalizarea comenzii se generează bonul de casă care se salvează în format .csv.</w:t>
       </w:r>
     </w:p>
     <w:p>
@@ -777,126 +874,6 @@
         <w:rPr>
           <w:rFonts w:cstheme="minorHAnsi"/>
         </w:rPr>
-        <w:t>Aplicația trebuie să permită crearea comenzilor:</w:t>
-      </w:r>
-    </w:p>
-    <w:p>
-      <w:pPr>
-        <w:widowControl w:val="0"/>
-        <w:numPr>
-          <w:ilvl w:val="1"/>
-          <w:numId w:val="22"/>
-        </w:numPr>
-        <w:autoSpaceDE w:val="0"/>
-        <w:autoSpaceDN w:val="0"/>
-        <w:adjustRightInd w:val="0"/>
-        <w:spacing w:after="0" w:line="240" w:lineRule="auto"/>
-        <w:ind w:right="75"/>
-        <w:jc w:val="both"/>
-        <w:rPr>
-          <w:rFonts w:cstheme="minorHAnsi"/>
-        </w:rPr>
-      </w:pPr>
-      <w:r>
-        <w:rPr>
-          <w:rFonts w:cstheme="minorHAnsi"/>
-        </w:rPr>
-        <w:t>o comandă conține unul sau mai multe produse;</w:t>
-      </w:r>
-    </w:p>
-    <w:p>
-      <w:pPr>
-        <w:widowControl w:val="0"/>
-        <w:numPr>
-          <w:ilvl w:val="1"/>
-          <w:numId w:val="22"/>
-        </w:numPr>
-        <w:autoSpaceDE w:val="0"/>
-        <w:autoSpaceDN w:val="0"/>
-        <w:adjustRightInd w:val="0"/>
-        <w:spacing w:after="0" w:line="240" w:lineRule="auto"/>
-        <w:ind w:right="75"/>
-        <w:jc w:val="both"/>
-        <w:rPr>
-          <w:rFonts w:cstheme="minorHAnsi"/>
-        </w:rPr>
-      </w:pPr>
-      <w:r>
-        <w:rPr>
-          <w:rFonts w:cstheme="minorHAnsi"/>
-        </w:rPr>
-        <w:t>fiecare produs are asociată o cantitate.</w:t>
-      </w:r>
-    </w:p>
-    <w:p>
-      <w:pPr>
-        <w:widowControl w:val="0"/>
-        <w:numPr>
-          <w:ilvl w:val="0"/>
-          <w:numId w:val="22"/>
-        </w:numPr>
-        <w:autoSpaceDE w:val="0"/>
-        <w:autoSpaceDN w:val="0"/>
-        <w:adjustRightInd w:val="0"/>
-        <w:spacing w:after="0" w:line="240" w:lineRule="auto"/>
-        <w:ind w:right="75"/>
-        <w:jc w:val="both"/>
-        <w:rPr>
-          <w:rFonts w:cstheme="minorHAnsi"/>
-        </w:rPr>
-      </w:pPr>
-      <w:r>
-        <w:rPr>
-          <w:rFonts w:cstheme="minorHAnsi"/>
-        </w:rPr>
-        <w:t>Aplicația trebuie să calculeze automat conținutul unei comenzi pe baza rețetelor produselor.</w:t>
-      </w:r>
-    </w:p>
-    <w:p>
-      <w:pPr>
-        <w:widowControl w:val="0"/>
-        <w:numPr>
-          <w:ilvl w:val="1"/>
-          <w:numId w:val="22"/>
-        </w:numPr>
-        <w:autoSpaceDE w:val="0"/>
-        <w:autoSpaceDN w:val="0"/>
-        <w:adjustRightInd w:val="0"/>
-        <w:spacing w:after="0" w:line="240" w:lineRule="auto"/>
-        <w:ind w:right="75"/>
-        <w:jc w:val="both"/>
-        <w:rPr>
-          <w:rFonts w:cstheme="minorHAnsi"/>
-        </w:rPr>
-      </w:pPr>
-      <w:r>
-        <w:rPr>
-          <w:rFonts w:cstheme="minorHAnsi"/>
-        </w:rPr>
-        <w:t>la finalizarea comenzii se generează bonul de casă care se salvează în format .csv.</w:t>
-      </w:r>
-    </w:p>
-    <w:p>
-      <w:pPr>
-        <w:widowControl w:val="0"/>
-        <w:numPr>
-          <w:ilvl w:val="0"/>
-          <w:numId w:val="22"/>
-        </w:numPr>
-        <w:autoSpaceDE w:val="0"/>
-        <w:autoSpaceDN w:val="0"/>
-        <w:adjustRightInd w:val="0"/>
-        <w:spacing w:after="0" w:line="240" w:lineRule="auto"/>
-        <w:ind w:right="75"/>
-        <w:jc w:val="both"/>
-        <w:rPr>
-          <w:rFonts w:cstheme="minorHAnsi"/>
-        </w:rPr>
-      </w:pPr>
-      <w:r>
-        <w:rPr>
-          <w:rFonts w:cstheme="minorHAnsi"/>
-        </w:rPr>
         <w:t xml:space="preserve">La finalul fiecărei zile se salvează informațiile despre comenzile înregsitrate și se calculează totaul zilei. </w:t>
       </w:r>
       <w:r>
@@ -904,32 +881,6 @@
           <w:rFonts w:cstheme="minorHAnsi"/>
         </w:rPr>
         <w:t>Datele pot fi exportate în format CSV.</w:t>
-      </w:r>
-    </w:p>
-    <w:p>
-      <w:pPr>
-        <w:widowControl w:val="0"/>
-        <w:numPr>
-          <w:ilvl w:val="0"/>
-          <w:numId w:val="22"/>
-        </w:numPr>
-        <w:autoSpaceDE w:val="0"/>
-        <w:autoSpaceDN w:val="0"/>
-        <w:adjustRightInd w:val="0"/>
-        <w:spacing w:after="0" w:line="240" w:lineRule="auto"/>
-        <w:ind w:right="75"/>
-        <w:jc w:val="both"/>
-        <w:rPr>
-          <w:rFonts w:cstheme="minorHAnsi"/>
-          <w:color w:val="7F7F7F" w:themeColor="text1" w:themeTint="80"/>
-        </w:rPr>
-      </w:pPr>
-      <w:r>
-        <w:rPr>
-          <w:rFonts w:cstheme="minorHAnsi"/>
-          <w:color w:val="7F7F7F" w:themeColor="text1" w:themeTint="80"/>
-        </w:rPr>
-        <w:t>La prima rulare, aplicația trebuie să creeze automat fișierele necesare pentru stocarea datelor dacă acestea nu există.</w:t>
       </w:r>
     </w:p>
     <w:p>
@@ -1038,7 +989,7 @@
           <w:rFonts w:cstheme="minorHAnsi"/>
           <w:b/>
           <w:bCs/>
-          <w:color w:val="7F7F7F" w:themeColor="text1" w:themeTint="80"/>
+          <w:color w:val="595959" w:themeColor="text1" w:themeTint="A6"/>
         </w:rPr>
         <w:t>(versiunea 11 sau mai recentă)</w:t>
       </w:r>
@@ -1083,8 +1034,9 @@
       <w:r>
         <w:rPr>
           <w:rFonts w:cstheme="minorHAnsi"/>
-        </w:rPr>
-        <w:t>.</w:t>
+          <w:color w:val="595959" w:themeColor="text1" w:themeTint="A6"/>
+        </w:rPr>
+        <w:t>, asigurând utilizatorului posibilitatea de a realiza principalele acțiuni prin pași clari și logici (ex: adăugare produs, creare comandă)</w:t>
       </w:r>
     </w:p>
     <w:p>
@@ -1121,8 +1073,22 @@
       <w:r>
         <w:rPr>
           <w:rFonts w:cstheme="minorHAnsi"/>
-        </w:rPr>
-        <w:t>.</w:t>
+          <w:color w:val="595959" w:themeColor="text1" w:themeTint="A6"/>
+        </w:rPr>
+        <w:t>, iar</w:t>
+      </w:r>
+      <w:r>
+        <w:rPr>
+          <w:rFonts w:cstheme="minorHAnsi"/>
+        </w:rPr>
+        <w:t xml:space="preserve"> </w:t>
+      </w:r>
+      <w:r>
+        <w:rPr>
+          <w:rFonts w:cstheme="minorHAnsi"/>
+          <w:color w:val="595959" w:themeColor="text1" w:themeTint="A6"/>
+        </w:rPr>
+        <w:t>lla prima rulare aplicația trebuie să creeze automat fișierele necesare pentru stocarea datelor, dacă acestea nu există.</w:t>
       </w:r>
     </w:p>
     <w:p>
@@ -1208,6 +1174,7 @@
         <w:rPr>
           <w:rFonts w:cstheme="minorHAnsi"/>
         </w:rPr>
+        <w:lastRenderedPageBreak/>
         <w:t>Codul trebuie să respecte principiile OOP (încapsulare, separarea responsabilităților).</w:t>
       </w:r>
     </w:p>
@@ -4803,7 +4770,7 @@
 </file>
 
 <file path=customXml/itemProps1.xml><?xml version="1.0" encoding="utf-8"?>
-<ds:datastoreItem xmlns:ds="http://schemas.openxmlformats.org/officeDocument/2006/customXml" ds:itemID="{6C795100-5DE4-431F-AA6D-A0D5D1080DF2}">
+<ds:datastoreItem xmlns:ds="http://schemas.openxmlformats.org/officeDocument/2006/customXml" ds:itemID="{84A401E9-5E48-409F-97F2-7EFDE59CF897}">
   <ds:schemaRefs>
     <ds:schemaRef ds:uri="http://schemas.openxmlformats.org/officeDocument/2006/bibliography"/>
   </ds:schemaRefs>

--- a/docs/Lab01/RequirementsMyDrinkShop_2.0.docx
+++ b/docs/Lab01/RequirementsMyDrinkShop_2.0.docx
@@ -93,8 +93,6 @@
         </w:rPr>
         <w:t>, care să permită realizarea principalelor acțiuni prin pași clari și logici (ex: adăugare produs, creare comandă).</w:t>
       </w:r>
-      <w:bookmarkStart w:id="0" w:name="_GoBack"/>
-      <w:bookmarkEnd w:id="0"/>
     </w:p>
     <w:p>
       <w:pPr>
@@ -462,7 +460,16 @@
           <w:rFonts w:cstheme="minorHAnsi"/>
           <w:color w:val="595959" w:themeColor="text1" w:themeTint="A6"/>
         </w:rPr>
-        <w:t>Aplicația trebuie să permită definirea rețetelor pentru produse:</w:t>
+        <w:t>Aplicația trebuie să permită gestionarea utilizatorilor sistemului</w:t>
+      </w:r>
+      <w:bookmarkStart w:id="0" w:name="_GoBack"/>
+      <w:bookmarkEnd w:id="0"/>
+      <w:r>
+        <w:rPr>
+          <w:rFonts w:cstheme="minorHAnsi"/>
+          <w:color w:val="595959" w:themeColor="text1" w:themeTint="A6"/>
+        </w:rPr>
+        <w:t>:</w:t>
       </w:r>
     </w:p>
     <w:p>
@@ -4770,7 +4777,7 @@
 </file>
 
 <file path=customXml/itemProps1.xml><?xml version="1.0" encoding="utf-8"?>
-<ds:datastoreItem xmlns:ds="http://schemas.openxmlformats.org/officeDocument/2006/customXml" ds:itemID="{84A401E9-5E48-409F-97F2-7EFDE59CF897}">
+<ds:datastoreItem xmlns:ds="http://schemas.openxmlformats.org/officeDocument/2006/customXml" ds:itemID="{6205F0A1-AF56-4AB8-8810-7A3E7DB01645}">
   <ds:schemaRefs>
     <ds:schemaRef ds:uri="http://schemas.openxmlformats.org/officeDocument/2006/bibliography"/>
   </ds:schemaRefs>

--- a/docs/Lab01/RequirementsMyDrinkShop_2.0.docx
+++ b/docs/Lab01/RequirementsMyDrinkShop_2.0.docx
@@ -1,6 +1,6 @@
 
 <file path=word/document.xml><?xml version="1.0" encoding="utf-8"?>
-<w:document xmlns:wpc="http://schemas.microsoft.com/office/word/2010/wordprocessingCanvas" xmlns:cx="http://schemas.microsoft.com/office/drawing/2014/chartex" xmlns:mc="http://schemas.openxmlformats.org/markup-compatibility/2006" xmlns:o="urn:schemas-microsoft-com:office:office" xmlns:r="http://schemas.openxmlformats.org/officeDocument/2006/relationships" xmlns:m="http://schemas.openxmlformats.org/officeDocument/2006/math" xmlns:v="urn:schemas-microsoft-com:vml" xmlns:wp14="http://schemas.microsoft.com/office/word/2010/wordprocessingDrawing" xmlns:wp="http://schemas.openxmlformats.org/drawingml/2006/wordprocessingDrawing" xmlns:w10="urn:schemas-microsoft-com:office:word" xmlns:w="http://schemas.openxmlformats.org/wordprocessingml/2006/main" xmlns:w14="http://schemas.microsoft.com/office/word/2010/wordml" xmlns:w15="http://schemas.microsoft.com/office/word/2012/wordml" xmlns:w16se="http://schemas.microsoft.com/office/word/2015/wordml/symex" xmlns:wpg="http://schemas.microsoft.com/office/word/2010/wordprocessingGroup" xmlns:wpi="http://schemas.microsoft.com/office/word/2010/wordprocessingInk" xmlns:wne="http://schemas.microsoft.com/office/word/2006/wordml" xmlns:wps="http://schemas.microsoft.com/office/word/2010/wordprocessingShape" mc:Ignorable="w14 w15 w16se wp14">
+<w:document xmlns:wpc="http://schemas.microsoft.com/office/word/2010/wordprocessingCanvas" xmlns:cx="http://schemas.microsoft.com/office/drawing/2014/chartex" xmlns:cx1="http://schemas.microsoft.com/office/drawing/2015/9/8/chartex" xmlns:cx2="http://schemas.microsoft.com/office/drawing/2015/10/21/chartex" xmlns:cx3="http://schemas.microsoft.com/office/drawing/2016/5/9/chartex" xmlns:cx4="http://schemas.microsoft.com/office/drawing/2016/5/10/chartex" xmlns:cx5="http://schemas.microsoft.com/office/drawing/2016/5/11/chartex" xmlns:cx6="http://schemas.microsoft.com/office/drawing/2016/5/12/chartex" xmlns:cx7="http://schemas.microsoft.com/office/drawing/2016/5/13/chartex" xmlns:cx8="http://schemas.microsoft.com/office/drawing/2016/5/14/chartex" xmlns:mc="http://schemas.openxmlformats.org/markup-compatibility/2006" xmlns:aink="http://schemas.microsoft.com/office/drawing/2016/ink" xmlns:am3d="http://schemas.microsoft.com/office/drawing/2017/model3d" xmlns:o="urn:schemas-microsoft-com:office:office" xmlns:oel="http://schemas.microsoft.com/office/2019/extlst" xmlns:r="http://schemas.openxmlformats.org/officeDocument/2006/relationships" xmlns:m="http://schemas.openxmlformats.org/officeDocument/2006/math" xmlns:v="urn:schemas-microsoft-com:vml" xmlns:wp14="http://schemas.microsoft.com/office/word/2010/wordprocessingDrawing" xmlns:wp="http://schemas.openxmlformats.org/drawingml/2006/wordprocessingDrawing" xmlns:w10="urn:schemas-microsoft-com:office:word" xmlns:w="http://schemas.openxmlformats.org/wordprocessingml/2006/main" xmlns:w14="http://schemas.microsoft.com/office/word/2010/wordml" xmlns:w15="http://schemas.microsoft.com/office/word/2012/wordml" xmlns:w16cex="http://schemas.microsoft.com/office/word/2018/wordml/cex" xmlns:w16cid="http://schemas.microsoft.com/office/word/2016/wordml/cid" xmlns:w16="http://schemas.microsoft.com/office/word/2018/wordml" xmlns:w16du="http://schemas.microsoft.com/office/word/2023/wordml/word16du" xmlns:w16sdtdh="http://schemas.microsoft.com/office/word/2020/wordml/sdtdatahash" xmlns:w16sdtfl="http://schemas.microsoft.com/office/word/2024/wordml/sdtformatlock" xmlns:w16se="http://schemas.microsoft.com/office/word/2015/wordml/symex" xmlns:wpg="http://schemas.microsoft.com/office/word/2010/wordprocessingGroup" xmlns:wpi="http://schemas.microsoft.com/office/word/2010/wordprocessingInk" xmlns:wne="http://schemas.microsoft.com/office/word/2006/wordml" xmlns:wps="http://schemas.microsoft.com/office/word/2010/wordprocessingShape" mc:Ignorable="w14 w15 w16se w16cid w16 w16cex w16sdtdh w16sdtfl w16du wp14">
   <w:body>
     <w:p>
       <w:pPr>
@@ -460,16 +460,7 @@
           <w:rFonts w:cstheme="minorHAnsi"/>
           <w:color w:val="595959" w:themeColor="text1" w:themeTint="A6"/>
         </w:rPr>
-        <w:t>Aplicația trebuie să permită gestionarea utilizatorilor sistemului</w:t>
-      </w:r>
-      <w:bookmarkStart w:id="0" w:name="_GoBack"/>
-      <w:bookmarkEnd w:id="0"/>
-      <w:r>
-        <w:rPr>
-          <w:rFonts w:cstheme="minorHAnsi"/>
-          <w:color w:val="595959" w:themeColor="text1" w:themeTint="A6"/>
-        </w:rPr>
-        <w:t>:</w:t>
+        <w:t>Aplicația trebuie să permită definirea rețetelor pentru produse:</w:t>
       </w:r>
     </w:p>
     <w:p>
@@ -903,14 +894,6 @@
           <w:rFonts w:cstheme="minorHAnsi"/>
         </w:rPr>
       </w:pPr>
-      <w:r>
-        <w:rPr>
-          <w:rFonts w:cstheme="minorHAnsi"/>
-        </w:rPr>
-        <w:pict w14:anchorId="43BAC44F">
-          <v:rect id="_x0000_i1025" style="width:0;height:1.5pt" o:hralign="center" o:hrstd="t" o:hr="t" fillcolor="#a0a0a0" stroked="f"/>
-        </w:pict>
-      </w:r>
     </w:p>
     <w:p>
       <w:pPr>
@@ -927,12 +910,141 @@
           <w:bCs/>
         </w:rPr>
       </w:pPr>
-      <w:r>
+    </w:p>
+    <w:p>
+      <w:pPr>
+        <w:widowControl w:val="0"/>
+        <w:autoSpaceDE w:val="0"/>
+        <w:autoSpaceDN w:val="0"/>
+        <w:adjustRightInd w:val="0"/>
+        <w:spacing w:after="0" w:line="240" w:lineRule="auto"/>
+        <w:ind w:right="75" w:firstLine="284"/>
+        <w:jc w:val="both"/>
         <w:rPr>
           <w:rFonts w:cstheme="minorHAnsi"/>
           <w:b/>
           <w:bCs/>
         </w:rPr>
+      </w:pPr>
+    </w:p>
+    <w:p>
+      <w:pPr>
+        <w:widowControl w:val="0"/>
+        <w:autoSpaceDE w:val="0"/>
+        <w:autoSpaceDN w:val="0"/>
+        <w:adjustRightInd w:val="0"/>
+        <w:spacing w:after="0" w:line="240" w:lineRule="auto"/>
+        <w:ind w:right="75" w:firstLine="284"/>
+        <w:jc w:val="both"/>
+        <w:rPr>
+          <w:rFonts w:cstheme="minorHAnsi"/>
+          <w:b/>
+          <w:bCs/>
+        </w:rPr>
+      </w:pPr>
+    </w:p>
+    <w:p>
+      <w:pPr>
+        <w:widowControl w:val="0"/>
+        <w:autoSpaceDE w:val="0"/>
+        <w:autoSpaceDN w:val="0"/>
+        <w:adjustRightInd w:val="0"/>
+        <w:spacing w:after="0" w:line="240" w:lineRule="auto"/>
+        <w:ind w:right="75" w:firstLine="284"/>
+        <w:jc w:val="both"/>
+        <w:rPr>
+          <w:rFonts w:cstheme="minorHAnsi"/>
+          <w:b/>
+          <w:bCs/>
+        </w:rPr>
+      </w:pPr>
+    </w:p>
+    <w:p>
+      <w:pPr>
+        <w:widowControl w:val="0"/>
+        <w:autoSpaceDE w:val="0"/>
+        <w:autoSpaceDN w:val="0"/>
+        <w:adjustRightInd w:val="0"/>
+        <w:spacing w:after="0" w:line="240" w:lineRule="auto"/>
+        <w:ind w:right="75" w:firstLine="284"/>
+        <w:jc w:val="both"/>
+        <w:rPr>
+          <w:rFonts w:cstheme="minorHAnsi"/>
+          <w:b/>
+          <w:bCs/>
+        </w:rPr>
+      </w:pPr>
+    </w:p>
+    <w:p>
+      <w:pPr>
+        <w:widowControl w:val="0"/>
+        <w:autoSpaceDE w:val="0"/>
+        <w:autoSpaceDN w:val="0"/>
+        <w:adjustRightInd w:val="0"/>
+        <w:spacing w:after="0" w:line="240" w:lineRule="auto"/>
+        <w:ind w:right="75" w:firstLine="284"/>
+        <w:jc w:val="both"/>
+        <w:rPr>
+          <w:rFonts w:cstheme="minorHAnsi"/>
+          <w:b/>
+          <w:bCs/>
+        </w:rPr>
+      </w:pPr>
+    </w:p>
+    <w:p>
+      <w:pPr>
+        <w:widowControl w:val="0"/>
+        <w:autoSpaceDE w:val="0"/>
+        <w:autoSpaceDN w:val="0"/>
+        <w:adjustRightInd w:val="0"/>
+        <w:spacing w:after="0" w:line="240" w:lineRule="auto"/>
+        <w:ind w:right="75" w:firstLine="284"/>
+        <w:jc w:val="both"/>
+        <w:rPr>
+          <w:rFonts w:cstheme="minorHAnsi"/>
+          <w:b/>
+          <w:bCs/>
+        </w:rPr>
+      </w:pPr>
+    </w:p>
+    <w:p>
+      <w:pPr>
+        <w:widowControl w:val="0"/>
+        <w:autoSpaceDE w:val="0"/>
+        <w:autoSpaceDN w:val="0"/>
+        <w:adjustRightInd w:val="0"/>
+        <w:spacing w:after="0" w:line="240" w:lineRule="auto"/>
+        <w:ind w:right="75" w:firstLine="284"/>
+        <w:jc w:val="both"/>
+        <w:rPr>
+          <w:rFonts w:cstheme="minorHAnsi"/>
+          <w:b/>
+          <w:bCs/>
+        </w:rPr>
+      </w:pPr>
+    </w:p>
+    <w:p>
+      <w:pPr>
+        <w:widowControl w:val="0"/>
+        <w:autoSpaceDE w:val="0"/>
+        <w:autoSpaceDN w:val="0"/>
+        <w:adjustRightInd w:val="0"/>
+        <w:spacing w:after="0" w:line="240" w:lineRule="auto"/>
+        <w:ind w:right="75" w:firstLine="284"/>
+        <w:jc w:val="both"/>
+        <w:rPr>
+          <w:rFonts w:cstheme="minorHAnsi"/>
+          <w:b/>
+          <w:bCs/>
+        </w:rPr>
+      </w:pPr>
+      <w:r>
+        <w:rPr>
+          <w:rFonts w:cstheme="minorHAnsi"/>
+          <w:b/>
+          <w:bCs/>
+        </w:rPr>
+        <w:lastRenderedPageBreak/>
         <w:t>Cerințe n</w:t>
       </w:r>
       <w:r>
@@ -1181,7 +1293,6 @@
         <w:rPr>
           <w:rFonts w:cstheme="minorHAnsi"/>
         </w:rPr>
-        <w:lastRenderedPageBreak/>
         <w:t>Codul trebuie să respecte principiile OOP (încapsulare, separarea responsabilităților).</w:t>
       </w:r>
     </w:p>
@@ -1198,7 +1309,7 @@
 </file>
 
 <file path=word/endnotes.xml><?xml version="1.0" encoding="utf-8"?>
-<w:endnotes xmlns:wpc="http://schemas.microsoft.com/office/word/2010/wordprocessingCanvas" xmlns:cx="http://schemas.microsoft.com/office/drawing/2014/chartex" xmlns:mc="http://schemas.openxmlformats.org/markup-compatibility/2006" xmlns:o="urn:schemas-microsoft-com:office:office" xmlns:r="http://schemas.openxmlformats.org/officeDocument/2006/relationships" xmlns:m="http://schemas.openxmlformats.org/officeDocument/2006/math" xmlns:v="urn:schemas-microsoft-com:vml" xmlns:wp14="http://schemas.microsoft.com/office/word/2010/wordprocessingDrawing" xmlns:wp="http://schemas.openxmlformats.org/drawingml/2006/wordprocessingDrawing" xmlns:w10="urn:schemas-microsoft-com:office:word" xmlns:w="http://schemas.openxmlformats.org/wordprocessingml/2006/main" xmlns:w14="http://schemas.microsoft.com/office/word/2010/wordml" xmlns:w15="http://schemas.microsoft.com/office/word/2012/wordml" xmlns:w16se="http://schemas.microsoft.com/office/word/2015/wordml/symex" xmlns:wpg="http://schemas.microsoft.com/office/word/2010/wordprocessingGroup" xmlns:wpi="http://schemas.microsoft.com/office/word/2010/wordprocessingInk" xmlns:wne="http://schemas.microsoft.com/office/word/2006/wordml" xmlns:wps="http://schemas.microsoft.com/office/word/2010/wordprocessingShape" mc:Ignorable="w14 w15 w16se wp14">
+<w:endnotes xmlns:wpc="http://schemas.microsoft.com/office/word/2010/wordprocessingCanvas" xmlns:cx="http://schemas.microsoft.com/office/drawing/2014/chartex" xmlns:cx1="http://schemas.microsoft.com/office/drawing/2015/9/8/chartex" xmlns:cx2="http://schemas.microsoft.com/office/drawing/2015/10/21/chartex" xmlns:cx3="http://schemas.microsoft.com/office/drawing/2016/5/9/chartex" xmlns:cx4="http://schemas.microsoft.com/office/drawing/2016/5/10/chartex" xmlns:cx5="http://schemas.microsoft.com/office/drawing/2016/5/11/chartex" xmlns:cx6="http://schemas.microsoft.com/office/drawing/2016/5/12/chartex" xmlns:cx7="http://schemas.microsoft.com/office/drawing/2016/5/13/chartex" xmlns:cx8="http://schemas.microsoft.com/office/drawing/2016/5/14/chartex" xmlns:mc="http://schemas.openxmlformats.org/markup-compatibility/2006" xmlns:aink="http://schemas.microsoft.com/office/drawing/2016/ink" xmlns:am3d="http://schemas.microsoft.com/office/drawing/2017/model3d" xmlns:o="urn:schemas-microsoft-com:office:office" xmlns:oel="http://schemas.microsoft.com/office/2019/extlst" xmlns:r="http://schemas.openxmlformats.org/officeDocument/2006/relationships" xmlns:m="http://schemas.openxmlformats.org/officeDocument/2006/math" xmlns:v="urn:schemas-microsoft-com:vml" xmlns:wp14="http://schemas.microsoft.com/office/word/2010/wordprocessingDrawing" xmlns:wp="http://schemas.openxmlformats.org/drawingml/2006/wordprocessingDrawing" xmlns:w10="urn:schemas-microsoft-com:office:word" xmlns:w="http://schemas.openxmlformats.org/wordprocessingml/2006/main" xmlns:w14="http://schemas.microsoft.com/office/word/2010/wordml" xmlns:w15="http://schemas.microsoft.com/office/word/2012/wordml" xmlns:w16cex="http://schemas.microsoft.com/office/word/2018/wordml/cex" xmlns:w16cid="http://schemas.microsoft.com/office/word/2016/wordml/cid" xmlns:w16="http://schemas.microsoft.com/office/word/2018/wordml" xmlns:w16du="http://schemas.microsoft.com/office/word/2023/wordml/word16du" xmlns:w16sdtdh="http://schemas.microsoft.com/office/word/2020/wordml/sdtdatahash" xmlns:w16sdtfl="http://schemas.microsoft.com/office/word/2024/wordml/sdtformatlock" xmlns:w16se="http://schemas.microsoft.com/office/word/2015/wordml/symex" xmlns:wpg="http://schemas.microsoft.com/office/word/2010/wordprocessingGroup" xmlns:wpi="http://schemas.microsoft.com/office/word/2010/wordprocessingInk" xmlns:wne="http://schemas.microsoft.com/office/word/2006/wordml" xmlns:wps="http://schemas.microsoft.com/office/word/2010/wordprocessingShape" mc:Ignorable="w14 w15 w16se w16cid w16 w16cex w16sdtdh w16sdtfl w16du wp14">
   <w:endnote w:type="separator" w:id="-1">
     <w:p>
       <w:pPr>
@@ -1223,7 +1334,7 @@
 </file>
 
 <file path=word/footer1.xml><?xml version="1.0" encoding="utf-8"?>
-<w:ftr xmlns:wpc="http://schemas.microsoft.com/office/word/2010/wordprocessingCanvas" xmlns:cx="http://schemas.microsoft.com/office/drawing/2014/chartex" xmlns:mc="http://schemas.openxmlformats.org/markup-compatibility/2006" xmlns:o="urn:schemas-microsoft-com:office:office" xmlns:r="http://schemas.openxmlformats.org/officeDocument/2006/relationships" xmlns:m="http://schemas.openxmlformats.org/officeDocument/2006/math" xmlns:v="urn:schemas-microsoft-com:vml" xmlns:wp14="http://schemas.microsoft.com/office/word/2010/wordprocessingDrawing" xmlns:wp="http://schemas.openxmlformats.org/drawingml/2006/wordprocessingDrawing" xmlns:w10="urn:schemas-microsoft-com:office:word" xmlns:w="http://schemas.openxmlformats.org/wordprocessingml/2006/main" xmlns:w14="http://schemas.microsoft.com/office/word/2010/wordml" xmlns:w15="http://schemas.microsoft.com/office/word/2012/wordml" xmlns:w16se="http://schemas.microsoft.com/office/word/2015/wordml/symex" xmlns:wpg="http://schemas.microsoft.com/office/word/2010/wordprocessingGroup" xmlns:wpi="http://schemas.microsoft.com/office/word/2010/wordprocessingInk" xmlns:wne="http://schemas.microsoft.com/office/word/2006/wordml" xmlns:wps="http://schemas.microsoft.com/office/word/2010/wordprocessingShape" mc:Ignorable="w14 w15 w16se wp14">
+<w:ftr xmlns:wpc="http://schemas.microsoft.com/office/word/2010/wordprocessingCanvas" xmlns:cx="http://schemas.microsoft.com/office/drawing/2014/chartex" xmlns:cx1="http://schemas.microsoft.com/office/drawing/2015/9/8/chartex" xmlns:cx2="http://schemas.microsoft.com/office/drawing/2015/10/21/chartex" xmlns:cx3="http://schemas.microsoft.com/office/drawing/2016/5/9/chartex" xmlns:cx4="http://schemas.microsoft.com/office/drawing/2016/5/10/chartex" xmlns:cx5="http://schemas.microsoft.com/office/drawing/2016/5/11/chartex" xmlns:cx6="http://schemas.microsoft.com/office/drawing/2016/5/12/chartex" xmlns:cx7="http://schemas.microsoft.com/office/drawing/2016/5/13/chartex" xmlns:cx8="http://schemas.microsoft.com/office/drawing/2016/5/14/chartex" xmlns:mc="http://schemas.openxmlformats.org/markup-compatibility/2006" xmlns:aink="http://schemas.microsoft.com/office/drawing/2016/ink" xmlns:am3d="http://schemas.microsoft.com/office/drawing/2017/model3d" xmlns:o="urn:schemas-microsoft-com:office:office" xmlns:oel="http://schemas.microsoft.com/office/2019/extlst" xmlns:r="http://schemas.openxmlformats.org/officeDocument/2006/relationships" xmlns:m="http://schemas.openxmlformats.org/officeDocument/2006/math" xmlns:v="urn:schemas-microsoft-com:vml" xmlns:wp14="http://schemas.microsoft.com/office/word/2010/wordprocessingDrawing" xmlns:wp="http://schemas.openxmlformats.org/drawingml/2006/wordprocessingDrawing" xmlns:w10="urn:schemas-microsoft-com:office:word" xmlns:w="http://schemas.openxmlformats.org/wordprocessingml/2006/main" xmlns:w14="http://schemas.microsoft.com/office/word/2010/wordml" xmlns:w15="http://schemas.microsoft.com/office/word/2012/wordml" xmlns:w16cex="http://schemas.microsoft.com/office/word/2018/wordml/cex" xmlns:w16cid="http://schemas.microsoft.com/office/word/2016/wordml/cid" xmlns:w16="http://schemas.microsoft.com/office/word/2018/wordml" xmlns:w16du="http://schemas.microsoft.com/office/word/2023/wordml/word16du" xmlns:w16sdtdh="http://schemas.microsoft.com/office/word/2020/wordml/sdtdatahash" xmlns:w16sdtfl="http://schemas.microsoft.com/office/word/2024/wordml/sdtformatlock" xmlns:w16se="http://schemas.microsoft.com/office/word/2015/wordml/symex" xmlns:wpg="http://schemas.microsoft.com/office/word/2010/wordprocessingGroup" xmlns:wpi="http://schemas.microsoft.com/office/word/2010/wordprocessingInk" xmlns:wne="http://schemas.microsoft.com/office/word/2006/wordml" xmlns:wps="http://schemas.microsoft.com/office/word/2010/wordprocessingShape" mc:Ignorable="w14 w15 w16se w16cid w16 w16cex w16sdtdh w16sdtfl w16du wp14">
   <w:p>
     <w:pPr>
       <w:pStyle w:val="Footer"/>
@@ -1242,7 +1353,7 @@
 </file>
 
 <file path=word/footnotes.xml><?xml version="1.0" encoding="utf-8"?>
-<w:footnotes xmlns:wpc="http://schemas.microsoft.com/office/word/2010/wordprocessingCanvas" xmlns:cx="http://schemas.microsoft.com/office/drawing/2014/chartex" xmlns:mc="http://schemas.openxmlformats.org/markup-compatibility/2006" xmlns:o="urn:schemas-microsoft-com:office:office" xmlns:r="http://schemas.openxmlformats.org/officeDocument/2006/relationships" xmlns:m="http://schemas.openxmlformats.org/officeDocument/2006/math" xmlns:v="urn:schemas-microsoft-com:vml" xmlns:wp14="http://schemas.microsoft.com/office/word/2010/wordprocessingDrawing" xmlns:wp="http://schemas.openxmlformats.org/drawingml/2006/wordprocessingDrawing" xmlns:w10="urn:schemas-microsoft-com:office:word" xmlns:w="http://schemas.openxmlformats.org/wordprocessingml/2006/main" xmlns:w14="http://schemas.microsoft.com/office/word/2010/wordml" xmlns:w15="http://schemas.microsoft.com/office/word/2012/wordml" xmlns:w16se="http://schemas.microsoft.com/office/word/2015/wordml/symex" xmlns:wpg="http://schemas.microsoft.com/office/word/2010/wordprocessingGroup" xmlns:wpi="http://schemas.microsoft.com/office/word/2010/wordprocessingInk" xmlns:wne="http://schemas.microsoft.com/office/word/2006/wordml" xmlns:wps="http://schemas.microsoft.com/office/word/2010/wordprocessingShape" mc:Ignorable="w14 w15 w16se wp14">
+<w:footnotes xmlns:wpc="http://schemas.microsoft.com/office/word/2010/wordprocessingCanvas" xmlns:cx="http://schemas.microsoft.com/office/drawing/2014/chartex" xmlns:cx1="http://schemas.microsoft.com/office/drawing/2015/9/8/chartex" xmlns:cx2="http://schemas.microsoft.com/office/drawing/2015/10/21/chartex" xmlns:cx3="http://schemas.microsoft.com/office/drawing/2016/5/9/chartex" xmlns:cx4="http://schemas.microsoft.com/office/drawing/2016/5/10/chartex" xmlns:cx5="http://schemas.microsoft.com/office/drawing/2016/5/11/chartex" xmlns:cx6="http://schemas.microsoft.com/office/drawing/2016/5/12/chartex" xmlns:cx7="http://schemas.microsoft.com/office/drawing/2016/5/13/chartex" xmlns:cx8="http://schemas.microsoft.com/office/drawing/2016/5/14/chartex" xmlns:mc="http://schemas.openxmlformats.org/markup-compatibility/2006" xmlns:aink="http://schemas.microsoft.com/office/drawing/2016/ink" xmlns:am3d="http://schemas.microsoft.com/office/drawing/2017/model3d" xmlns:o="urn:schemas-microsoft-com:office:office" xmlns:oel="http://schemas.microsoft.com/office/2019/extlst" xmlns:r="http://schemas.openxmlformats.org/officeDocument/2006/relationships" xmlns:m="http://schemas.openxmlformats.org/officeDocument/2006/math" xmlns:v="urn:schemas-microsoft-com:vml" xmlns:wp14="http://schemas.microsoft.com/office/word/2010/wordprocessingDrawing" xmlns:wp="http://schemas.openxmlformats.org/drawingml/2006/wordprocessingDrawing" xmlns:w10="urn:schemas-microsoft-com:office:word" xmlns:w="http://schemas.openxmlformats.org/wordprocessingml/2006/main" xmlns:w14="http://schemas.microsoft.com/office/word/2010/wordml" xmlns:w15="http://schemas.microsoft.com/office/word/2012/wordml" xmlns:w16cex="http://schemas.microsoft.com/office/word/2018/wordml/cex" xmlns:w16cid="http://schemas.microsoft.com/office/word/2016/wordml/cid" xmlns:w16="http://schemas.microsoft.com/office/word/2018/wordml" xmlns:w16du="http://schemas.microsoft.com/office/word/2023/wordml/word16du" xmlns:w16sdtdh="http://schemas.microsoft.com/office/word/2020/wordml/sdtdatahash" xmlns:w16sdtfl="http://schemas.microsoft.com/office/word/2024/wordml/sdtformatlock" xmlns:w16se="http://schemas.microsoft.com/office/word/2015/wordml/symex" xmlns:wpg="http://schemas.microsoft.com/office/word/2010/wordprocessingGroup" xmlns:wpi="http://schemas.microsoft.com/office/word/2010/wordprocessingInk" xmlns:wne="http://schemas.microsoft.com/office/word/2006/wordml" xmlns:wps="http://schemas.microsoft.com/office/word/2010/wordprocessingShape" mc:Ignorable="w14 w15 w16se w16cid w16 w16cex w16sdtdh w16sdtfl w16du wp14">
   <w:footnote w:type="separator" w:id="-1">
     <w:p>
       <w:pPr>
@@ -1267,7 +1378,7 @@
 </file>
 
 <file path=word/header1.xml><?xml version="1.0" encoding="utf-8"?>
-<w:hdr xmlns:wpc="http://schemas.microsoft.com/office/word/2010/wordprocessingCanvas" xmlns:cx="http://schemas.microsoft.com/office/drawing/2014/chartex" xmlns:mc="http://schemas.openxmlformats.org/markup-compatibility/2006" xmlns:o="urn:schemas-microsoft-com:office:office" xmlns:r="http://schemas.openxmlformats.org/officeDocument/2006/relationships" xmlns:m="http://schemas.openxmlformats.org/officeDocument/2006/math" xmlns:v="urn:schemas-microsoft-com:vml" xmlns:wp14="http://schemas.microsoft.com/office/word/2010/wordprocessingDrawing" xmlns:wp="http://schemas.openxmlformats.org/drawingml/2006/wordprocessingDrawing" xmlns:w10="urn:schemas-microsoft-com:office:word" xmlns:w="http://schemas.openxmlformats.org/wordprocessingml/2006/main" xmlns:w14="http://schemas.microsoft.com/office/word/2010/wordml" xmlns:w15="http://schemas.microsoft.com/office/word/2012/wordml" xmlns:w16se="http://schemas.microsoft.com/office/word/2015/wordml/symex" xmlns:wpg="http://schemas.microsoft.com/office/word/2010/wordprocessingGroup" xmlns:wpi="http://schemas.microsoft.com/office/word/2010/wordprocessingInk" xmlns:wne="http://schemas.microsoft.com/office/word/2006/wordml" xmlns:wps="http://schemas.microsoft.com/office/word/2010/wordprocessingShape" mc:Ignorable="w14 w15 w16se wp14">
+<w:hdr xmlns:wpc="http://schemas.microsoft.com/office/word/2010/wordprocessingCanvas" xmlns:cx="http://schemas.microsoft.com/office/drawing/2014/chartex" xmlns:cx1="http://schemas.microsoft.com/office/drawing/2015/9/8/chartex" xmlns:cx2="http://schemas.microsoft.com/office/drawing/2015/10/21/chartex" xmlns:cx3="http://schemas.microsoft.com/office/drawing/2016/5/9/chartex" xmlns:cx4="http://schemas.microsoft.com/office/drawing/2016/5/10/chartex" xmlns:cx5="http://schemas.microsoft.com/office/drawing/2016/5/11/chartex" xmlns:cx6="http://schemas.microsoft.com/office/drawing/2016/5/12/chartex" xmlns:cx7="http://schemas.microsoft.com/office/drawing/2016/5/13/chartex" xmlns:cx8="http://schemas.microsoft.com/office/drawing/2016/5/14/chartex" xmlns:mc="http://schemas.openxmlformats.org/markup-compatibility/2006" xmlns:aink="http://schemas.microsoft.com/office/drawing/2016/ink" xmlns:am3d="http://schemas.microsoft.com/office/drawing/2017/model3d" xmlns:o="urn:schemas-microsoft-com:office:office" xmlns:oel="http://schemas.microsoft.com/office/2019/extlst" xmlns:r="http://schemas.openxmlformats.org/officeDocument/2006/relationships" xmlns:m="http://schemas.openxmlformats.org/officeDocument/2006/math" xmlns:v="urn:schemas-microsoft-com:vml" xmlns:wp14="http://schemas.microsoft.com/office/word/2010/wordprocessingDrawing" xmlns:wp="http://schemas.openxmlformats.org/drawingml/2006/wordprocessingDrawing" xmlns:w10="urn:schemas-microsoft-com:office:word" xmlns:w="http://schemas.openxmlformats.org/wordprocessingml/2006/main" xmlns:w14="http://schemas.microsoft.com/office/word/2010/wordml" xmlns:w15="http://schemas.microsoft.com/office/word/2012/wordml" xmlns:w16cex="http://schemas.microsoft.com/office/word/2018/wordml/cex" xmlns:w16cid="http://schemas.microsoft.com/office/word/2016/wordml/cid" xmlns:w16="http://schemas.microsoft.com/office/word/2018/wordml" xmlns:w16du="http://schemas.microsoft.com/office/word/2023/wordml/word16du" xmlns:w16sdtdh="http://schemas.microsoft.com/office/word/2020/wordml/sdtdatahash" xmlns:w16sdtfl="http://schemas.microsoft.com/office/word/2024/wordml/sdtformatlock" xmlns:w16se="http://schemas.microsoft.com/office/word/2015/wordml/symex" xmlns:wpg="http://schemas.microsoft.com/office/word/2010/wordprocessingGroup" xmlns:wpi="http://schemas.microsoft.com/office/word/2010/wordprocessingInk" xmlns:wne="http://schemas.microsoft.com/office/word/2006/wordml" xmlns:wps="http://schemas.microsoft.com/office/word/2010/wordprocessingShape" mc:Ignorable="w14 w15 w16se w16cid w16 w16cex w16sdtdh w16sdtfl w16du wp14">
   <w:p>
     <w:pPr>
       <w:pStyle w:val="Header"/>
@@ -1464,7 +1575,7 @@
 </file>
 
 <file path=word/numbering.xml><?xml version="1.0" encoding="utf-8"?>
-<w:numbering xmlns:wpc="http://schemas.microsoft.com/office/word/2010/wordprocessingCanvas" xmlns:cx="http://schemas.microsoft.com/office/drawing/2014/chartex" xmlns:mc="http://schemas.openxmlformats.org/markup-compatibility/2006" xmlns:o="urn:schemas-microsoft-com:office:office" xmlns:r="http://schemas.openxmlformats.org/officeDocument/2006/relationships" xmlns:m="http://schemas.openxmlformats.org/officeDocument/2006/math" xmlns:v="urn:schemas-microsoft-com:vml" xmlns:wp14="http://schemas.microsoft.com/office/word/2010/wordprocessingDrawing" xmlns:wp="http://schemas.openxmlformats.org/drawingml/2006/wordprocessingDrawing" xmlns:w10="urn:schemas-microsoft-com:office:word" xmlns:w="http://schemas.openxmlformats.org/wordprocessingml/2006/main" xmlns:w14="http://schemas.microsoft.com/office/word/2010/wordml" xmlns:w15="http://schemas.microsoft.com/office/word/2012/wordml" xmlns:w16se="http://schemas.microsoft.com/office/word/2015/wordml/symex" xmlns:wpg="http://schemas.microsoft.com/office/word/2010/wordprocessingGroup" xmlns:wpi="http://schemas.microsoft.com/office/word/2010/wordprocessingInk" xmlns:wne="http://schemas.microsoft.com/office/word/2006/wordml" xmlns:wps="http://schemas.microsoft.com/office/word/2010/wordprocessingShape" mc:Ignorable="w14 w15 w16se wp14">
+<w:numbering xmlns:wpc="http://schemas.microsoft.com/office/word/2010/wordprocessingCanvas" xmlns:cx="http://schemas.microsoft.com/office/drawing/2014/chartex" xmlns:cx1="http://schemas.microsoft.com/office/drawing/2015/9/8/chartex" xmlns:cx2="http://schemas.microsoft.com/office/drawing/2015/10/21/chartex" xmlns:cx3="http://schemas.microsoft.com/office/drawing/2016/5/9/chartex" xmlns:cx4="http://schemas.microsoft.com/office/drawing/2016/5/10/chartex" xmlns:cx5="http://schemas.microsoft.com/office/drawing/2016/5/11/chartex" xmlns:cx6="http://schemas.microsoft.com/office/drawing/2016/5/12/chartex" xmlns:cx7="http://schemas.microsoft.com/office/drawing/2016/5/13/chartex" xmlns:cx8="http://schemas.microsoft.com/office/drawing/2016/5/14/chartex" xmlns:mc="http://schemas.openxmlformats.org/markup-compatibility/2006" xmlns:aink="http://schemas.microsoft.com/office/drawing/2016/ink" xmlns:am3d="http://schemas.microsoft.com/office/drawing/2017/model3d" xmlns:o="urn:schemas-microsoft-com:office:office" xmlns:oel="http://schemas.microsoft.com/office/2019/extlst" xmlns:r="http://schemas.openxmlformats.org/officeDocument/2006/relationships" xmlns:m="http://schemas.openxmlformats.org/officeDocument/2006/math" xmlns:v="urn:schemas-microsoft-com:vml" xmlns:wp14="http://schemas.microsoft.com/office/word/2010/wordprocessingDrawing" xmlns:wp="http://schemas.openxmlformats.org/drawingml/2006/wordprocessingDrawing" xmlns:w10="urn:schemas-microsoft-com:office:word" xmlns:w="http://schemas.openxmlformats.org/wordprocessingml/2006/main" xmlns:w14="http://schemas.microsoft.com/office/word/2010/wordml" xmlns:w15="http://schemas.microsoft.com/office/word/2012/wordml" xmlns:w16cex="http://schemas.microsoft.com/office/word/2018/wordml/cex" xmlns:w16cid="http://schemas.microsoft.com/office/word/2016/wordml/cid" xmlns:w16="http://schemas.microsoft.com/office/word/2018/wordml" xmlns:w16du="http://schemas.microsoft.com/office/word/2023/wordml/word16du" xmlns:w16sdtdh="http://schemas.microsoft.com/office/word/2020/wordml/sdtdatahash" xmlns:w16sdtfl="http://schemas.microsoft.com/office/word/2024/wordml/sdtformatlock" xmlns:w16se="http://schemas.microsoft.com/office/word/2015/wordml/symex" xmlns:wpg="http://schemas.microsoft.com/office/word/2010/wordprocessingGroup" xmlns:wpi="http://schemas.microsoft.com/office/word/2010/wordprocessingInk" xmlns:wne="http://schemas.microsoft.com/office/word/2006/wordml" xmlns:wps="http://schemas.microsoft.com/office/word/2010/wordprocessingShape" mc:Ignorable="w14 w15 w16se w16cid w16 w16cex w16sdtdh w16sdtfl w16du wp14">
   <w:abstractNum w:abstractNumId="0" w15:restartNumberingAfterBreak="0">
     <w:nsid w:val="07480593"/>
     <w:multiLevelType w:val="hybridMultilevel"/>
@@ -3876,80 +3987,80 @@
       </w:pPr>
     </w:lvl>
   </w:abstractNum>
-  <w:num w:numId="1">
+  <w:num w:numId="1" w16cid:durableId="715542190">
     <w:abstractNumId w:val="19"/>
   </w:num>
-  <w:num w:numId="2">
+  <w:num w:numId="2" w16cid:durableId="42214924">
     <w:abstractNumId w:val="11"/>
   </w:num>
-  <w:num w:numId="3">
+  <w:num w:numId="3" w16cid:durableId="238053399">
     <w:abstractNumId w:val="0"/>
   </w:num>
-  <w:num w:numId="4">
+  <w:num w:numId="4" w16cid:durableId="1040009920">
     <w:abstractNumId w:val="5"/>
   </w:num>
-  <w:num w:numId="5">
+  <w:num w:numId="5" w16cid:durableId="1607734607">
     <w:abstractNumId w:val="2"/>
   </w:num>
-  <w:num w:numId="6">
+  <w:num w:numId="6" w16cid:durableId="21786656">
     <w:abstractNumId w:val="1"/>
   </w:num>
-  <w:num w:numId="7">
+  <w:num w:numId="7" w16cid:durableId="843979158">
     <w:abstractNumId w:val="3"/>
   </w:num>
-  <w:num w:numId="8">
+  <w:num w:numId="8" w16cid:durableId="1846477960">
     <w:abstractNumId w:val="10"/>
   </w:num>
-  <w:num w:numId="9">
+  <w:num w:numId="9" w16cid:durableId="845898940">
     <w:abstractNumId w:val="4"/>
   </w:num>
-  <w:num w:numId="10">
+  <w:num w:numId="10" w16cid:durableId="1636908549">
     <w:abstractNumId w:val="6"/>
   </w:num>
-  <w:num w:numId="11">
+  <w:num w:numId="11" w16cid:durableId="1837571749">
     <w:abstractNumId w:val="17"/>
   </w:num>
-  <w:num w:numId="12">
+  <w:num w:numId="12" w16cid:durableId="192767239">
     <w:abstractNumId w:val="8"/>
   </w:num>
-  <w:num w:numId="13">
+  <w:num w:numId="13" w16cid:durableId="972322641">
     <w:abstractNumId w:val="20"/>
   </w:num>
-  <w:num w:numId="14">
+  <w:num w:numId="14" w16cid:durableId="10879144">
     <w:abstractNumId w:val="14"/>
   </w:num>
-  <w:num w:numId="15">
+  <w:num w:numId="15" w16cid:durableId="1334263816">
     <w:abstractNumId w:val="12"/>
   </w:num>
-  <w:num w:numId="16">
+  <w:num w:numId="16" w16cid:durableId="1749380995">
     <w:abstractNumId w:val="22"/>
   </w:num>
-  <w:num w:numId="17">
+  <w:num w:numId="17" w16cid:durableId="1078554772">
     <w:abstractNumId w:val="9"/>
   </w:num>
-  <w:num w:numId="18">
+  <w:num w:numId="18" w16cid:durableId="657882748">
     <w:abstractNumId w:val="16"/>
   </w:num>
-  <w:num w:numId="19">
+  <w:num w:numId="19" w16cid:durableId="385690857">
     <w:abstractNumId w:val="15"/>
   </w:num>
-  <w:num w:numId="20">
+  <w:num w:numId="20" w16cid:durableId="177280840">
     <w:abstractNumId w:val="21"/>
   </w:num>
-  <w:num w:numId="21">
+  <w:num w:numId="21" w16cid:durableId="1028529231">
     <w:abstractNumId w:val="18"/>
   </w:num>
-  <w:num w:numId="22">
+  <w:num w:numId="22" w16cid:durableId="1915627798">
     <w:abstractNumId w:val="7"/>
   </w:num>
-  <w:num w:numId="23">
+  <w:num w:numId="23" w16cid:durableId="1992098590">
     <w:abstractNumId w:val="13"/>
   </w:num>
 </w:numbering>
 </file>
 
 <file path=word/styles.xml><?xml version="1.0" encoding="utf-8"?>
-<w:styles xmlns:mc="http://schemas.openxmlformats.org/markup-compatibility/2006" xmlns:r="http://schemas.openxmlformats.org/officeDocument/2006/relationships" xmlns:w="http://schemas.openxmlformats.org/wordprocessingml/2006/main" xmlns:w14="http://schemas.microsoft.com/office/word/2010/wordml" xmlns:w15="http://schemas.microsoft.com/office/word/2012/wordml" xmlns:w16se="http://schemas.microsoft.com/office/word/2015/wordml/symex" mc:Ignorable="w14 w15 w16se">
+<w:styles xmlns:mc="http://schemas.openxmlformats.org/markup-compatibility/2006" xmlns:r="http://schemas.openxmlformats.org/officeDocument/2006/relationships" xmlns:w="http://schemas.openxmlformats.org/wordprocessingml/2006/main" xmlns:w14="http://schemas.microsoft.com/office/word/2010/wordml" xmlns:w15="http://schemas.microsoft.com/office/word/2012/wordml" xmlns:w16cex="http://schemas.microsoft.com/office/word/2018/wordml/cex" xmlns:w16cid="http://schemas.microsoft.com/office/word/2016/wordml/cid" xmlns:w16="http://schemas.microsoft.com/office/word/2018/wordml" xmlns:w16du="http://schemas.microsoft.com/office/word/2023/wordml/word16du" xmlns:w16sdtdh="http://schemas.microsoft.com/office/word/2020/wordml/sdtdatahash" xmlns:w16sdtfl="http://schemas.microsoft.com/office/word/2024/wordml/sdtformatlock" xmlns:w16se="http://schemas.microsoft.com/office/word/2015/wordml/symex" mc:Ignorable="w14 w15 w16se w16cid w16 w16cex w16sdtdh w16sdtfl w16du">
   <w:docDefaults>
     <w:rPrDefault>
       <w:rPr>
@@ -3965,7 +4076,7 @@
       </w:pPr>
     </w:pPrDefault>
   </w:docDefaults>
-  <w:latentStyles w:defLockedState="0" w:defUIPriority="99" w:defSemiHidden="0" w:defUnhideWhenUsed="0" w:defQFormat="0" w:count="371">
+  <w:latentStyles w:defLockedState="0" w:defUIPriority="99" w:defSemiHidden="0" w:defUnhideWhenUsed="0" w:defQFormat="0" w:count="376">
     <w:lsdException w:name="Normal" w:uiPriority="0" w:qFormat="1"/>
     <w:lsdException w:name="heading 1" w:uiPriority="9" w:qFormat="1"/>
     <w:lsdException w:name="heading 2" w:semiHidden="1" w:uiPriority="9" w:unhideWhenUsed="1" w:qFormat="1"/>
@@ -4337,6 +4448,11 @@
     <w:lsdException w:name="List Table 5 Dark Accent 6" w:uiPriority="50"/>
     <w:lsdException w:name="List Table 6 Colorful Accent 6" w:uiPriority="51"/>
     <w:lsdException w:name="List Table 7 Colorful Accent 6" w:uiPriority="52"/>
+    <w:lsdException w:name="Mention" w:semiHidden="1" w:unhideWhenUsed="1"/>
+    <w:lsdException w:name="Smart Hyperlink" w:semiHidden="1" w:unhideWhenUsed="1"/>
+    <w:lsdException w:name="Hashtag" w:semiHidden="1" w:unhideWhenUsed="1"/>
+    <w:lsdException w:name="Unresolved Mention" w:semiHidden="1" w:unhideWhenUsed="1"/>
+    <w:lsdException w:name="Smart Link" w:semiHidden="1" w:unhideWhenUsed="1"/>
   </w:latentStyles>
   <w:style w:type="paragraph" w:default="1" w:styleId="Normal">
     <w:name w:val="Normal"/>
@@ -4777,7 +4893,7 @@
 </file>
 
 <file path=customXml/itemProps1.xml><?xml version="1.0" encoding="utf-8"?>
-<ds:datastoreItem xmlns:ds="http://schemas.openxmlformats.org/officeDocument/2006/customXml" ds:itemID="{6205F0A1-AF56-4AB8-8810-7A3E7DB01645}">
+<ds:datastoreItem xmlns:ds="http://schemas.openxmlformats.org/officeDocument/2006/customXml" ds:itemID="{84A401E9-5E48-409F-97F2-7EFDE59CF897}">
   <ds:schemaRefs>
     <ds:schemaRef ds:uri="http://schemas.openxmlformats.org/officeDocument/2006/bibliography"/>
   </ds:schemaRefs>
